--- a/docs/BrewBoss_Task_Assignment.docx
+++ b/docs/BrewBoss_Task_Assignment.docx
@@ -47,7 +47,7 @@
           <w:sz w:val="22"/>
           <w:szCs w:val="22"/>
         </w:rPr>
-        <w:t xml:space="preserve">Document version 1.0 — 23/09/2026</w:t>
+        <w:t xml:space="preserve">Document version 1.1 — 23/09/2026</w:t>
       </w:r>
     </w:p>
     <w:p>
@@ -63,7 +63,7 @@
           <w:sz w:val="22"/>
           <w:szCs w:val="22"/>
         </w:rPr>
-        <w:t xml:space="preserve">Source: BrewBoss Product Brief v0.1 (§13, §14) and BrewBoss Use Case Specifications v1.0</w:t>
+        <w:t xml:space="preserve">Source: BrewBoss Product Brief v0.1 (§13, §14) and BrewBoss Use Case Specifications v1.1</w:t>
       </w:r>
     </w:p>
     <w:p>
@@ -380,7 +380,7 @@
                 <w:sz w:val="20"/>
                 <w:szCs w:val="20"/>
               </w:rPr>
-              <w:t xml:space="preserve">UC01–UC06, UC29</w:t>
+              <w:t xml:space="preserve">UC01–UC06, UC29, UC44, UC45</w:t>
             </w:r>
           </w:p>
         </w:tc>
@@ -726,7 +726,7 @@
                 <w:sz w:val="20"/>
                 <w:szCs w:val="20"/>
               </w:rPr>
-              <w:t xml:space="preserve">UC19–UC28</w:t>
+              <w:t xml:space="preserve">UC19–UC28, UC46</w:t>
             </w:r>
           </w:p>
         </w:tc>
@@ -782,7 +782,7 @@
                 <w:sz w:val="20"/>
                 <w:szCs w:val="20"/>
               </w:rPr>
-              <w:t xml:space="preserve">Order domain (price, status machine, shortId), payment transaction, VietQR</w:t>
+              <w:t xml:space="preserve">Order domain (price, status machine, shortId), payment transaction (cashAmount, qrAmount, paidBy), VietQR, split payment</w:t>
             </w:r>
           </w:p>
         </w:tc>
@@ -1189,7 +1189,7 @@
           <w:sz w:val="22"/>
           <w:szCs w:val="22"/>
         </w:rPr>
-        <w:t xml:space="preserve">Change from brief §13: Table management (UC18, S12) moves from M3 to M4. M3 carries the heaviest logic (orders, payment transaction, discounts, most dialogs), while M4 already owns the table QR code. Revert if the team disagrees.</w:t>
+        <w:t xml:space="preserve">Change from brief §13: Table management (UC18, S12) moves from M3 to M4. M3 carries the heaviest logic (orders, payment transaction, vouchers, most dialogs), while M4 already owns the table QR code. Revert if the team disagrees.</w:t>
       </w:r>
     </w:p>
     <w:p>
@@ -2825,7 +2825,7 @@
                 <w:sz w:val="20"/>
                 <w:szCs w:val="20"/>
               </w:rPr>
-              <w:t xml:space="preserve">Shop settings screen (shop info, bank account for VietQR, lateOrderMinutes, loyalty rates)</w:t>
+              <w:t xml:space="preserve">Shop settings section of S22, Manager only (shop info, bank account for VietQR, lateOrderMinutes, loyalty rates)</w:t>
             </w:r>
           </w:p>
         </w:tc>
@@ -2853,7 +2853,7 @@
                 <w:sz w:val="20"/>
                 <w:szCs w:val="20"/>
               </w:rPr>
-              <w:t xml:space="preserve">UC29</w:t>
+              <w:t xml:space="preserve">UC29, FR-POS-13</w:t>
             </w:r>
           </w:p>
         </w:tc>
@@ -3171,7 +3171,7 @@
                 <w:sz w:val="20"/>
                 <w:szCs w:val="20"/>
               </w:rPr>
-              <w:t xml:space="preserve">My shift: check in / check out</w:t>
+              <w:t xml:space="preserve">My shift: check in (opening cash for cashier/manager) / check out</w:t>
             </w:r>
           </w:p>
         </w:tc>
@@ -3517,7 +3517,7 @@
                 <w:sz w:val="20"/>
                 <w:szCs w:val="20"/>
               </w:rPr>
-              <w:t xml:space="preserve">Unit tests BR-STAFF-01, BR-STAFF-02; widget tests Login, Staff form</w:t>
+              <w:t xml:space="preserve">Unit tests BR-STAFF-01..05 (expected cash, difference); widget tests Login, Staff form</w:t>
             </w:r>
           </w:p>
         </w:tc>
@@ -3803,6 +3803,352 @@
                 <w:szCs w:val="20"/>
               </w:rPr>
               <w:t xml:space="preserve">W7</w:t>
+            </w:r>
+          </w:p>
+        </w:tc>
+      </w:tr>
+      <w:tr>
+        <w:trPr>
+          <w:cantSplit/>
+        </w:trPr>
+        <w:tc>
+          <w:tcPr>
+            <w:tcW w:type="dxa" w:w="850"/>
+            <w:tcMar>
+              <w:top w:type="dxa" w:w="40"/>
+              <w:left w:type="dxa" w:w="90"/>
+              <w:bottom w:type="dxa" w:w="40"/>
+              <w:right w:type="dxa" w:w="90"/>
+            </w:tcMar>
+            <w:vAlign w:val="center"/>
+          </w:tcPr>
+          <w:p>
+            <w:pPr>
+              <w:spacing w:after="20" w:before="20"/>
+              <w:jc w:val="left"/>
+            </w:pPr>
+            <w:r>
+              <w:rPr>
+                <w:rFonts w:ascii="Times New Roman" w:cs="Times New Roman" w:eastAsia="Times New Roman" w:hAnsi="Times New Roman"/>
+                <w:b w:val="false"/>
+                <w:bCs w:val="false"/>
+                <w:sz w:val="20"/>
+                <w:szCs w:val="20"/>
+              </w:rPr>
+              <w:t xml:space="preserve">M1-14</w:t>
+            </w:r>
+          </w:p>
+        </w:tc>
+        <w:tc>
+          <w:tcPr>
+            <w:tcW w:type="dxa" w:w="3476"/>
+            <w:tcMar>
+              <w:top w:type="dxa" w:w="40"/>
+              <w:left w:type="dxa" w:w="90"/>
+              <w:bottom w:type="dxa" w:w="40"/>
+              <w:right w:type="dxa" w:w="90"/>
+            </w:tcMar>
+            <w:vAlign w:val="center"/>
+          </w:tcPr>
+          <w:p>
+            <w:pPr>
+              <w:spacing w:after="20" w:before="20"/>
+              <w:jc w:val="left"/>
+            </w:pPr>
+            <w:r>
+              <w:rPr>
+                <w:rFonts w:ascii="Times New Roman" w:cs="Times New Roman" w:eastAsia="Times New Roman" w:hAnsi="Times New Roman"/>
+                <w:b w:val="false"/>
+                <w:bCs w:val="false"/>
+                <w:sz w:val="20"/>
+                <w:szCs w:val="20"/>
+              </w:rPr>
+              <w:t xml:space="preserve">Cash handover at check-out: expected cash from paid orders, counted cash, difference + required note</w:t>
+            </w:r>
+          </w:p>
+        </w:tc>
+        <w:tc>
+          <w:tcPr>
+            <w:tcW w:type="dxa" w:w="1400"/>
+            <w:tcMar>
+              <w:top w:type="dxa" w:w="40"/>
+              <w:left w:type="dxa" w:w="90"/>
+              <w:bottom w:type="dxa" w:w="40"/>
+              <w:right w:type="dxa" w:w="90"/>
+            </w:tcMar>
+            <w:vAlign w:val="center"/>
+          </w:tcPr>
+          <w:p>
+            <w:pPr>
+              <w:spacing w:after="20" w:before="20"/>
+              <w:jc w:val="left"/>
+            </w:pPr>
+            <w:r>
+              <w:rPr>
+                <w:rFonts w:ascii="Times New Roman" w:cs="Times New Roman" w:eastAsia="Times New Roman" w:hAnsi="Times New Roman"/>
+                <w:b w:val="false"/>
+                <w:bCs w:val="false"/>
+                <w:sz w:val="20"/>
+                <w:szCs w:val="20"/>
+              </w:rPr>
+              <w:t xml:space="preserve">UC44, FR-STAFF-07</w:t>
+            </w:r>
+          </w:p>
+        </w:tc>
+        <w:tc>
+          <w:tcPr>
+            <w:tcW w:type="dxa" w:w="1300"/>
+            <w:tcMar>
+              <w:top w:type="dxa" w:w="40"/>
+              <w:left w:type="dxa" w:w="90"/>
+              <w:bottom w:type="dxa" w:w="40"/>
+              <w:right w:type="dxa" w:w="90"/>
+            </w:tcMar>
+            <w:vAlign w:val="center"/>
+          </w:tcPr>
+          <w:p>
+            <w:pPr>
+              <w:spacing w:after="20" w:before="20"/>
+              <w:jc w:val="left"/>
+            </w:pPr>
+            <w:r>
+              <w:rPr>
+                <w:rFonts w:ascii="Times New Roman" w:cs="Times New Roman" w:eastAsia="Times New Roman" w:hAnsi="Times New Roman"/>
+                <w:b w:val="false"/>
+                <w:bCs w:val="false"/>
+                <w:sz w:val="20"/>
+                <w:szCs w:val="20"/>
+              </w:rPr>
+              <w:t xml:space="preserve">S07</w:t>
+            </w:r>
+          </w:p>
+        </w:tc>
+        <w:tc>
+          <w:tcPr>
+            <w:tcW w:type="dxa" w:w="1000"/>
+            <w:tcMar>
+              <w:top w:type="dxa" w:w="40"/>
+              <w:left w:type="dxa" w:w="90"/>
+              <w:bottom w:type="dxa" w:w="40"/>
+              <w:right w:type="dxa" w:w="90"/>
+            </w:tcMar>
+            <w:vAlign w:val="center"/>
+          </w:tcPr>
+          <w:p>
+            <w:pPr>
+              <w:spacing w:after="20" w:before="20"/>
+              <w:jc w:val="left"/>
+            </w:pPr>
+            <w:r>
+              <w:rPr>
+                <w:rFonts w:ascii="Times New Roman" w:cs="Times New Roman" w:eastAsia="Times New Roman" w:hAnsi="Times New Roman"/>
+                <w:b w:val="false"/>
+                <w:bCs w:val="false"/>
+                <w:sz w:val="20"/>
+                <w:szCs w:val="20"/>
+              </w:rPr>
+              <w:t xml:space="preserve">P1</w:t>
+            </w:r>
+          </w:p>
+        </w:tc>
+        <w:tc>
+          <w:tcPr>
+            <w:tcW w:type="dxa" w:w="1000"/>
+            <w:tcMar>
+              <w:top w:type="dxa" w:w="40"/>
+              <w:left w:type="dxa" w:w="90"/>
+              <w:bottom w:type="dxa" w:w="40"/>
+              <w:right w:type="dxa" w:w="90"/>
+            </w:tcMar>
+            <w:vAlign w:val="center"/>
+          </w:tcPr>
+          <w:p>
+            <w:pPr>
+              <w:spacing w:after="20" w:before="20"/>
+              <w:jc w:val="left"/>
+            </w:pPr>
+            <w:r>
+              <w:rPr>
+                <w:rFonts w:ascii="Times New Roman" w:cs="Times New Roman" w:eastAsia="Times New Roman" w:hAnsi="Times New Roman"/>
+                <w:b w:val="false"/>
+                <w:bCs w:val="false"/>
+                <w:sz w:val="20"/>
+                <w:szCs w:val="20"/>
+              </w:rPr>
+              <w:t xml:space="preserve">W5</w:t>
+            </w:r>
+          </w:p>
+        </w:tc>
+      </w:tr>
+      <w:tr>
+        <w:trPr>
+          <w:cantSplit/>
+        </w:trPr>
+        <w:tc>
+          <w:tcPr>
+            <w:tcW w:type="dxa" w:w="850"/>
+            <w:tcMar>
+              <w:top w:type="dxa" w:w="40"/>
+              <w:left w:type="dxa" w:w="90"/>
+              <w:bottom w:type="dxa" w:w="40"/>
+              <w:right w:type="dxa" w:w="90"/>
+            </w:tcMar>
+            <w:vAlign w:val="center"/>
+          </w:tcPr>
+          <w:p>
+            <w:pPr>
+              <w:spacing w:after="20" w:before="20"/>
+              <w:jc w:val="left"/>
+            </w:pPr>
+            <w:r>
+              <w:rPr>
+                <w:rFonts w:ascii="Times New Roman" w:cs="Times New Roman" w:eastAsia="Times New Roman" w:hAnsi="Times New Roman"/>
+                <w:b w:val="false"/>
+                <w:bCs w:val="false"/>
+                <w:sz w:val="20"/>
+                <w:szCs w:val="20"/>
+              </w:rPr>
+              <w:t xml:space="preserve">M1-15</w:t>
+            </w:r>
+          </w:p>
+        </w:tc>
+        <w:tc>
+          <w:tcPr>
+            <w:tcW w:type="dxa" w:w="3476"/>
+            <w:tcMar>
+              <w:top w:type="dxa" w:w="40"/>
+              <w:left w:type="dxa" w:w="90"/>
+              <w:bottom w:type="dxa" w:w="40"/>
+              <w:right w:type="dxa" w:w="90"/>
+            </w:tcMar>
+            <w:vAlign w:val="center"/>
+          </w:tcPr>
+          <w:p>
+            <w:pPr>
+              <w:spacing w:after="20" w:before="20"/>
+              <w:jc w:val="left"/>
+            </w:pPr>
+            <w:r>
+              <w:rPr>
+                <w:rFonts w:ascii="Times New Roman" w:cs="Times New Roman" w:eastAsia="Times New Roman" w:hAnsi="Times New Roman"/>
+                <w:b w:val="false"/>
+                <w:bCs w:val="false"/>
+                <w:sz w:val="20"/>
+                <w:szCs w:val="20"/>
+              </w:rPr>
+              <w:t xml:space="preserve">Shift cash report: per-shift cash columns, "only with difference" filter, period totals</w:t>
+            </w:r>
+          </w:p>
+        </w:tc>
+        <w:tc>
+          <w:tcPr>
+            <w:tcW w:type="dxa" w:w="1400"/>
+            <w:tcMar>
+              <w:top w:type="dxa" w:w="40"/>
+              <w:left w:type="dxa" w:w="90"/>
+              <w:bottom w:type="dxa" w:w="40"/>
+              <w:right w:type="dxa" w:w="90"/>
+            </w:tcMar>
+            <w:vAlign w:val="center"/>
+          </w:tcPr>
+          <w:p>
+            <w:pPr>
+              <w:spacing w:after="20" w:before="20"/>
+              <w:jc w:val="left"/>
+            </w:pPr>
+            <w:r>
+              <w:rPr>
+                <w:rFonts w:ascii="Times New Roman" w:cs="Times New Roman" w:eastAsia="Times New Roman" w:hAnsi="Times New Roman"/>
+                <w:b w:val="false"/>
+                <w:bCs w:val="false"/>
+                <w:sz w:val="20"/>
+                <w:szCs w:val="20"/>
+              </w:rPr>
+              <w:t xml:space="preserve">UC45, FR-STAFF-08</w:t>
+            </w:r>
+          </w:p>
+        </w:tc>
+        <w:tc>
+          <w:tcPr>
+            <w:tcW w:type="dxa" w:w="1300"/>
+            <w:tcMar>
+              <w:top w:type="dxa" w:w="40"/>
+              <w:left w:type="dxa" w:w="90"/>
+              <w:bottom w:type="dxa" w:w="40"/>
+              <w:right w:type="dxa" w:w="90"/>
+            </w:tcMar>
+            <w:vAlign w:val="center"/>
+          </w:tcPr>
+          <w:p>
+            <w:pPr>
+              <w:spacing w:after="20" w:before="20"/>
+              <w:jc w:val="left"/>
+            </w:pPr>
+            <w:r>
+              <w:rPr>
+                <w:rFonts w:ascii="Times New Roman" w:cs="Times New Roman" w:eastAsia="Times New Roman" w:hAnsi="Times New Roman"/>
+                <w:b w:val="false"/>
+                <w:bCs w:val="false"/>
+                <w:sz w:val="20"/>
+                <w:szCs w:val="20"/>
+              </w:rPr>
+              <w:t xml:space="preserve">S06</w:t>
+            </w:r>
+          </w:p>
+        </w:tc>
+        <w:tc>
+          <w:tcPr>
+            <w:tcW w:type="dxa" w:w="1000"/>
+            <w:tcMar>
+              <w:top w:type="dxa" w:w="40"/>
+              <w:left w:type="dxa" w:w="90"/>
+              <w:bottom w:type="dxa" w:w="40"/>
+              <w:right w:type="dxa" w:w="90"/>
+            </w:tcMar>
+            <w:vAlign w:val="center"/>
+          </w:tcPr>
+          <w:p>
+            <w:pPr>
+              <w:spacing w:after="20" w:before="20"/>
+              <w:jc w:val="left"/>
+            </w:pPr>
+            <w:r>
+              <w:rPr>
+                <w:rFonts w:ascii="Times New Roman" w:cs="Times New Roman" w:eastAsia="Times New Roman" w:hAnsi="Times New Roman"/>
+                <w:b w:val="false"/>
+                <w:bCs w:val="false"/>
+                <w:sz w:val="20"/>
+                <w:szCs w:val="20"/>
+              </w:rPr>
+              <w:t xml:space="preserve">P1</w:t>
+            </w:r>
+          </w:p>
+        </w:tc>
+        <w:tc>
+          <w:tcPr>
+            <w:tcW w:type="dxa" w:w="1000"/>
+            <w:tcMar>
+              <w:top w:type="dxa" w:w="40"/>
+              <w:left w:type="dxa" w:w="90"/>
+              <w:bottom w:type="dxa" w:w="40"/>
+              <w:right w:type="dxa" w:w="90"/>
+            </w:tcMar>
+            <w:vAlign w:val="center"/>
+          </w:tcPr>
+          <w:p>
+            <w:pPr>
+              <w:spacing w:after="20" w:before="20"/>
+              <w:jc w:val="left"/>
+            </w:pPr>
+            <w:r>
+              <w:rPr>
+                <w:rFonts w:ascii="Times New Roman" w:cs="Times New Roman" w:eastAsia="Times New Roman" w:hAnsi="Times New Roman"/>
+                <w:b w:val="false"/>
+                <w:bCs w:val="false"/>
+                <w:sz w:val="20"/>
+                <w:szCs w:val="20"/>
+              </w:rPr>
+              <w:t xml:space="preserve">W6</w:t>
             </w:r>
           </w:p>
         </w:tc>
@@ -5305,7 +5651,7 @@
                 <w:sz w:val="20"/>
                 <w:szCs w:val="20"/>
               </w:rPr>
-              <w:t xml:space="preserve">Stock-in dialog and stock adjustment dialog (transaction + movement record)</w:t>
+              <w:t xml:space="preserve">Stock-in dialog (optional total cost) and stock adjustment dialog (transaction + movement record)</w:t>
             </w:r>
           </w:p>
         </w:tc>
@@ -7439,7 +7785,7 @@
                 <w:sz w:val="20"/>
                 <w:szCs w:val="20"/>
               </w:rPr>
-              <w:t xml:space="preserve">Mark order served; cancel order with reason (manager-only for preparing)</w:t>
+              <w:t xml:space="preserve">Mark order served (takeaway: when handed over); cancel order with reason and cancelledBy (manager-only for preparing)</w:t>
             </w:r>
           </w:p>
         </w:tc>
@@ -7467,7 +7813,7 @@
                 <w:sz w:val="20"/>
                 <w:szCs w:val="20"/>
               </w:rPr>
-              <w:t xml:space="preserve">UC23, UC27</w:t>
+              <w:t xml:space="preserve">UC23, UC27, FR-POS-12</w:t>
             </w:r>
           </w:p>
         </w:tc>
@@ -7612,7 +7958,7 @@
                 <w:sz w:val="20"/>
                 <w:szCs w:val="20"/>
               </w:rPr>
-              <w:t xml:space="preserve">Payment screen: cash, change due, single Firestore transaction</w:t>
+              <w:t xml:space="preserve">Payment screen: cash, change due, single Firestore transaction writing cashAmount, qrAmount, paidBy; open-shift check (BR-PAY-03)</w:t>
             </w:r>
           </w:p>
         </w:tc>
@@ -7785,7 +8131,7 @@
                 <w:sz w:val="20"/>
                 <w:szCs w:val="20"/>
               </w:rPr>
-              <w:t xml:space="preserve">Discount sheet: voucher validation, manual percent/fixed, &gt;20% manager rule</w:t>
+              <w:t xml:space="preserve">Voucher sheet: code entry, validation (active, expiry, usage limit, min order), max-discount cap; no manual discount (BR-DIS-03)</w:t>
             </w:r>
           </w:p>
         </w:tc>
@@ -8304,7 +8650,7 @@
                 <w:sz w:val="20"/>
                 <w:szCs w:val="20"/>
               </w:rPr>
-              <w:t xml:space="preserve">Confirm customer order (re-validate prices)</w:t>
+              <w:t xml:space="preserve">Confirm customer order (re-validate prices, set confirmedBy / confirmedAt)</w:t>
             </w:r>
           </w:p>
         </w:tc>
@@ -8823,7 +9169,7 @@
                 <w:sz w:val="20"/>
                 <w:szCs w:val="20"/>
               </w:rPr>
-              <w:t xml:space="preserve">Unit tests BR-ORD-*, BR-DIS-*; repository tests with fake_cloud_firestore</w:t>
+              <w:t xml:space="preserve">Unit tests BR-ORD-*, BR-DIS-*, BR-PAY-*; repository tests with fake_cloud_firestore</w:t>
             </w:r>
           </w:p>
         </w:tc>
@@ -8851,7 +9197,7 @@
                 <w:sz w:val="20"/>
                 <w:szCs w:val="20"/>
               </w:rPr>
-              <w:t xml:space="preserve">BR-ORD-*, BR-DIS-*</w:t>
+              <w:t xml:space="preserve">BR-ORD-*, BR-DIS-*, BR-PAY-*</w:t>
             </w:r>
           </w:p>
         </w:tc>
@@ -8936,6 +9282,179 @@
                 <w:szCs w:val="20"/>
               </w:rPr>
               <w:t xml:space="preserve">W7</w:t>
+            </w:r>
+          </w:p>
+        </w:tc>
+      </w:tr>
+      <w:tr>
+        <w:trPr>
+          <w:cantSplit/>
+        </w:trPr>
+        <w:tc>
+          <w:tcPr>
+            <w:tcW w:type="dxa" w:w="850"/>
+            <w:tcMar>
+              <w:top w:type="dxa" w:w="40"/>
+              <w:left w:type="dxa" w:w="90"/>
+              <w:bottom w:type="dxa" w:w="40"/>
+              <w:right w:type="dxa" w:w="90"/>
+            </w:tcMar>
+            <w:vAlign w:val="center"/>
+          </w:tcPr>
+          <w:p>
+            <w:pPr>
+              <w:spacing w:after="20" w:before="20"/>
+              <w:jc w:val="left"/>
+            </w:pPr>
+            <w:r>
+              <w:rPr>
+                <w:rFonts w:ascii="Times New Roman" w:cs="Times New Roman" w:eastAsia="Times New Roman" w:hAnsi="Times New Roman"/>
+                <w:b w:val="false"/>
+                <w:bCs w:val="false"/>
+                <w:sz w:val="20"/>
+                <w:szCs w:val="20"/>
+              </w:rPr>
+              <w:t xml:space="preserve">M3-15</w:t>
+            </w:r>
+          </w:p>
+        </w:tc>
+        <w:tc>
+          <w:tcPr>
+            <w:tcW w:type="dxa" w:w="3476"/>
+            <w:tcMar>
+              <w:top w:type="dxa" w:w="40"/>
+              <w:left w:type="dxa" w:w="90"/>
+              <w:bottom w:type="dxa" w:w="40"/>
+              <w:right w:type="dxa" w:w="90"/>
+            </w:tcMar>
+            <w:vAlign w:val="center"/>
+          </w:tcPr>
+          <w:p>
+            <w:pPr>
+              <w:spacing w:after="20" w:before="20"/>
+              <w:jc w:val="left"/>
+            </w:pPr>
+            <w:r>
+              <w:rPr>
+                <w:rFonts w:ascii="Times New Roman" w:cs="Times New Roman" w:eastAsia="Times New Roman" w:hAnsi="Times New Roman"/>
+                <w:b w:val="false"/>
+                <w:bCs w:val="false"/>
+                <w:sz w:val="20"/>
+                <w:szCs w:val="20"/>
+              </w:rPr>
+              <w:t xml:space="preserve">Split payment cash + VietQR (QR shows only the transfer part, change on the cash part)</w:t>
+            </w:r>
+          </w:p>
+        </w:tc>
+        <w:tc>
+          <w:tcPr>
+            <w:tcW w:type="dxa" w:w="1400"/>
+            <w:tcMar>
+              <w:top w:type="dxa" w:w="40"/>
+              <w:left w:type="dxa" w:w="90"/>
+              <w:bottom w:type="dxa" w:w="40"/>
+              <w:right w:type="dxa" w:w="90"/>
+            </w:tcMar>
+            <w:vAlign w:val="center"/>
+          </w:tcPr>
+          <w:p>
+            <w:pPr>
+              <w:spacing w:after="20" w:before="20"/>
+              <w:jc w:val="left"/>
+            </w:pPr>
+            <w:r>
+              <w:rPr>
+                <w:rFonts w:ascii="Times New Roman" w:cs="Times New Roman" w:eastAsia="Times New Roman" w:hAnsi="Times New Roman"/>
+                <w:b w:val="false"/>
+                <w:bCs w:val="false"/>
+                <w:sz w:val="20"/>
+                <w:szCs w:val="20"/>
+              </w:rPr>
+              <w:t xml:space="preserve">UC46, FR-POS-14</w:t>
+            </w:r>
+          </w:p>
+        </w:tc>
+        <w:tc>
+          <w:tcPr>
+            <w:tcW w:type="dxa" w:w="1300"/>
+            <w:tcMar>
+              <w:top w:type="dxa" w:w="40"/>
+              <w:left w:type="dxa" w:w="90"/>
+              <w:bottom w:type="dxa" w:w="40"/>
+              <w:right w:type="dxa" w:w="90"/>
+            </w:tcMar>
+            <w:vAlign w:val="center"/>
+          </w:tcPr>
+          <w:p>
+            <w:pPr>
+              <w:spacing w:after="20" w:before="20"/>
+              <w:jc w:val="left"/>
+            </w:pPr>
+            <w:r>
+              <w:rPr>
+                <w:rFonts w:ascii="Times New Roman" w:cs="Times New Roman" w:eastAsia="Times New Roman" w:hAnsi="Times New Roman"/>
+                <w:b w:val="false"/>
+                <w:bCs w:val="false"/>
+                <w:sz w:val="20"/>
+                <w:szCs w:val="20"/>
+              </w:rPr>
+              <w:t xml:space="preserve">S15</w:t>
+            </w:r>
+          </w:p>
+        </w:tc>
+        <w:tc>
+          <w:tcPr>
+            <w:tcW w:type="dxa" w:w="1000"/>
+            <w:tcMar>
+              <w:top w:type="dxa" w:w="40"/>
+              <w:left w:type="dxa" w:w="90"/>
+              <w:bottom w:type="dxa" w:w="40"/>
+              <w:right w:type="dxa" w:w="90"/>
+            </w:tcMar>
+            <w:vAlign w:val="center"/>
+          </w:tcPr>
+          <w:p>
+            <w:pPr>
+              <w:spacing w:after="20" w:before="20"/>
+              <w:jc w:val="left"/>
+            </w:pPr>
+            <w:r>
+              <w:rPr>
+                <w:rFonts w:ascii="Times New Roman" w:cs="Times New Roman" w:eastAsia="Times New Roman" w:hAnsi="Times New Roman"/>
+                <w:b w:val="false"/>
+                <w:bCs w:val="false"/>
+                <w:sz w:val="20"/>
+                <w:szCs w:val="20"/>
+              </w:rPr>
+              <w:t xml:space="preserve">P1</w:t>
+            </w:r>
+          </w:p>
+        </w:tc>
+        <w:tc>
+          <w:tcPr>
+            <w:tcW w:type="dxa" w:w="1000"/>
+            <w:tcMar>
+              <w:top w:type="dxa" w:w="40"/>
+              <w:left w:type="dxa" w:w="90"/>
+              <w:bottom w:type="dxa" w:w="40"/>
+              <w:right w:type="dxa" w:w="90"/>
+            </w:tcMar>
+            <w:vAlign w:val="center"/>
+          </w:tcPr>
+          <w:p>
+            <w:pPr>
+              <w:spacing w:after="20" w:before="20"/>
+              <w:jc w:val="left"/>
+            </w:pPr>
+            <w:r>
+              <w:rPr>
+                <w:rFonts w:ascii="Times New Roman" w:cs="Times New Roman" w:eastAsia="Times New Roman" w:hAnsi="Times New Roman"/>
+                <w:b w:val="false"/>
+                <w:bCs w:val="false"/>
+                <w:sz w:val="20"/>
+                <w:szCs w:val="20"/>
+              </w:rPr>
+              <w:t xml:space="preserve">W6</w:t>
             </w:r>
           </w:p>
         </w:tc>
@@ -12226,7 +12745,7 @@
                 <w:sz w:val="20"/>
                 <w:szCs w:val="20"/>
               </w:rPr>
-              <w:t xml:space="preserve">Reports: revenue chart, top products, payment split (fl_chart)</w:t>
+              <w:t xml:space="preserve">Reports: revenue chart, top products, payment split Σ cashAmount vs Σ qrAmount (fl_chart)</w:t>
             </w:r>
           </w:p>
         </w:tc>
@@ -14134,6 +14653,240 @@
                 <w:sz w:val="20"/>
                 <w:szCs w:val="20"/>
               </w:rPr>
+              <w:t xml:space="preserve">M3</w:t>
+            </w:r>
+          </w:p>
+        </w:tc>
+        <w:tc>
+          <w:tcPr>
+            <w:tcW w:type="dxa" w:w="3226"/>
+            <w:tcMar>
+              <w:top w:type="dxa" w:w="40"/>
+              <w:left w:type="dxa" w:w="90"/>
+              <w:bottom w:type="dxa" w:w="40"/>
+              <w:right w:type="dxa" w:w="90"/>
+            </w:tcMar>
+            <w:vAlign w:val="center"/>
+          </w:tcPr>
+          <w:p>
+            <w:pPr>
+              <w:spacing w:after="20" w:before="20"/>
+              <w:jc w:val="left"/>
+            </w:pPr>
+            <w:r>
+              <w:rPr>
+                <w:rFonts w:ascii="Times New Roman" w:cs="Times New Roman" w:eastAsia="Times New Roman" w:hAnsi="Times New Roman"/>
+                <w:b w:val="false"/>
+                <w:bCs w:val="false"/>
+                <w:sz w:val="20"/>
+                <w:szCs w:val="20"/>
+              </w:rPr>
+              <w:t xml:space="preserve">Payment writes cashAmount, qrAmount, paidBy</w:t>
+            </w:r>
+          </w:p>
+        </w:tc>
+        <w:tc>
+          <w:tcPr>
+            <w:tcW w:type="dxa" w:w="3500"/>
+            <w:tcMar>
+              <w:top w:type="dxa" w:w="40"/>
+              <w:left w:type="dxa" w:w="90"/>
+              <w:bottom w:type="dxa" w:w="40"/>
+              <w:right w:type="dxa" w:w="90"/>
+            </w:tcMar>
+            <w:vAlign w:val="center"/>
+          </w:tcPr>
+          <w:p>
+            <w:pPr>
+              <w:spacing w:after="20" w:before="20"/>
+              <w:jc w:val="left"/>
+            </w:pPr>
+            <w:r>
+              <w:rPr>
+                <w:rFonts w:ascii="Times New Roman" w:cs="Times New Roman" w:eastAsia="Times New Roman" w:hAnsi="Times New Roman"/>
+                <w:b w:val="false"/>
+                <w:bCs w:val="false"/>
+                <w:sz w:val="20"/>
+                <w:szCs w:val="20"/>
+              </w:rPr>
+              <w:t xml:space="preserve">M1 (cash handover), M5 (reports)</w:t>
+            </w:r>
+          </w:p>
+        </w:tc>
+        <w:tc>
+          <w:tcPr>
+            <w:tcW w:type="dxa" w:w="1500"/>
+            <w:tcMar>
+              <w:top w:type="dxa" w:w="40"/>
+              <w:left w:type="dxa" w:w="90"/>
+              <w:bottom w:type="dxa" w:w="40"/>
+              <w:right w:type="dxa" w:w="90"/>
+            </w:tcMar>
+            <w:vAlign w:val="center"/>
+          </w:tcPr>
+          <w:p>
+            <w:pPr>
+              <w:spacing w:after="20" w:before="20"/>
+              <w:jc w:val="left"/>
+            </w:pPr>
+            <w:r>
+              <w:rPr>
+                <w:rFonts w:ascii="Times New Roman" w:cs="Times New Roman" w:eastAsia="Times New Roman" w:hAnsi="Times New Roman"/>
+                <w:b w:val="false"/>
+                <w:bCs w:val="false"/>
+                <w:sz w:val="20"/>
+                <w:szCs w:val="20"/>
+              </w:rPr>
+              <w:t xml:space="preserve">W4</w:t>
+            </w:r>
+          </w:p>
+        </w:tc>
+      </w:tr>
+      <w:tr>
+        <w:trPr>
+          <w:cantSplit/>
+        </w:trPr>
+        <w:tc>
+          <w:tcPr>
+            <w:tcW w:type="dxa" w:w="800"/>
+            <w:tcMar>
+              <w:top w:type="dxa" w:w="40"/>
+              <w:left w:type="dxa" w:w="90"/>
+              <w:bottom w:type="dxa" w:w="40"/>
+              <w:right w:type="dxa" w:w="90"/>
+            </w:tcMar>
+            <w:vAlign w:val="center"/>
+          </w:tcPr>
+          <w:p>
+            <w:pPr>
+              <w:spacing w:after="20" w:before="20"/>
+              <w:jc w:val="left"/>
+            </w:pPr>
+            <w:r>
+              <w:rPr>
+                <w:rFonts w:ascii="Times New Roman" w:cs="Times New Roman" w:eastAsia="Times New Roman" w:hAnsi="Times New Roman"/>
+                <w:b w:val="false"/>
+                <w:bCs w:val="false"/>
+                <w:sz w:val="20"/>
+                <w:szCs w:val="20"/>
+              </w:rPr>
+              <w:t xml:space="preserve">M1</w:t>
+            </w:r>
+          </w:p>
+        </w:tc>
+        <w:tc>
+          <w:tcPr>
+            <w:tcW w:type="dxa" w:w="3226"/>
+            <w:tcMar>
+              <w:top w:type="dxa" w:w="40"/>
+              <w:left w:type="dxa" w:w="90"/>
+              <w:bottom w:type="dxa" w:w="40"/>
+              <w:right w:type="dxa" w:w="90"/>
+            </w:tcMar>
+            <w:vAlign w:val="center"/>
+          </w:tcPr>
+          <w:p>
+            <w:pPr>
+              <w:spacing w:after="20" w:before="20"/>
+              <w:jc w:val="left"/>
+            </w:pPr>
+            <w:r>
+              <w:rPr>
+                <w:rFonts w:ascii="Times New Roman" w:cs="Times New Roman" w:eastAsia="Times New Roman" w:hAnsi="Times New Roman"/>
+                <w:b w:val="false"/>
+                <w:bCs w:val="false"/>
+                <w:sz w:val="20"/>
+                <w:szCs w:val="20"/>
+              </w:rPr>
+              <w:t xml:space="preserve">Open-shift provider (BR-PAY-03)</w:t>
+            </w:r>
+          </w:p>
+        </w:tc>
+        <w:tc>
+          <w:tcPr>
+            <w:tcW w:type="dxa" w:w="3500"/>
+            <w:tcMar>
+              <w:top w:type="dxa" w:w="40"/>
+              <w:left w:type="dxa" w:w="90"/>
+              <w:bottom w:type="dxa" w:w="40"/>
+              <w:right w:type="dxa" w:w="90"/>
+            </w:tcMar>
+            <w:vAlign w:val="center"/>
+          </w:tcPr>
+          <w:p>
+            <w:pPr>
+              <w:spacing w:after="20" w:before="20"/>
+              <w:jc w:val="left"/>
+            </w:pPr>
+            <w:r>
+              <w:rPr>
+                <w:rFonts w:ascii="Times New Roman" w:cs="Times New Roman" w:eastAsia="Times New Roman" w:hAnsi="Times New Roman"/>
+                <w:b w:val="false"/>
+                <w:bCs w:val="false"/>
+                <w:sz w:val="20"/>
+                <w:szCs w:val="20"/>
+              </w:rPr>
+              <w:t xml:space="preserve">M3 (payment transaction)</w:t>
+            </w:r>
+          </w:p>
+        </w:tc>
+        <w:tc>
+          <w:tcPr>
+            <w:tcW w:type="dxa" w:w="1500"/>
+            <w:tcMar>
+              <w:top w:type="dxa" w:w="40"/>
+              <w:left w:type="dxa" w:w="90"/>
+              <w:bottom w:type="dxa" w:w="40"/>
+              <w:right w:type="dxa" w:w="90"/>
+            </w:tcMar>
+            <w:vAlign w:val="center"/>
+          </w:tcPr>
+          <w:p>
+            <w:pPr>
+              <w:spacing w:after="20" w:before="20"/>
+              <w:jc w:val="left"/>
+            </w:pPr>
+            <w:r>
+              <w:rPr>
+                <w:rFonts w:ascii="Times New Roman" w:cs="Times New Roman" w:eastAsia="Times New Roman" w:hAnsi="Times New Roman"/>
+                <w:b w:val="false"/>
+                <w:bCs w:val="false"/>
+                <w:sz w:val="20"/>
+                <w:szCs w:val="20"/>
+              </w:rPr>
+              <w:t xml:space="preserve">W5</w:t>
+            </w:r>
+          </w:p>
+        </w:tc>
+      </w:tr>
+      <w:tr>
+        <w:trPr>
+          <w:cantSplit/>
+        </w:trPr>
+        <w:tc>
+          <w:tcPr>
+            <w:tcW w:type="dxa" w:w="800"/>
+            <w:tcMar>
+              <w:top w:type="dxa" w:w="40"/>
+              <w:left w:type="dxa" w:w="90"/>
+              <w:bottom w:type="dxa" w:w="40"/>
+              <w:right w:type="dxa" w:w="90"/>
+            </w:tcMar>
+            <w:vAlign w:val="center"/>
+          </w:tcPr>
+          <w:p>
+            <w:pPr>
+              <w:spacing w:after="20" w:before="20"/>
+              <w:jc w:val="left"/>
+            </w:pPr>
+            <w:r>
+              <w:rPr>
+                <w:rFonts w:ascii="Times New Roman" w:cs="Times New Roman" w:eastAsia="Times New Roman" w:hAnsi="Times New Roman"/>
+                <w:b w:val="false"/>
+                <w:bCs w:val="false"/>
+                <w:sz w:val="20"/>
+                <w:szCs w:val="20"/>
+              </w:rPr>
               <w:t xml:space="preserve">M5</w:t>
             </w:r>
           </w:p>
@@ -15202,7 +15955,7 @@
                 <w:sz w:val="20"/>
                 <w:szCs w:val="20"/>
               </w:rPr>
-              <w:t xml:space="preserve">Forgot password, my shift</w:t>
+              <w:t xml:space="preserve">Forgot password, my shift, cash handover</w:t>
             </w:r>
           </w:p>
         </w:tc>
@@ -15258,7 +16011,7 @@
                 <w:sz w:val="20"/>
                 <w:szCs w:val="20"/>
               </w:rPr>
-              <w:t xml:space="preserve">Discounts, integrate stock + points</w:t>
+              <w:t xml:space="preserve">Vouchers, integrate stock + points</w:t>
             </w:r>
           </w:p>
         </w:tc>
@@ -15375,7 +16128,7 @@
                 <w:sz w:val="20"/>
                 <w:szCs w:val="20"/>
               </w:rPr>
-              <w:t xml:space="preserve">Shift history</w:t>
+              <w:t xml:space="preserve">Shift history, shift cash report</w:t>
             </w:r>
           </w:p>
         </w:tc>
@@ -15431,7 +16184,7 @@
                 <w:sz w:val="20"/>
                 <w:szCs w:val="20"/>
               </w:rPr>
-              <w:t xml:space="preserve">VietQR, confirm, move/merge</w:t>
+              <w:t xml:space="preserve">VietQR, split payment, confirm, move/merge</w:t>
             </w:r>
           </w:p>
         </w:tc>

--- a/docs/BrewBoss_Task_Assignment.docx
+++ b/docs/BrewBoss_Task_Assignment.docx
@@ -47,7 +47,7 @@
           <w:sz w:val="22"/>
           <w:szCs w:val="22"/>
         </w:rPr>
-        <w:t xml:space="preserve">Document version 1.1 — 23/09/2026</w:t>
+        <w:t xml:space="preserve">Document version 1.2 — 28/09/2026</w:t>
       </w:r>
     </w:p>
     <w:p>
@@ -78,7 +78,7 @@
           <w:sz w:val="22"/>
           <w:szCs w:val="22"/>
         </w:rPr>
-        <w:t xml:space="preserve">This document assigns every use case, screen and shared technical task to one of the five team members. Each member owns a vertical slice (UI → state → repository → Security Rules → tests) for their modules. Weeks follow the 8-week plan in brief §14.</w:t>
+        <w:t xml:space="preserve">This document assigns every use case, screen and shared technical task to one of the four member slots (M1–M4); M4 is not assigned yet. Each member owns a vertical slice (UI → state → repository → Security Rules → tests) for their modules. Weeks follow the 8-week plan in brief §14.</w:t>
       </w:r>
     </w:p>
     <w:p>
@@ -324,7 +324,7 @@
                 <w:sz w:val="20"/>
                 <w:szCs w:val="20"/>
               </w:rPr>
-              <w:t xml:space="preserve">M1</w:t>
+              <w:t xml:space="preserve">M1 – Trần Ngọc Huy (leader)</w:t>
             </w:r>
           </w:p>
         </w:tc>
@@ -497,7 +497,7 @@
                 <w:sz w:val="20"/>
                 <w:szCs w:val="20"/>
               </w:rPr>
-              <w:t xml:space="preserve">M2</w:t>
+              <w:t xml:space="preserve">M2 – Phạm Khắc Nghĩa</w:t>
             </w:r>
           </w:p>
         </w:tc>
@@ -525,7 +525,7 @@
                 <w:sz w:val="20"/>
                 <w:szCs w:val="20"/>
               </w:rPr>
-              <w:t xml:space="preserve">MENU, INV</w:t>
+              <w:t xml:space="preserve">POS</w:t>
             </w:r>
           </w:p>
         </w:tc>
@@ -553,7 +553,7 @@
                 <w:sz w:val="20"/>
                 <w:szCs w:val="20"/>
               </w:rPr>
-              <w:t xml:space="preserve">UC07–UC17</w:t>
+              <w:t xml:space="preserve">UC19–UC28, UC46</w:t>
             </w:r>
           </w:p>
         </w:tc>
@@ -581,7 +581,7 @@
                 <w:sz w:val="20"/>
                 <w:szCs w:val="20"/>
               </w:rPr>
-              <w:t xml:space="preserve">5</w:t>
+              <w:t xml:space="preserve">3</w:t>
             </w:r>
           </w:p>
         </w:tc>
@@ -609,7 +609,7 @@
                 <w:sz w:val="20"/>
                 <w:szCs w:val="20"/>
               </w:rPr>
-              <w:t xml:space="preserve">models/ (freezed), image upload, shared menu browser widget, stock deduction helper</w:t>
+              <w:t xml:space="preserve">Order domain (price, status machine, shortId), payment transaction (cashAmount, qrAmount, paidBy), VietQR, split payment</w:t>
             </w:r>
           </w:p>
         </w:tc>
@@ -670,7 +670,7 @@
                 <w:sz w:val="20"/>
                 <w:szCs w:val="20"/>
               </w:rPr>
-              <w:t xml:space="preserve">M3</w:t>
+              <w:t xml:space="preserve">M3 – Nguyễn Bá Cường</w:t>
             </w:r>
           </w:p>
         </w:tc>
@@ -698,7 +698,7 @@
                 <w:sz w:val="20"/>
                 <w:szCs w:val="20"/>
               </w:rPr>
-              <w:t xml:space="preserve">POS</w:t>
+              <w:t xml:space="preserve">BAR, CUS, tables, RPT, LOY</w:t>
             </w:r>
           </w:p>
         </w:tc>
@@ -726,7 +726,7 @@
                 <w:sz w:val="20"/>
                 <w:szCs w:val="20"/>
               </w:rPr>
-              <w:t xml:space="preserve">UC19–UC28, UC46</w:t>
+              <w:t xml:space="preserve">UC18, UC30–UC41</w:t>
             </w:r>
           </w:p>
         </w:tc>
@@ -754,7 +754,7 @@
                 <w:sz w:val="20"/>
                 <w:szCs w:val="20"/>
               </w:rPr>
-              <w:t xml:space="preserve">3</w:t>
+              <w:t xml:space="preserve">11</w:t>
             </w:r>
           </w:p>
         </w:tc>
@@ -782,7 +782,7 @@
                 <w:sz w:val="20"/>
                 <w:szCs w:val="20"/>
               </w:rPr>
-              <w:t xml:space="preserve">Order domain (price, status machine, shortId), payment transaction (cashAmount, qrAmount, paidBy), VietQR, split payment</w:t>
+              <w:t xml:space="preserve">FCM + Cloud Functions, table CRUD + QR, Security Rules + emulator tests, seed data script, composite indexes</w:t>
             </w:r>
           </w:p>
         </w:tc>
@@ -843,7 +843,7 @@
                 <w:sz w:val="20"/>
                 <w:szCs w:val="20"/>
               </w:rPr>
-              <w:t xml:space="preserve">M4</w:t>
+              <w:t xml:space="preserve">M4 – unassigned</w:t>
             </w:r>
           </w:p>
         </w:tc>
@@ -871,7 +871,7 @@
                 <w:sz w:val="20"/>
                 <w:szCs w:val="20"/>
               </w:rPr>
-              <w:t xml:space="preserve">BAR, CUS, tables</w:t>
+              <w:t xml:space="preserve">MENU, INV</w:t>
             </w:r>
           </w:p>
         </w:tc>
@@ -899,7 +899,7 @@
                 <w:sz w:val="20"/>
                 <w:szCs w:val="20"/>
               </w:rPr>
-              <w:t xml:space="preserve">UC18, UC30–UC33</w:t>
+              <w:t xml:space="preserve">UC07–UC17</w:t>
             </w:r>
           </w:p>
         </w:tc>
@@ -927,7 +927,7 @@
                 <w:sz w:val="20"/>
                 <w:szCs w:val="20"/>
               </w:rPr>
-              <w:t xml:space="preserve">4</w:t>
+              <w:t xml:space="preserve">5</w:t>
             </w:r>
           </w:p>
         </w:tc>
@@ -955,7 +955,7 @@
                 <w:sz w:val="20"/>
                 <w:szCs w:val="20"/>
               </w:rPr>
-              <w:t xml:space="preserve">FCM + Cloud Functions, table CRUD + QR</w:t>
+              <w:t xml:space="preserve">models/ (freezed), image upload, shared menu browser widget, stock deduction helper</w:t>
             </w:r>
           </w:p>
         </w:tc>
@@ -983,180 +983,7 @@
                 <w:sz w:val="20"/>
                 <w:szCs w:val="20"/>
               </w:rPr>
-              <w:t xml:space="preserve">Medium</w:t>
-            </w:r>
-          </w:p>
-        </w:tc>
-      </w:tr>
-      <w:tr>
-        <w:trPr>
-          <w:cantSplit/>
-        </w:trPr>
-        <w:tc>
-          <w:tcPr>
-            <w:tcW w:type="dxa" w:w="900"/>
-            <w:tcMar>
-              <w:top w:type="dxa" w:w="40"/>
-              <w:left w:type="dxa" w:w="90"/>
-              <w:bottom w:type="dxa" w:w="40"/>
-              <w:right w:type="dxa" w:w="90"/>
-            </w:tcMar>
-            <w:vAlign w:val="center"/>
-          </w:tcPr>
-          <w:p>
-            <w:pPr>
-              <w:spacing w:after="20" w:before="20"/>
-              <w:jc w:val="left"/>
-            </w:pPr>
-            <w:r>
-              <w:rPr>
-                <w:rFonts w:ascii="Times New Roman" w:cs="Times New Roman" w:eastAsia="Times New Roman" w:hAnsi="Times New Roman"/>
-                <w:b w:val="false"/>
-                <w:bCs w:val="false"/>
-                <w:sz w:val="20"/>
-                <w:szCs w:val="20"/>
-              </w:rPr>
-              <w:t xml:space="preserve">M5</w:t>
-            </w:r>
-          </w:p>
-        </w:tc>
-        <w:tc>
-          <w:tcPr>
-            <w:tcW w:type="dxa" w:w="1400"/>
-            <w:tcMar>
-              <w:top w:type="dxa" w:w="40"/>
-              <w:left w:type="dxa" w:w="90"/>
-              <w:bottom w:type="dxa" w:w="40"/>
-              <w:right w:type="dxa" w:w="90"/>
-            </w:tcMar>
-            <w:vAlign w:val="center"/>
-          </w:tcPr>
-          <w:p>
-            <w:pPr>
-              <w:spacing w:after="20" w:before="20"/>
-              <w:jc w:val="left"/>
-            </w:pPr>
-            <w:r>
-              <w:rPr>
-                <w:rFonts w:ascii="Times New Roman" w:cs="Times New Roman" w:eastAsia="Times New Roman" w:hAnsi="Times New Roman"/>
-                <w:b w:val="false"/>
-                <w:bCs w:val="false"/>
-                <w:sz w:val="20"/>
-                <w:szCs w:val="20"/>
-              </w:rPr>
-              <w:t xml:space="preserve">RPT, LOY</w:t>
-            </w:r>
-          </w:p>
-        </w:tc>
-        <w:tc>
-          <w:tcPr>
-            <w:tcW w:type="dxa" w:w="1400"/>
-            <w:tcMar>
-              <w:top w:type="dxa" w:w="40"/>
-              <w:left w:type="dxa" w:w="90"/>
-              <w:bottom w:type="dxa" w:w="40"/>
-              <w:right w:type="dxa" w:w="90"/>
-            </w:tcMar>
-            <w:vAlign w:val="center"/>
-          </w:tcPr>
-          <w:p>
-            <w:pPr>
-              <w:spacing w:after="20" w:before="20"/>
-              <w:jc w:val="left"/>
-            </w:pPr>
-            <w:r>
-              <w:rPr>
-                <w:rFonts w:ascii="Times New Roman" w:cs="Times New Roman" w:eastAsia="Times New Roman" w:hAnsi="Times New Roman"/>
-                <w:b w:val="false"/>
-                <w:bCs w:val="false"/>
-                <w:sz w:val="20"/>
-                <w:szCs w:val="20"/>
-              </w:rPr>
-              <w:t xml:space="preserve">UC34–UC41</w:t>
-            </w:r>
-          </w:p>
-        </w:tc>
-        <w:tc>
-          <w:tcPr>
-            <w:tcW w:type="dxa" w:w="1000"/>
-            <w:tcMar>
-              <w:top w:type="dxa" w:w="40"/>
-              <w:left w:type="dxa" w:w="90"/>
-              <w:bottom w:type="dxa" w:w="40"/>
-              <w:right w:type="dxa" w:w="90"/>
-            </w:tcMar>
-            <w:vAlign w:val="center"/>
-          </w:tcPr>
-          <w:p>
-            <w:pPr>
-              <w:spacing w:after="20" w:before="20"/>
-              <w:jc w:val="left"/>
-            </w:pPr>
-            <w:r>
-              <w:rPr>
-                <w:rFonts w:ascii="Times New Roman" w:cs="Times New Roman" w:eastAsia="Times New Roman" w:hAnsi="Times New Roman"/>
-                <w:b w:val="false"/>
-                <w:bCs w:val="false"/>
-                <w:sz w:val="20"/>
-                <w:szCs w:val="20"/>
-              </w:rPr>
-              <w:t xml:space="preserve">7</w:t>
-            </w:r>
-          </w:p>
-        </w:tc>
-        <w:tc>
-          <w:tcPr>
-            <w:tcW w:type="dxa" w:w="3326"/>
-            <w:tcMar>
-              <w:top w:type="dxa" w:w="40"/>
-              <w:left w:type="dxa" w:w="90"/>
-              <w:bottom w:type="dxa" w:w="40"/>
-              <w:right w:type="dxa" w:w="90"/>
-            </w:tcMar>
-            <w:vAlign w:val="center"/>
-          </w:tcPr>
-          <w:p>
-            <w:pPr>
-              <w:spacing w:after="20" w:before="20"/>
-              <w:jc w:val="left"/>
-            </w:pPr>
-            <w:r>
-              <w:rPr>
-                <w:rFonts w:ascii="Times New Roman" w:cs="Times New Roman" w:eastAsia="Times New Roman" w:hAnsi="Times New Roman"/>
-                <w:b w:val="false"/>
-                <w:bCs w:val="false"/>
-                <w:sz w:val="20"/>
-                <w:szCs w:val="20"/>
-              </w:rPr>
-              <w:t xml:space="preserve">Security Rules + emulator tests, seed data script, composite indexes</w:t>
-            </w:r>
-          </w:p>
-        </w:tc>
-        <w:tc>
-          <w:tcPr>
-            <w:tcW w:type="dxa" w:w="1000"/>
-            <w:tcMar>
-              <w:top w:type="dxa" w:w="40"/>
-              <w:left w:type="dxa" w:w="90"/>
-              <w:bottom w:type="dxa" w:w="40"/>
-              <w:right w:type="dxa" w:w="90"/>
-            </w:tcMar>
-            <w:vAlign w:val="center"/>
-          </w:tcPr>
-          <w:p>
-            <w:pPr>
-              <w:spacing w:after="20" w:before="20"/>
-              <w:jc w:val="left"/>
-            </w:pPr>
-            <w:r>
-              <w:rPr>
-                <w:rFonts w:ascii="Times New Roman" w:cs="Times New Roman" w:eastAsia="Times New Roman" w:hAnsi="Times New Roman"/>
-                <w:b w:val="false"/>
-                <w:bCs w:val="false"/>
-                <w:sz w:val="20"/>
-                <w:szCs w:val="20"/>
-              </w:rPr>
-              <w:t xml:space="preserve">Medium</w:t>
+              <w:t xml:space="preserve">High</w:t>
             </w:r>
           </w:p>
         </w:tc>
@@ -1189,7 +1016,7 @@
           <w:sz w:val="22"/>
           <w:szCs w:val="22"/>
         </w:rPr>
-        <w:t xml:space="preserve">Change from brief §13: Table management (UC18, S12) moves from M3 to M4. M3 carries the heaviest logic (orders, payment transaction, vouchers, most dialogs), while M4 already owns the table QR code. Revert if the team disagrees.</w:t>
+        <w:t xml:space="preserve">Change from brief §13: Table management (UC18, S12) moves from M2 to M3. M2 carries the heaviest logic (orders, payment transaction, vouchers, most dialogs), while M3 already owns the table QR code. Revert if the team disagrees.</w:t>
       </w:r>
     </w:p>
     <w:p>
@@ -1262,7 +1089,7 @@
           <w:sz w:val="22"/>
           <w:szCs w:val="22"/>
         </w:rPr>
-        <w:t xml:space="preserve">Board cards carry the task ID and the requirement, e.g. "[M3-04][UC20] Order editor".</w:t>
+        <w:t xml:space="preserve">Board cards carry the task ID and the requirement, e.g. "[M2-04][UC20] Order editor".</w:t>
       </w:r>
     </w:p>
     <w:p>
@@ -1300,7 +1127,7 @@
           <w:sz w:val="22"/>
           <w:szCs w:val="22"/>
         </w:rPr>
-        <w:t xml:space="preserve">Changes to models/ or core/ need approval from their owner (M2 for models/, M1 for core/).</w:t>
+        <w:t xml:space="preserve">Changes to models/ or core/ need approval from their owner (M4 for models/, M1 for core/).</w:t>
       </w:r>
     </w:p>
     <w:p>
@@ -1356,7 +1183,7 @@
           <w:sz w:val="24"/>
           <w:szCs w:val="24"/>
         </w:rPr>
-        <w:t xml:space="preserve">M1 – AUTH, STAFF + project foundation</w:t>
+        <w:t xml:space="preserve">M1 – Trần Ngọc Huy (leader): AUTH, STAFF + project foundation</w:t>
       </w:r>
     </w:p>
     <w:tbl>
@@ -4182,7 +4009,7 @@
           <w:sz w:val="24"/>
           <w:szCs w:val="24"/>
         </w:rPr>
-        <w:t xml:space="preserve">M2 – MENU, INV + shared models</w:t>
+        <w:t xml:space="preserve">M2 – Phạm Khắc Nghĩa: POS</w:t>
       </w:r>
     </w:p>
     <w:tbl>
@@ -4440,7 +4267,7 @@
                 <w:sz w:val="20"/>
                 <w:szCs w:val="20"/>
               </w:rPr>
-              <w:t xml:space="preserve">models/: freezed + json_serializable for every collection in brief §9.2; money as int VND</w:t>
+              <w:t xml:space="preserve">Order domain: unit price (BR-ORD-01), total (BR-ORD-02), status state machine, daily shortId (BR-ORD-06) + unit tests</w:t>
             </w:r>
           </w:p>
         </w:tc>
@@ -4468,7 +4295,7 @@
                 <w:sz w:val="20"/>
                 <w:szCs w:val="20"/>
               </w:rPr>
-              <w:t xml:space="preserve">brief §9</w:t>
+              <w:t xml:space="preserve">brief §4.2, §11</w:t>
             </w:r>
           </w:p>
         </w:tc>
@@ -4613,7 +4440,7 @@
                 <w:sz w:val="20"/>
                 <w:szCs w:val="20"/>
               </w:rPr>
-              <w:t xml:space="preserve">Reference repository pattern (one example feature) for the team to copy</w:t>
+              <w:t xml:space="preserve">Order repository (create / update / real-time streams)</w:t>
             </w:r>
           </w:p>
         </w:tc>
@@ -4641,7 +4468,7 @@
                 <w:sz w:val="20"/>
                 <w:szCs w:val="20"/>
               </w:rPr>
-              <w:t xml:space="preserve">NFR-MAINT-01</w:t>
+              <w:t xml:space="preserve">—</w:t>
             </w:r>
           </w:p>
         </w:tc>
@@ -4725,7 +4552,7 @@
                 <w:sz w:val="20"/>
                 <w:szCs w:val="20"/>
               </w:rPr>
-              <w:t xml:space="preserve">W1</w:t>
+              <w:t xml:space="preserve">W2</w:t>
             </w:r>
           </w:p>
         </w:tc>
@@ -4786,7 +4613,7 @@
                 <w:sz w:val="20"/>
                 <w:szCs w:val="20"/>
               </w:rPr>
-              <w:t xml:space="preserve">Menu screen: category CRUD (dialog) + reorder, product list</w:t>
+              <w:t xml:space="preserve">Table map with live status (empty / occupied / waiting payment), takeaway tab</w:t>
             </w:r>
           </w:p>
         </w:tc>
@@ -4814,7 +4641,7 @@
                 <w:sz w:val="20"/>
                 <w:szCs w:val="20"/>
               </w:rPr>
-              <w:t xml:space="preserve">UC07</w:t>
+              <w:t xml:space="preserve">UC19</w:t>
             </w:r>
           </w:p>
         </w:tc>
@@ -4842,7 +4669,7 @@
                 <w:sz w:val="20"/>
                 <w:szCs w:val="20"/>
               </w:rPr>
-              <w:t xml:space="preserve">S08</w:t>
+              <w:t xml:space="preserve">S13</w:t>
             </w:r>
           </w:p>
         </w:tc>
@@ -4959,7 +4786,7 @@
                 <w:sz w:val="20"/>
                 <w:szCs w:val="20"/>
               </w:rPr>
-              <w:t xml:space="preserve">Product form: base price, sizes (price delta), toppings</w:t>
+              <w:t xml:space="preserve">Order editor: menu + cart, item options sheet (size, toppings, qty, note), create order transaction</w:t>
             </w:r>
           </w:p>
         </w:tc>
@@ -4987,7 +4814,7 @@
                 <w:sz w:val="20"/>
                 <w:szCs w:val="20"/>
               </w:rPr>
-              <w:t xml:space="preserve">UC08</w:t>
+              <w:t xml:space="preserve">UC20</w:t>
             </w:r>
           </w:p>
         </w:tc>
@@ -5015,7 +4842,7 @@
                 <w:sz w:val="20"/>
                 <w:szCs w:val="20"/>
               </w:rPr>
-              <w:t xml:space="preserve">S09</w:t>
+              <w:t xml:space="preserve">S14</w:t>
             </w:r>
           </w:p>
         </w:tc>
@@ -5071,7 +4898,7 @@
                 <w:sz w:val="20"/>
                 <w:szCs w:val="20"/>
               </w:rPr>
-              <w:t xml:space="preserve">W2</w:t>
+              <w:t xml:space="preserve">W3</w:t>
             </w:r>
           </w:p>
         </w:tc>
@@ -5132,7 +4959,7 @@
                 <w:sz w:val="20"/>
                 <w:szCs w:val="20"/>
               </w:rPr>
-              <w:t xml:space="preserve">Shared menu browser widget (category filter + accent-insensitive search) for POS and customer menu</w:t>
+              <w:t xml:space="preserve">Edit order items (pending: edit/remove; served: add → back to pending)</w:t>
             </w:r>
           </w:p>
         </w:tc>
@@ -5160,7 +4987,7 @@
                 <w:sz w:val="20"/>
                 <w:szCs w:val="20"/>
               </w:rPr>
-              <w:t xml:space="preserve">UC10</w:t>
+              <w:t xml:space="preserve">UC21</w:t>
             </w:r>
           </w:p>
         </w:tc>
@@ -5188,7 +5015,7 @@
                 <w:sz w:val="20"/>
                 <w:szCs w:val="20"/>
               </w:rPr>
-              <w:t xml:space="preserve">core/widgets</w:t>
+              <w:t xml:space="preserve">S14</w:t>
             </w:r>
           </w:p>
         </w:tc>
@@ -5244,7 +5071,7 @@
                 <w:sz w:val="20"/>
                 <w:szCs w:val="20"/>
               </w:rPr>
-              <w:t xml:space="preserve">W3</w:t>
+              <w:t xml:space="preserve">W4</w:t>
             </w:r>
           </w:p>
         </w:tc>
@@ -5305,7 +5132,7 @@
                 <w:sz w:val="20"/>
                 <w:szCs w:val="20"/>
               </w:rPr>
-              <w:t xml:space="preserve">Ingredient list + Ingredient form</w:t>
+              <w:t xml:space="preserve">Mark order served (takeaway: when handed over); cancel order with reason and cancelledBy (manager-only for preparing)</w:t>
             </w:r>
           </w:p>
         </w:tc>
@@ -5333,7 +5160,7 @@
                 <w:sz w:val="20"/>
                 <w:szCs w:val="20"/>
               </w:rPr>
-              <w:t xml:space="preserve">UC11</w:t>
+              <w:t xml:space="preserve">UC23, UC27, FR-POS-12</w:t>
             </w:r>
           </w:p>
         </w:tc>
@@ -5361,7 +5188,7 @@
                 <w:sz w:val="20"/>
                 <w:szCs w:val="20"/>
               </w:rPr>
-              <w:t xml:space="preserve">S10</w:t>
+              <w:t xml:space="preserve">S14</w:t>
             </w:r>
           </w:p>
         </w:tc>
@@ -5417,7 +5244,7 @@
                 <w:sz w:val="20"/>
                 <w:szCs w:val="20"/>
               </w:rPr>
-              <w:t xml:space="preserve">W3</w:t>
+              <w:t xml:space="preserve">W4</w:t>
             </w:r>
           </w:p>
         </w:tc>
@@ -5478,7 +5305,7 @@
                 <w:sz w:val="20"/>
                 <w:szCs w:val="20"/>
               </w:rPr>
-              <w:t xml:space="preserve">Product image upload (compress + Cloud Storage); availability toggle</w:t>
+              <w:t xml:space="preserve">Payment screen: cash, change due, single Firestore transaction writing cashAmount, qrAmount, paidBy; open-shift check (BR-PAY-03)</w:t>
             </w:r>
           </w:p>
         </w:tc>
@@ -5506,7 +5333,7 @@
                 <w:sz w:val="20"/>
                 <w:szCs w:val="20"/>
               </w:rPr>
-              <w:t xml:space="preserve">UC08, UC09</w:t>
+              <w:t xml:space="preserve">UC25</w:t>
             </w:r>
           </w:p>
         </w:tc>
@@ -5534,7 +5361,7 @@
                 <w:sz w:val="20"/>
                 <w:szCs w:val="20"/>
               </w:rPr>
-              <w:t xml:space="preserve">S08, S09</w:t>
+              <w:t xml:space="preserve">S15</w:t>
             </w:r>
           </w:p>
         </w:tc>
@@ -5562,7 +5389,7 @@
                 <w:sz w:val="20"/>
                 <w:szCs w:val="20"/>
               </w:rPr>
-              <w:t xml:space="preserve">P1</w:t>
+              <w:t xml:space="preserve">P0</w:t>
             </w:r>
           </w:p>
         </w:tc>
@@ -5590,7 +5417,7 @@
                 <w:sz w:val="20"/>
                 <w:szCs w:val="20"/>
               </w:rPr>
-              <w:t xml:space="preserve">W3</w:t>
+              <w:t xml:space="preserve">W4</w:t>
             </w:r>
           </w:p>
         </w:tc>
@@ -5651,7 +5478,7 @@
                 <w:sz w:val="20"/>
                 <w:szCs w:val="20"/>
               </w:rPr>
-              <w:t xml:space="preserve">Stock-in dialog (optional total cost) and stock adjustment dialog (transaction + movement record)</w:t>
+              <w:t xml:space="preserve">Voucher sheet: code entry, validation (active, expiry, usage limit, min order), max-discount cap; no manual discount (BR-DIS-03)</w:t>
             </w:r>
           </w:p>
         </w:tc>
@@ -5679,7 +5506,7 @@
                 <w:sz w:val="20"/>
                 <w:szCs w:val="20"/>
               </w:rPr>
-              <w:t xml:space="preserve">UC12, UC13</w:t>
+              <w:t xml:space="preserve">UC24</w:t>
             </w:r>
           </w:p>
         </w:tc>
@@ -5707,7 +5534,7 @@
                 <w:sz w:val="20"/>
                 <w:szCs w:val="20"/>
               </w:rPr>
-              <w:t xml:space="preserve">S11</w:t>
+              <w:t xml:space="preserve">S14, S15</w:t>
             </w:r>
           </w:p>
         </w:tc>
@@ -5735,7 +5562,7 @@
                 <w:sz w:val="20"/>
                 <w:szCs w:val="20"/>
               </w:rPr>
-              <w:t xml:space="preserve">P0</w:t>
+              <w:t xml:space="preserve">P1</w:t>
             </w:r>
           </w:p>
         </w:tc>
@@ -5763,7 +5590,7 @@
                 <w:sz w:val="20"/>
                 <w:szCs w:val="20"/>
               </w:rPr>
-              <w:t xml:space="preserve">W4</w:t>
+              <w:t xml:space="preserve">W5</w:t>
             </w:r>
           </w:p>
         </w:tc>
@@ -5824,7 +5651,7 @@
                 <w:sz w:val="20"/>
                 <w:szCs w:val="20"/>
               </w:rPr>
-              <w:t xml:space="preserve">Stock movement history with filters</w:t>
+              <w:t xml:space="preserve">Integrate stock deduction (M4) and loyalty points (M3) into the payment transaction</w:t>
             </w:r>
           </w:p>
         </w:tc>
@@ -5852,7 +5679,7 @@
                 <w:sz w:val="20"/>
                 <w:szCs w:val="20"/>
               </w:rPr>
-              <w:t xml:space="preserve">UC17</w:t>
+              <w:t xml:space="preserve">UC25, NFR-REL-01</w:t>
             </w:r>
           </w:p>
         </w:tc>
@@ -5880,7 +5707,7 @@
                 <w:sz w:val="20"/>
                 <w:szCs w:val="20"/>
               </w:rPr>
-              <w:t xml:space="preserve">S11</w:t>
+              <w:t xml:space="preserve">S15</w:t>
             </w:r>
           </w:p>
         </w:tc>
@@ -5936,7 +5763,7 @@
                 <w:sz w:val="20"/>
                 <w:szCs w:val="20"/>
               </w:rPr>
-              <w:t xml:space="preserve">W4</w:t>
+              <w:t xml:space="preserve">W5</w:t>
             </w:r>
           </w:p>
         </w:tc>
@@ -5997,7 +5824,7 @@
                 <w:sz w:val="20"/>
                 <w:szCs w:val="20"/>
               </w:rPr>
-              <w:t xml:space="preserve">Recipe editor per size inside Product form</w:t>
+              <w:t xml:space="preserve">VietQR payment (image URL from settings/shop, manual confirm)</w:t>
             </w:r>
           </w:p>
         </w:tc>
@@ -6025,7 +5852,7 @@
                 <w:sz w:val="20"/>
                 <w:szCs w:val="20"/>
               </w:rPr>
-              <w:t xml:space="preserve">UC14</w:t>
+              <w:t xml:space="preserve">UC25</w:t>
             </w:r>
           </w:p>
         </w:tc>
@@ -6053,7 +5880,7 @@
                 <w:sz w:val="20"/>
                 <w:szCs w:val="20"/>
               </w:rPr>
-              <w:t xml:space="preserve">S09</w:t>
+              <w:t xml:space="preserve">S15</w:t>
             </w:r>
           </w:p>
         </w:tc>
@@ -6109,7 +5936,7 @@
                 <w:sz w:val="20"/>
                 <w:szCs w:val="20"/>
               </w:rPr>
-              <w:t xml:space="preserve">W5</w:t>
+              <w:t xml:space="preserve">W6</w:t>
             </w:r>
           </w:p>
         </w:tc>
@@ -6170,7 +5997,7 @@
                 <w:sz w:val="20"/>
                 <w:szCs w:val="20"/>
               </w:rPr>
-              <w:t xml:space="preserve">Stock deduction helper deductStock(txn, order) for M3's payment transaction</w:t>
+              <w:t xml:space="preserve">Confirm customer order (re-validate prices, set confirmedBy / confirmedAt)</w:t>
             </w:r>
           </w:p>
         </w:tc>
@@ -6198,7 +6025,7 @@
                 <w:sz w:val="20"/>
                 <w:szCs w:val="20"/>
               </w:rPr>
-              <w:t xml:space="preserve">UC15</w:t>
+              <w:t xml:space="preserve">UC22</w:t>
             </w:r>
           </w:p>
         </w:tc>
@@ -6226,7 +6053,7 @@
                 <w:sz w:val="20"/>
                 <w:szCs w:val="20"/>
               </w:rPr>
-              <w:t xml:space="preserve">—</w:t>
+              <w:t xml:space="preserve">S14</w:t>
             </w:r>
           </w:p>
         </w:tc>
@@ -6282,7 +6109,7 @@
                 <w:sz w:val="20"/>
                 <w:szCs w:val="20"/>
               </w:rPr>
-              <w:t xml:space="preserve">W5</w:t>
+              <w:t xml:space="preserve">W6</w:t>
             </w:r>
           </w:p>
         </w:tc>
@@ -6343,7 +6170,7 @@
                 <w:sz w:val="20"/>
                 <w:szCs w:val="20"/>
               </w:rPr>
-              <w:t xml:space="preserve">Low-stock detection + in-app banner/badge for managers (push part by M4)</w:t>
+              <w:t xml:space="preserve">Move / merge table</w:t>
             </w:r>
           </w:p>
         </w:tc>
@@ -6371,7 +6198,7 @@
                 <w:sz w:val="20"/>
                 <w:szCs w:val="20"/>
               </w:rPr>
-              <w:t xml:space="preserve">UC16</w:t>
+              <w:t xml:space="preserve">UC26</w:t>
             </w:r>
           </w:p>
         </w:tc>
@@ -6399,7 +6226,7 @@
                 <w:sz w:val="20"/>
                 <w:szCs w:val="20"/>
               </w:rPr>
-              <w:t xml:space="preserve">S04, S10</w:t>
+              <w:t xml:space="preserve">S13, S14</w:t>
             </w:r>
           </w:p>
         </w:tc>
@@ -6516,7 +6343,7 @@
                 <w:sz w:val="20"/>
                 <w:szCs w:val="20"/>
               </w:rPr>
-              <w:t xml:space="preserve">Unit tests BR-ORD-01 price inputs, BR-INV-01, recipe deduction (US-04 example)</w:t>
+              <w:t xml:space="preserve">Receipt PDF view + share (optional)</w:t>
             </w:r>
           </w:p>
         </w:tc>
@@ -6544,7 +6371,7 @@
                 <w:sz w:val="20"/>
                 <w:szCs w:val="20"/>
               </w:rPr>
-              <w:t xml:space="preserve">BR-INV-01</w:t>
+              <w:t xml:space="preserve">UC28</w:t>
             </w:r>
           </w:p>
         </w:tc>
@@ -6572,6 +6399,179 @@
                 <w:sz w:val="20"/>
                 <w:szCs w:val="20"/>
               </w:rPr>
+              <w:t xml:space="preserve">S15</w:t>
+            </w:r>
+          </w:p>
+        </w:tc>
+        <w:tc>
+          <w:tcPr>
+            <w:tcW w:type="dxa" w:w="1000"/>
+            <w:tcMar>
+              <w:top w:type="dxa" w:w="40"/>
+              <w:left w:type="dxa" w:w="90"/>
+              <w:bottom w:type="dxa" w:w="40"/>
+              <w:right w:type="dxa" w:w="90"/>
+            </w:tcMar>
+            <w:vAlign w:val="center"/>
+          </w:tcPr>
+          <w:p>
+            <w:pPr>
+              <w:spacing w:after="20" w:before="20"/>
+              <w:jc w:val="left"/>
+            </w:pPr>
+            <w:r>
+              <w:rPr>
+                <w:rFonts w:ascii="Times New Roman" w:cs="Times New Roman" w:eastAsia="Times New Roman" w:hAnsi="Times New Roman"/>
+                <w:b w:val="false"/>
+                <w:bCs w:val="false"/>
+                <w:sz w:val="20"/>
+                <w:szCs w:val="20"/>
+              </w:rPr>
+              <w:t xml:space="preserve">P2</w:t>
+            </w:r>
+          </w:p>
+        </w:tc>
+        <w:tc>
+          <w:tcPr>
+            <w:tcW w:type="dxa" w:w="1000"/>
+            <w:tcMar>
+              <w:top w:type="dxa" w:w="40"/>
+              <w:left w:type="dxa" w:w="90"/>
+              <w:bottom w:type="dxa" w:w="40"/>
+              <w:right w:type="dxa" w:w="90"/>
+            </w:tcMar>
+            <w:vAlign w:val="center"/>
+          </w:tcPr>
+          <w:p>
+            <w:pPr>
+              <w:spacing w:after="20" w:before="20"/>
+              <w:jc w:val="left"/>
+            </w:pPr>
+            <w:r>
+              <w:rPr>
+                <w:rFonts w:ascii="Times New Roman" w:cs="Times New Roman" w:eastAsia="Times New Roman" w:hAnsi="Times New Roman"/>
+                <w:b w:val="false"/>
+                <w:bCs w:val="false"/>
+                <w:sz w:val="20"/>
+                <w:szCs w:val="20"/>
+              </w:rPr>
+              <w:t xml:space="preserve">W7</w:t>
+            </w:r>
+          </w:p>
+        </w:tc>
+      </w:tr>
+      <w:tr>
+        <w:trPr>
+          <w:cantSplit/>
+        </w:trPr>
+        <w:tc>
+          <w:tcPr>
+            <w:tcW w:type="dxa" w:w="850"/>
+            <w:tcMar>
+              <w:top w:type="dxa" w:w="40"/>
+              <w:left w:type="dxa" w:w="90"/>
+              <w:bottom w:type="dxa" w:w="40"/>
+              <w:right w:type="dxa" w:w="90"/>
+            </w:tcMar>
+            <w:vAlign w:val="center"/>
+          </w:tcPr>
+          <w:p>
+            <w:pPr>
+              <w:spacing w:after="20" w:before="20"/>
+              <w:jc w:val="left"/>
+            </w:pPr>
+            <w:r>
+              <w:rPr>
+                <w:rFonts w:ascii="Times New Roman" w:cs="Times New Roman" w:eastAsia="Times New Roman" w:hAnsi="Times New Roman"/>
+                <w:b w:val="false"/>
+                <w:bCs w:val="false"/>
+                <w:sz w:val="20"/>
+                <w:szCs w:val="20"/>
+              </w:rPr>
+              <w:t xml:space="preserve">M2-14</w:t>
+            </w:r>
+          </w:p>
+        </w:tc>
+        <w:tc>
+          <w:tcPr>
+            <w:tcW w:type="dxa" w:w="3476"/>
+            <w:tcMar>
+              <w:top w:type="dxa" w:w="40"/>
+              <w:left w:type="dxa" w:w="90"/>
+              <w:bottom w:type="dxa" w:w="40"/>
+              <w:right w:type="dxa" w:w="90"/>
+            </w:tcMar>
+            <w:vAlign w:val="center"/>
+          </w:tcPr>
+          <w:p>
+            <w:pPr>
+              <w:spacing w:after="20" w:before="20"/>
+              <w:jc w:val="left"/>
+            </w:pPr>
+            <w:r>
+              <w:rPr>
+                <w:rFonts w:ascii="Times New Roman" w:cs="Times New Roman" w:eastAsia="Times New Roman" w:hAnsi="Times New Roman"/>
+                <w:b w:val="false"/>
+                <w:bCs w:val="false"/>
+                <w:sz w:val="20"/>
+                <w:szCs w:val="20"/>
+              </w:rPr>
+              <w:t xml:space="preserve">Unit tests BR-ORD-*, BR-DIS-*, BR-PAY-*; repository tests with fake_cloud_firestore</w:t>
+            </w:r>
+          </w:p>
+        </w:tc>
+        <w:tc>
+          <w:tcPr>
+            <w:tcW w:type="dxa" w:w="1400"/>
+            <w:tcMar>
+              <w:top w:type="dxa" w:w="40"/>
+              <w:left w:type="dxa" w:w="90"/>
+              <w:bottom w:type="dxa" w:w="40"/>
+              <w:right w:type="dxa" w:w="90"/>
+            </w:tcMar>
+            <w:vAlign w:val="center"/>
+          </w:tcPr>
+          <w:p>
+            <w:pPr>
+              <w:spacing w:after="20" w:before="20"/>
+              <w:jc w:val="left"/>
+            </w:pPr>
+            <w:r>
+              <w:rPr>
+                <w:rFonts w:ascii="Times New Roman" w:cs="Times New Roman" w:eastAsia="Times New Roman" w:hAnsi="Times New Roman"/>
+                <w:b w:val="false"/>
+                <w:bCs w:val="false"/>
+                <w:sz w:val="20"/>
+                <w:szCs w:val="20"/>
+              </w:rPr>
+              <w:t xml:space="preserve">BR-ORD-*, BR-DIS-*, BR-PAY-*</w:t>
+            </w:r>
+          </w:p>
+        </w:tc>
+        <w:tc>
+          <w:tcPr>
+            <w:tcW w:type="dxa" w:w="1300"/>
+            <w:tcMar>
+              <w:top w:type="dxa" w:w="40"/>
+              <w:left w:type="dxa" w:w="90"/>
+              <w:bottom w:type="dxa" w:w="40"/>
+              <w:right w:type="dxa" w:w="90"/>
+            </w:tcMar>
+            <w:vAlign w:val="center"/>
+          </w:tcPr>
+          <w:p>
+            <w:pPr>
+              <w:spacing w:after="20" w:before="20"/>
+              <w:jc w:val="left"/>
+            </w:pPr>
+            <w:r>
+              <w:rPr>
+                <w:rFonts w:ascii="Times New Roman" w:cs="Times New Roman" w:eastAsia="Times New Roman" w:hAnsi="Times New Roman"/>
+                <w:b w:val="false"/>
+                <w:bCs w:val="false"/>
+                <w:sz w:val="20"/>
+                <w:szCs w:val="20"/>
+              </w:rPr>
               <w:t xml:space="preserve">—</w:t>
             </w:r>
           </w:p>
@@ -6629,6 +6629,179 @@
                 <w:szCs w:val="20"/>
               </w:rPr>
               <w:t xml:space="preserve">W7</w:t>
+            </w:r>
+          </w:p>
+        </w:tc>
+      </w:tr>
+      <w:tr>
+        <w:trPr>
+          <w:cantSplit/>
+        </w:trPr>
+        <w:tc>
+          <w:tcPr>
+            <w:tcW w:type="dxa" w:w="850"/>
+            <w:tcMar>
+              <w:top w:type="dxa" w:w="40"/>
+              <w:left w:type="dxa" w:w="90"/>
+              <w:bottom w:type="dxa" w:w="40"/>
+              <w:right w:type="dxa" w:w="90"/>
+            </w:tcMar>
+            <w:vAlign w:val="center"/>
+          </w:tcPr>
+          <w:p>
+            <w:pPr>
+              <w:spacing w:after="20" w:before="20"/>
+              <w:jc w:val="left"/>
+            </w:pPr>
+            <w:r>
+              <w:rPr>
+                <w:rFonts w:ascii="Times New Roman" w:cs="Times New Roman" w:eastAsia="Times New Roman" w:hAnsi="Times New Roman"/>
+                <w:b w:val="false"/>
+                <w:bCs w:val="false"/>
+                <w:sz w:val="20"/>
+                <w:szCs w:val="20"/>
+              </w:rPr>
+              <w:t xml:space="preserve">M2-15</w:t>
+            </w:r>
+          </w:p>
+        </w:tc>
+        <w:tc>
+          <w:tcPr>
+            <w:tcW w:type="dxa" w:w="3476"/>
+            <w:tcMar>
+              <w:top w:type="dxa" w:w="40"/>
+              <w:left w:type="dxa" w:w="90"/>
+              <w:bottom w:type="dxa" w:w="40"/>
+              <w:right w:type="dxa" w:w="90"/>
+            </w:tcMar>
+            <w:vAlign w:val="center"/>
+          </w:tcPr>
+          <w:p>
+            <w:pPr>
+              <w:spacing w:after="20" w:before="20"/>
+              <w:jc w:val="left"/>
+            </w:pPr>
+            <w:r>
+              <w:rPr>
+                <w:rFonts w:ascii="Times New Roman" w:cs="Times New Roman" w:eastAsia="Times New Roman" w:hAnsi="Times New Roman"/>
+                <w:b w:val="false"/>
+                <w:bCs w:val="false"/>
+                <w:sz w:val="20"/>
+                <w:szCs w:val="20"/>
+              </w:rPr>
+              <w:t xml:space="preserve">Split payment cash + VietQR (QR shows only the transfer part, change on the cash part)</w:t>
+            </w:r>
+          </w:p>
+        </w:tc>
+        <w:tc>
+          <w:tcPr>
+            <w:tcW w:type="dxa" w:w="1400"/>
+            <w:tcMar>
+              <w:top w:type="dxa" w:w="40"/>
+              <w:left w:type="dxa" w:w="90"/>
+              <w:bottom w:type="dxa" w:w="40"/>
+              <w:right w:type="dxa" w:w="90"/>
+            </w:tcMar>
+            <w:vAlign w:val="center"/>
+          </w:tcPr>
+          <w:p>
+            <w:pPr>
+              <w:spacing w:after="20" w:before="20"/>
+              <w:jc w:val="left"/>
+            </w:pPr>
+            <w:r>
+              <w:rPr>
+                <w:rFonts w:ascii="Times New Roman" w:cs="Times New Roman" w:eastAsia="Times New Roman" w:hAnsi="Times New Roman"/>
+                <w:b w:val="false"/>
+                <w:bCs w:val="false"/>
+                <w:sz w:val="20"/>
+                <w:szCs w:val="20"/>
+              </w:rPr>
+              <w:t xml:space="preserve">UC46, FR-POS-14</w:t>
+            </w:r>
+          </w:p>
+        </w:tc>
+        <w:tc>
+          <w:tcPr>
+            <w:tcW w:type="dxa" w:w="1300"/>
+            <w:tcMar>
+              <w:top w:type="dxa" w:w="40"/>
+              <w:left w:type="dxa" w:w="90"/>
+              <w:bottom w:type="dxa" w:w="40"/>
+              <w:right w:type="dxa" w:w="90"/>
+            </w:tcMar>
+            <w:vAlign w:val="center"/>
+          </w:tcPr>
+          <w:p>
+            <w:pPr>
+              <w:spacing w:after="20" w:before="20"/>
+              <w:jc w:val="left"/>
+            </w:pPr>
+            <w:r>
+              <w:rPr>
+                <w:rFonts w:ascii="Times New Roman" w:cs="Times New Roman" w:eastAsia="Times New Roman" w:hAnsi="Times New Roman"/>
+                <w:b w:val="false"/>
+                <w:bCs w:val="false"/>
+                <w:sz w:val="20"/>
+                <w:szCs w:val="20"/>
+              </w:rPr>
+              <w:t xml:space="preserve">S15</w:t>
+            </w:r>
+          </w:p>
+        </w:tc>
+        <w:tc>
+          <w:tcPr>
+            <w:tcW w:type="dxa" w:w="1000"/>
+            <w:tcMar>
+              <w:top w:type="dxa" w:w="40"/>
+              <w:left w:type="dxa" w:w="90"/>
+              <w:bottom w:type="dxa" w:w="40"/>
+              <w:right w:type="dxa" w:w="90"/>
+            </w:tcMar>
+            <w:vAlign w:val="center"/>
+          </w:tcPr>
+          <w:p>
+            <w:pPr>
+              <w:spacing w:after="20" w:before="20"/>
+              <w:jc w:val="left"/>
+            </w:pPr>
+            <w:r>
+              <w:rPr>
+                <w:rFonts w:ascii="Times New Roman" w:cs="Times New Roman" w:eastAsia="Times New Roman" w:hAnsi="Times New Roman"/>
+                <w:b w:val="false"/>
+                <w:bCs w:val="false"/>
+                <w:sz w:val="20"/>
+                <w:szCs w:val="20"/>
+              </w:rPr>
+              <w:t xml:space="preserve">P1</w:t>
+            </w:r>
+          </w:p>
+        </w:tc>
+        <w:tc>
+          <w:tcPr>
+            <w:tcW w:type="dxa" w:w="1000"/>
+            <w:tcMar>
+              <w:top w:type="dxa" w:w="40"/>
+              <w:left w:type="dxa" w:w="90"/>
+              <w:bottom w:type="dxa" w:w="40"/>
+              <w:right w:type="dxa" w:w="90"/>
+            </w:tcMar>
+            <w:vAlign w:val="center"/>
+          </w:tcPr>
+          <w:p>
+            <w:pPr>
+              <w:spacing w:after="20" w:before="20"/>
+              <w:jc w:val="left"/>
+            </w:pPr>
+            <w:r>
+              <w:rPr>
+                <w:rFonts w:ascii="Times New Roman" w:cs="Times New Roman" w:eastAsia="Times New Roman" w:hAnsi="Times New Roman"/>
+                <w:b w:val="false"/>
+                <w:bCs w:val="false"/>
+                <w:sz w:val="20"/>
+                <w:szCs w:val="20"/>
+              </w:rPr>
+              <w:t xml:space="preserve">W6</w:t>
             </w:r>
           </w:p>
         </w:tc>
@@ -6662,7 +6835,7 @@
           <w:sz w:val="24"/>
           <w:szCs w:val="24"/>
         </w:rPr>
-        <w:t xml:space="preserve">M3 – POS</w:t>
+        <w:t xml:space="preserve">M3 – Nguyễn Bá Cường: BAR, CUS, tables, notifications + RPT, LOY, security, seed data</w:t>
       </w:r>
     </w:p>
     <w:tbl>
@@ -6920,7 +7093,7 @@
                 <w:sz w:val="20"/>
                 <w:szCs w:val="20"/>
               </w:rPr>
-              <w:t xml:space="preserve">Order domain: unit price (BR-ORD-01), total (BR-ORD-02), status state machine, daily shortId (BR-ORD-06) + unit tests</w:t>
+              <w:t xml:space="preserve">FCM setup (Android + iOS), token registration helper used by M1's login; decide Blaze plan (brief Q4)</w:t>
             </w:r>
           </w:p>
         </w:tc>
@@ -6948,7 +7121,7 @@
                 <w:sz w:val="20"/>
                 <w:szCs w:val="20"/>
               </w:rPr>
-              <w:t xml:space="preserve">brief §4.2, §11</w:t>
+              <w:t xml:space="preserve">FR-BAR-05</w:t>
             </w:r>
           </w:p>
         </w:tc>
@@ -7093,7 +7266,7 @@
                 <w:sz w:val="20"/>
                 <w:szCs w:val="20"/>
               </w:rPr>
-              <w:t xml:space="preserve">Order repository (create / update / real-time streams)</w:t>
+              <w:t xml:space="preserve">Table management: table CRUD (moved from M2 to balance load)</w:t>
             </w:r>
           </w:p>
         </w:tc>
@@ -7121,7 +7294,7 @@
                 <w:sz w:val="20"/>
                 <w:szCs w:val="20"/>
               </w:rPr>
-              <w:t xml:space="preserve">—</w:t>
+              <w:t xml:space="preserve">UC18</w:t>
             </w:r>
           </w:p>
         </w:tc>
@@ -7149,7 +7322,7 @@
                 <w:sz w:val="20"/>
                 <w:szCs w:val="20"/>
               </w:rPr>
-              <w:t xml:space="preserve">—</w:t>
+              <w:t xml:space="preserve">S12</w:t>
             </w:r>
           </w:p>
         </w:tc>
@@ -7266,7 +7439,7 @@
                 <w:sz w:val="20"/>
                 <w:szCs w:val="20"/>
               </w:rPr>
-              <w:t xml:space="preserve">Table map with live status (empty / occupied / waiting payment), takeaway tab</w:t>
+              <w:t xml:space="preserve">Barista queue UI: real-time pending + preparing, oldest first, order cards</w:t>
             </w:r>
           </w:p>
         </w:tc>
@@ -7294,7 +7467,7 @@
                 <w:sz w:val="20"/>
                 <w:szCs w:val="20"/>
               </w:rPr>
-              <w:t xml:space="preserve">UC19</w:t>
+              <w:t xml:space="preserve">UC30</w:t>
             </w:r>
           </w:p>
         </w:tc>
@@ -7322,7 +7495,7 @@
                 <w:sz w:val="20"/>
                 <w:szCs w:val="20"/>
               </w:rPr>
-              <w:t xml:space="preserve">S13</w:t>
+              <w:t xml:space="preserve">S16</w:t>
             </w:r>
           </w:p>
         </w:tc>
@@ -7378,7 +7551,7 @@
                 <w:sz w:val="20"/>
                 <w:szCs w:val="20"/>
               </w:rPr>
-              <w:t xml:space="preserve">W2</w:t>
+              <w:t xml:space="preserve">W3</w:t>
             </w:r>
           </w:p>
         </w:tc>
@@ -7439,7 +7612,7 @@
                 <w:sz w:val="20"/>
                 <w:szCs w:val="20"/>
               </w:rPr>
-              <w:t xml:space="preserve">Order editor: menu + cart, item options sheet (size, toppings, qty, note), create order transaction</w:t>
+              <w:t xml:space="preserve">Barista status actions (Start / Done / Undo), sound on new order, late-order warning color</w:t>
             </w:r>
           </w:p>
         </w:tc>
@@ -7467,7 +7640,7 @@
                 <w:sz w:val="20"/>
                 <w:szCs w:val="20"/>
               </w:rPr>
-              <w:t xml:space="preserve">UC20</w:t>
+              <w:t xml:space="preserve">UC30</w:t>
             </w:r>
           </w:p>
         </w:tc>
@@ -7495,7 +7668,7 @@
                 <w:sz w:val="20"/>
                 <w:szCs w:val="20"/>
               </w:rPr>
-              <w:t xml:space="preserve">S14</w:t>
+              <w:t xml:space="preserve">S16</w:t>
             </w:r>
           </w:p>
         </w:tc>
@@ -7551,7 +7724,7 @@
                 <w:sz w:val="20"/>
                 <w:szCs w:val="20"/>
               </w:rPr>
-              <w:t xml:space="preserve">W3</w:t>
+              <w:t xml:space="preserve">W4</w:t>
             </w:r>
           </w:p>
         </w:tc>
@@ -7612,7 +7785,7 @@
                 <w:sz w:val="20"/>
                 <w:szCs w:val="20"/>
               </w:rPr>
-              <w:t xml:space="preserve">Edit order items (pending: edit/remove; served: add → back to pending)</w:t>
+              <w:t xml:space="preserve">Table QR generation + print all</w:t>
             </w:r>
           </w:p>
         </w:tc>
@@ -7640,7 +7813,7 @@
                 <w:sz w:val="20"/>
                 <w:szCs w:val="20"/>
               </w:rPr>
-              <w:t xml:space="preserve">UC21</w:t>
+              <w:t xml:space="preserve">UC18, FR-CUS-01</w:t>
             </w:r>
           </w:p>
         </w:tc>
@@ -7668,7 +7841,7 @@
                 <w:sz w:val="20"/>
                 <w:szCs w:val="20"/>
               </w:rPr>
-              <w:t xml:space="preserve">S14</w:t>
+              <w:t xml:space="preserve">S12</w:t>
             </w:r>
           </w:p>
         </w:tc>
@@ -7696,7 +7869,7 @@
                 <w:sz w:val="20"/>
                 <w:szCs w:val="20"/>
               </w:rPr>
-              <w:t xml:space="preserve">P0</w:t>
+              <w:t xml:space="preserve">P1</w:t>
             </w:r>
           </w:p>
         </w:tc>
@@ -7724,7 +7897,7 @@
                 <w:sz w:val="20"/>
                 <w:szCs w:val="20"/>
               </w:rPr>
-              <w:t xml:space="preserve">W4</w:t>
+              <w:t xml:space="preserve">W5</w:t>
             </w:r>
           </w:p>
         </w:tc>
@@ -7785,7 +7958,7 @@
                 <w:sz w:val="20"/>
                 <w:szCs w:val="20"/>
               </w:rPr>
-              <w:t xml:space="preserve">Mark order served (takeaway: when handed over); cancel order with reason and cancelledBy (manager-only for preparing)</w:t>
+              <w:t xml:space="preserve">Notify order ready: Cloud Function + FCM, in-app fallback</w:t>
             </w:r>
           </w:p>
         </w:tc>
@@ -7813,7 +7986,7 @@
                 <w:sz w:val="20"/>
                 <w:szCs w:val="20"/>
               </w:rPr>
-              <w:t xml:space="preserve">UC23, UC27, FR-POS-12</w:t>
+              <w:t xml:space="preserve">UC31</w:t>
             </w:r>
           </w:p>
         </w:tc>
@@ -7841,7 +8014,7 @@
                 <w:sz w:val="20"/>
                 <w:szCs w:val="20"/>
               </w:rPr>
-              <w:t xml:space="preserve">S14</w:t>
+              <w:t xml:space="preserve">—</w:t>
             </w:r>
           </w:p>
         </w:tc>
@@ -7869,7 +8042,7 @@
                 <w:sz w:val="20"/>
                 <w:szCs w:val="20"/>
               </w:rPr>
-              <w:t xml:space="preserve">P0</w:t>
+              <w:t xml:space="preserve">P1</w:t>
             </w:r>
           </w:p>
         </w:tc>
@@ -7897,7 +8070,7 @@
                 <w:sz w:val="20"/>
                 <w:szCs w:val="20"/>
               </w:rPr>
-              <w:t xml:space="preserve">W4</w:t>
+              <w:t xml:space="preserve">W5</w:t>
             </w:r>
           </w:p>
         </w:tc>
@@ -7958,7 +8131,7 @@
                 <w:sz w:val="20"/>
                 <w:szCs w:val="20"/>
               </w:rPr>
-              <w:t xml:space="preserve">Payment screen: cash, change due, single Firestore transaction writing cashAmount, qrAmount, paidBy; open-shift check (BR-PAY-03)</w:t>
+              <w:t xml:space="preserve">Customer menu via QR: anonymous auth, cart, place order (source = customer)</w:t>
             </w:r>
           </w:p>
         </w:tc>
@@ -7986,7 +8159,7 @@
                 <w:sz w:val="20"/>
                 <w:szCs w:val="20"/>
               </w:rPr>
-              <w:t xml:space="preserve">UC25</w:t>
+              <w:t xml:space="preserve">UC32</w:t>
             </w:r>
           </w:p>
         </w:tc>
@@ -8014,7 +8187,7 @@
                 <w:sz w:val="20"/>
                 <w:szCs w:val="20"/>
               </w:rPr>
-              <w:t xml:space="preserve">S15</w:t>
+              <w:t xml:space="preserve">S17</w:t>
             </w:r>
           </w:p>
         </w:tc>
@@ -8042,7 +8215,7 @@
                 <w:sz w:val="20"/>
                 <w:szCs w:val="20"/>
               </w:rPr>
-              <w:t xml:space="preserve">P0</w:t>
+              <w:t xml:space="preserve">P1</w:t>
             </w:r>
           </w:p>
         </w:tc>
@@ -8070,7 +8243,7 @@
                 <w:sz w:val="20"/>
                 <w:szCs w:val="20"/>
               </w:rPr>
-              <w:t xml:space="preserve">W4</w:t>
+              <w:t xml:space="preserve">W6</w:t>
             </w:r>
           </w:p>
         </w:tc>
@@ -8131,7 +8304,7 @@
                 <w:sz w:val="20"/>
                 <w:szCs w:val="20"/>
               </w:rPr>
-              <w:t xml:space="preserve">Voucher sheet: code entry, validation (active, expiry, usage limit, min order), max-discount cap; no manual discount (BR-DIS-03)</w:t>
+              <w:t xml:space="preserve">Low-stock push: Cloud Function on ingredients update</w:t>
             </w:r>
           </w:p>
         </w:tc>
@@ -8159,7 +8332,7 @@
                 <w:sz w:val="20"/>
                 <w:szCs w:val="20"/>
               </w:rPr>
-              <w:t xml:space="preserve">UC24</w:t>
+              <w:t xml:space="preserve">UC16</w:t>
             </w:r>
           </w:p>
         </w:tc>
@@ -8187,7 +8360,7 @@
                 <w:sz w:val="20"/>
                 <w:szCs w:val="20"/>
               </w:rPr>
-              <w:t xml:space="preserve">S14, S15</w:t>
+              <w:t xml:space="preserve">—</w:t>
             </w:r>
           </w:p>
         </w:tc>
@@ -8243,7 +8416,7 @@
                 <w:sz w:val="20"/>
                 <w:szCs w:val="20"/>
               </w:rPr>
-              <w:t xml:space="preserve">W5</w:t>
+              <w:t xml:space="preserve">W6</w:t>
             </w:r>
           </w:p>
         </w:tc>
@@ -8304,7 +8477,7 @@
                 <w:sz w:val="20"/>
                 <w:szCs w:val="20"/>
               </w:rPr>
-              <w:t xml:space="preserve">Integrate stock deduction (M2) and loyalty points (M5) into the payment transaction</w:t>
+              <w:t xml:space="preserve">Customer order status (optional); decide Flutter Web vs in-app (brief Q2)</w:t>
             </w:r>
           </w:p>
         </w:tc>
@@ -8332,7 +8505,7 @@
                 <w:sz w:val="20"/>
                 <w:szCs w:val="20"/>
               </w:rPr>
-              <w:t xml:space="preserve">UC25, NFR-REL-01</w:t>
+              <w:t xml:space="preserve">UC33</w:t>
             </w:r>
           </w:p>
         </w:tc>
@@ -8360,7 +8533,7 @@
                 <w:sz w:val="20"/>
                 <w:szCs w:val="20"/>
               </w:rPr>
-              <w:t xml:space="preserve">S15</w:t>
+              <w:t xml:space="preserve">S18</w:t>
             </w:r>
           </w:p>
         </w:tc>
@@ -8388,7 +8561,7 @@
                 <w:sz w:val="20"/>
                 <w:szCs w:val="20"/>
               </w:rPr>
-              <w:t xml:space="preserve">P1</w:t>
+              <w:t xml:space="preserve">P2</w:t>
             </w:r>
           </w:p>
         </w:tc>
@@ -8416,7 +8589,7 @@
                 <w:sz w:val="20"/>
                 <w:szCs w:val="20"/>
               </w:rPr>
-              <w:t xml:space="preserve">W5</w:t>
+              <w:t xml:space="preserve">W7</w:t>
             </w:r>
           </w:p>
         </w:tc>
@@ -8477,7 +8650,7 @@
                 <w:sz w:val="20"/>
                 <w:szCs w:val="20"/>
               </w:rPr>
-              <w:t xml:space="preserve">VietQR payment (image URL from settings/shop, manual confirm)</w:t>
+              <w:t xml:space="preserve">Widget tests barista queue; Cloud Function tests with emulator</w:t>
             </w:r>
           </w:p>
         </w:tc>
@@ -8505,7 +8678,7 @@
                 <w:sz w:val="20"/>
                 <w:szCs w:val="20"/>
               </w:rPr>
-              <w:t xml:space="preserve">UC25</w:t>
+              <w:t xml:space="preserve">—</w:t>
             </w:r>
           </w:p>
         </w:tc>
@@ -8533,7 +8706,7 @@
                 <w:sz w:val="20"/>
                 <w:szCs w:val="20"/>
               </w:rPr>
-              <w:t xml:space="preserve">S15</w:t>
+              <w:t xml:space="preserve">—</w:t>
             </w:r>
           </w:p>
         </w:tc>
@@ -8561,7 +8734,7 @@
                 <w:sz w:val="20"/>
                 <w:szCs w:val="20"/>
               </w:rPr>
-              <w:t xml:space="preserve">P1</w:t>
+              <w:t xml:space="preserve">P0</w:t>
             </w:r>
           </w:p>
         </w:tc>
@@ -8589,7 +8762,7 @@
                 <w:sz w:val="20"/>
                 <w:szCs w:val="20"/>
               </w:rPr>
-              <w:t xml:space="preserve">W6</w:t>
+              <w:t xml:space="preserve">W7</w:t>
             </w:r>
           </w:p>
         </w:tc>
@@ -8650,7 +8823,7 @@
                 <w:sz w:val="20"/>
                 <w:szCs w:val="20"/>
               </w:rPr>
-              <w:t xml:space="preserve">Confirm customer order (re-validate prices, set confirmedBy / confirmedAt)</w:t>
+              <w:t xml:space="preserve">Firebase Emulator setup; Security Rules draft from permission matrix (brief §12)</w:t>
             </w:r>
           </w:p>
         </w:tc>
@@ -8678,7 +8851,7 @@
                 <w:sz w:val="20"/>
                 <w:szCs w:val="20"/>
               </w:rPr>
-              <w:t xml:space="preserve">UC22</w:t>
+              <w:t xml:space="preserve">NFR-SEC-01</w:t>
             </w:r>
           </w:p>
         </w:tc>
@@ -8706,7 +8879,7 @@
                 <w:sz w:val="20"/>
                 <w:szCs w:val="20"/>
               </w:rPr>
-              <w:t xml:space="preserve">S14</w:t>
+              <w:t xml:space="preserve">—</w:t>
             </w:r>
           </w:p>
         </w:tc>
@@ -8734,7 +8907,7 @@
                 <w:sz w:val="20"/>
                 <w:szCs w:val="20"/>
               </w:rPr>
-              <w:t xml:space="preserve">P1</w:t>
+              <w:t xml:space="preserve">P0</w:t>
             </w:r>
           </w:p>
         </w:tc>
@@ -8762,7 +8935,7 @@
                 <w:sz w:val="20"/>
                 <w:szCs w:val="20"/>
               </w:rPr>
-              <w:t xml:space="preserve">W6</w:t>
+              <w:t xml:space="preserve">W1</w:t>
             </w:r>
           </w:p>
         </w:tc>
@@ -8823,7 +8996,7 @@
                 <w:sz w:val="20"/>
                 <w:szCs w:val="20"/>
               </w:rPr>
-              <w:t xml:space="preserve">Move / merge table</w:t>
+              <w:t xml:space="preserve">Seed data script: staff of each role, menu, ingredients, tables, sample orders</w:t>
             </w:r>
           </w:p>
         </w:tc>
@@ -8851,7 +9024,7 @@
                 <w:sz w:val="20"/>
                 <w:szCs w:val="20"/>
               </w:rPr>
-              <w:t xml:space="preserve">UC26</w:t>
+              <w:t xml:space="preserve">—</w:t>
             </w:r>
           </w:p>
         </w:tc>
@@ -8879,7 +9052,7 @@
                 <w:sz w:val="20"/>
                 <w:szCs w:val="20"/>
               </w:rPr>
-              <w:t xml:space="preserve">S13, S14</w:t>
+              <w:t xml:space="preserve">—</w:t>
             </w:r>
           </w:p>
         </w:tc>
@@ -8907,7 +9080,7 @@
                 <w:sz w:val="20"/>
                 <w:szCs w:val="20"/>
               </w:rPr>
-              <w:t xml:space="preserve">P1</w:t>
+              <w:t xml:space="preserve">P0</w:t>
             </w:r>
           </w:p>
         </w:tc>
@@ -8935,7 +9108,7 @@
                 <w:sz w:val="20"/>
                 <w:szCs w:val="20"/>
               </w:rPr>
-              <w:t xml:space="preserve">W6</w:t>
+              <w:t xml:space="preserve">W1</w:t>
             </w:r>
           </w:p>
         </w:tc>
@@ -8996,7 +9169,7 @@
                 <w:sz w:val="20"/>
                 <w:szCs w:val="20"/>
               </w:rPr>
-              <w:t xml:space="preserve">Receipt PDF view + share (optional)</w:t>
+              <w:t xml:space="preserve">Rules tests for users, products, tables; composite indexes (brief §9.4)</w:t>
             </w:r>
           </w:p>
         </w:tc>
@@ -9024,7 +9197,7 @@
                 <w:sz w:val="20"/>
                 <w:szCs w:val="20"/>
               </w:rPr>
-              <w:t xml:space="preserve">UC28</w:t>
+              <w:t xml:space="preserve">NFR-SEC-01</w:t>
             </w:r>
           </w:p>
         </w:tc>
@@ -9052,7 +9225,7 @@
                 <w:sz w:val="20"/>
                 <w:szCs w:val="20"/>
               </w:rPr>
-              <w:t xml:space="preserve">S15</w:t>
+              <w:t xml:space="preserve">—</w:t>
             </w:r>
           </w:p>
         </w:tc>
@@ -9080,7 +9253,7 @@
                 <w:sz w:val="20"/>
                 <w:szCs w:val="20"/>
               </w:rPr>
-              <w:t xml:space="preserve">P2</w:t>
+              <w:t xml:space="preserve">P0</w:t>
             </w:r>
           </w:p>
         </w:tc>
@@ -9108,7 +9281,7 @@
                 <w:sz w:val="20"/>
                 <w:szCs w:val="20"/>
               </w:rPr>
-              <w:t xml:space="preserve">W7</w:t>
+              <w:t xml:space="preserve">W2</w:t>
             </w:r>
           </w:p>
         </w:tc>
@@ -9169,7 +9342,7 @@
                 <w:sz w:val="20"/>
                 <w:szCs w:val="20"/>
               </w:rPr>
-              <w:t xml:space="preserve">Unit tests BR-ORD-*, BR-DIS-*, BR-PAY-*; repository tests with fake_cloud_firestore</w:t>
+              <w:t xml:space="preserve">Manager dashboard: today's revenue, order count, average order value (live)</w:t>
             </w:r>
           </w:p>
         </w:tc>
@@ -9197,7 +9370,7 @@
                 <w:sz w:val="20"/>
                 <w:szCs w:val="20"/>
               </w:rPr>
-              <w:t xml:space="preserve">BR-ORD-*, BR-DIS-*, BR-PAY-*</w:t>
+              <w:t xml:space="preserve">UC34</w:t>
             </w:r>
           </w:p>
         </w:tc>
@@ -9225,7 +9398,7 @@
                 <w:sz w:val="20"/>
                 <w:szCs w:val="20"/>
               </w:rPr>
-              <w:t xml:space="preserve">—</w:t>
+              <w:t xml:space="preserve">S04</w:t>
             </w:r>
           </w:p>
         </w:tc>
@@ -9281,7 +9454,7 @@
                 <w:sz w:val="20"/>
                 <w:szCs w:val="20"/>
               </w:rPr>
-              <w:t xml:space="preserve">W7</w:t>
+              <w:t xml:space="preserve">W3</w:t>
             </w:r>
           </w:p>
         </w:tc>
@@ -9342,7 +9515,7 @@
                 <w:sz w:val="20"/>
                 <w:szCs w:val="20"/>
               </w:rPr>
-              <w:t xml:space="preserve">Split payment cash + VietQR (QR shows only the transfer part, change on the cash part)</w:t>
+              <w:t xml:space="preserve">Order history with filters + order detail</w:t>
             </w:r>
           </w:p>
         </w:tc>
@@ -9370,7 +9543,7 @@
                 <w:sz w:val="20"/>
                 <w:szCs w:val="20"/>
               </w:rPr>
-              <w:t xml:space="preserve">UC46, FR-POS-14</w:t>
+              <w:t xml:space="preserve">UC35</w:t>
             </w:r>
           </w:p>
         </w:tc>
@@ -9398,6 +9571,179 @@
                 <w:sz w:val="20"/>
                 <w:szCs w:val="20"/>
               </w:rPr>
+              <w:t xml:space="preserve">S20</w:t>
+            </w:r>
+          </w:p>
+        </w:tc>
+        <w:tc>
+          <w:tcPr>
+            <w:tcW w:type="dxa" w:w="1000"/>
+            <w:tcMar>
+              <w:top w:type="dxa" w:w="40"/>
+              <w:left w:type="dxa" w:w="90"/>
+              <w:bottom w:type="dxa" w:w="40"/>
+              <w:right w:type="dxa" w:w="90"/>
+            </w:tcMar>
+            <w:vAlign w:val="center"/>
+          </w:tcPr>
+          <w:p>
+            <w:pPr>
+              <w:spacing w:after="20" w:before="20"/>
+              <w:jc w:val="left"/>
+            </w:pPr>
+            <w:r>
+              <w:rPr>
+                <w:rFonts w:ascii="Times New Roman" w:cs="Times New Roman" w:eastAsia="Times New Roman" w:hAnsi="Times New Roman"/>
+                <w:b w:val="false"/>
+                <w:bCs w:val="false"/>
+                <w:sz w:val="20"/>
+                <w:szCs w:val="20"/>
+              </w:rPr>
+              <w:t xml:space="preserve">P0</w:t>
+            </w:r>
+          </w:p>
+        </w:tc>
+        <w:tc>
+          <w:tcPr>
+            <w:tcW w:type="dxa" w:w="1000"/>
+            <w:tcMar>
+              <w:top w:type="dxa" w:w="40"/>
+              <w:left w:type="dxa" w:w="90"/>
+              <w:bottom w:type="dxa" w:w="40"/>
+              <w:right w:type="dxa" w:w="90"/>
+            </w:tcMar>
+            <w:vAlign w:val="center"/>
+          </w:tcPr>
+          <w:p>
+            <w:pPr>
+              <w:spacing w:after="20" w:before="20"/>
+              <w:jc w:val="left"/>
+            </w:pPr>
+            <w:r>
+              <w:rPr>
+                <w:rFonts w:ascii="Times New Roman" w:cs="Times New Roman" w:eastAsia="Times New Roman" w:hAnsi="Times New Roman"/>
+                <w:b w:val="false"/>
+                <w:bCs w:val="false"/>
+                <w:sz w:val="20"/>
+                <w:szCs w:val="20"/>
+              </w:rPr>
+              <w:t xml:space="preserve">W4</w:t>
+            </w:r>
+          </w:p>
+        </w:tc>
+      </w:tr>
+      <w:tr>
+        <w:trPr>
+          <w:cantSplit/>
+        </w:trPr>
+        <w:tc>
+          <w:tcPr>
+            <w:tcW w:type="dxa" w:w="850"/>
+            <w:tcMar>
+              <w:top w:type="dxa" w:w="40"/>
+              <w:left w:type="dxa" w:w="90"/>
+              <w:bottom w:type="dxa" w:w="40"/>
+              <w:right w:type="dxa" w:w="90"/>
+            </w:tcMar>
+            <w:vAlign w:val="center"/>
+          </w:tcPr>
+          <w:p>
+            <w:pPr>
+              <w:spacing w:after="20" w:before="20"/>
+              <w:jc w:val="left"/>
+            </w:pPr>
+            <w:r>
+              <w:rPr>
+                <w:rFonts w:ascii="Times New Roman" w:cs="Times New Roman" w:eastAsia="Times New Roman" w:hAnsi="Times New Roman"/>
+                <w:b w:val="false"/>
+                <w:bCs w:val="false"/>
+                <w:sz w:val="20"/>
+                <w:szCs w:val="20"/>
+              </w:rPr>
+              <w:t xml:space="preserve">M3-16</w:t>
+            </w:r>
+          </w:p>
+        </w:tc>
+        <w:tc>
+          <w:tcPr>
+            <w:tcW w:type="dxa" w:w="3476"/>
+            <w:tcMar>
+              <w:top w:type="dxa" w:w="40"/>
+              <w:left w:type="dxa" w:w="90"/>
+              <w:bottom w:type="dxa" w:w="40"/>
+              <w:right w:type="dxa" w:w="90"/>
+            </w:tcMar>
+            <w:vAlign w:val="center"/>
+          </w:tcPr>
+          <w:p>
+            <w:pPr>
+              <w:spacing w:after="20" w:before="20"/>
+              <w:jc w:val="left"/>
+            </w:pPr>
+            <w:r>
+              <w:rPr>
+                <w:rFonts w:ascii="Times New Roman" w:cs="Times New Roman" w:eastAsia="Times New Roman" w:hAnsi="Times New Roman"/>
+                <w:b w:val="false"/>
+                <w:bCs w:val="false"/>
+                <w:sz w:val="20"/>
+                <w:szCs w:val="20"/>
+              </w:rPr>
+              <w:t xml:space="preserve">Attach loyalty customer sheet + redeem points sheet (used in M2's Payment); BR-LOY tests</w:t>
+            </w:r>
+          </w:p>
+        </w:tc>
+        <w:tc>
+          <w:tcPr>
+            <w:tcW w:type="dxa" w:w="1400"/>
+            <w:tcMar>
+              <w:top w:type="dxa" w:w="40"/>
+              <w:left w:type="dxa" w:w="90"/>
+              <w:bottom w:type="dxa" w:w="40"/>
+              <w:right w:type="dxa" w:w="90"/>
+            </w:tcMar>
+            <w:vAlign w:val="center"/>
+          </w:tcPr>
+          <w:p>
+            <w:pPr>
+              <w:spacing w:after="20" w:before="20"/>
+              <w:jc w:val="left"/>
+            </w:pPr>
+            <w:r>
+              <w:rPr>
+                <w:rFonts w:ascii="Times New Roman" w:cs="Times New Roman" w:eastAsia="Times New Roman" w:hAnsi="Times New Roman"/>
+                <w:b w:val="false"/>
+                <w:bCs w:val="false"/>
+                <w:sz w:val="20"/>
+                <w:szCs w:val="20"/>
+              </w:rPr>
+              <w:t xml:space="preserve">UC38, UC39</w:t>
+            </w:r>
+          </w:p>
+        </w:tc>
+        <w:tc>
+          <w:tcPr>
+            <w:tcW w:type="dxa" w:w="1300"/>
+            <w:tcMar>
+              <w:top w:type="dxa" w:w="40"/>
+              <w:left w:type="dxa" w:w="90"/>
+              <w:bottom w:type="dxa" w:w="40"/>
+              <w:right w:type="dxa" w:w="90"/>
+            </w:tcMar>
+            <w:vAlign w:val="center"/>
+          </w:tcPr>
+          <w:p>
+            <w:pPr>
+              <w:spacing w:after="20" w:before="20"/>
+              <w:jc w:val="left"/>
+            </w:pPr>
+            <w:r>
+              <w:rPr>
+                <w:rFonts w:ascii="Times New Roman" w:cs="Times New Roman" w:eastAsia="Times New Roman" w:hAnsi="Times New Roman"/>
+                <w:b w:val="false"/>
+                <w:bCs w:val="false"/>
+                <w:sz w:val="20"/>
+                <w:szCs w:val="20"/>
+              </w:rPr>
               <w:t xml:space="preserve">S15</w:t>
             </w:r>
           </w:p>
@@ -9454,7 +9800,699 @@
                 <w:sz w:val="20"/>
                 <w:szCs w:val="20"/>
               </w:rPr>
+              <w:t xml:space="preserve">W5</w:t>
+            </w:r>
+          </w:p>
+        </w:tc>
+      </w:tr>
+      <w:tr>
+        <w:trPr>
+          <w:cantSplit/>
+        </w:trPr>
+        <w:tc>
+          <w:tcPr>
+            <w:tcW w:type="dxa" w:w="850"/>
+            <w:tcMar>
+              <w:top w:type="dxa" w:w="40"/>
+              <w:left w:type="dxa" w:w="90"/>
+              <w:bottom w:type="dxa" w:w="40"/>
+              <w:right w:type="dxa" w:w="90"/>
+            </w:tcMar>
+            <w:vAlign w:val="center"/>
+          </w:tcPr>
+          <w:p>
+            <w:pPr>
+              <w:spacing w:after="20" w:before="20"/>
+              <w:jc w:val="left"/>
+            </w:pPr>
+            <w:r>
+              <w:rPr>
+                <w:rFonts w:ascii="Times New Roman" w:cs="Times New Roman" w:eastAsia="Times New Roman" w:hAnsi="Times New Roman"/>
+                <w:b w:val="false"/>
+                <w:bCs w:val="false"/>
+                <w:sz w:val="20"/>
+                <w:szCs w:val="20"/>
+              </w:rPr>
+              <w:t xml:space="preserve">M3-17</w:t>
+            </w:r>
+          </w:p>
+        </w:tc>
+        <w:tc>
+          <w:tcPr>
+            <w:tcW w:type="dxa" w:w="3476"/>
+            <w:tcMar>
+              <w:top w:type="dxa" w:w="40"/>
+              <w:left w:type="dxa" w:w="90"/>
+              <w:bottom w:type="dxa" w:w="40"/>
+              <w:right w:type="dxa" w:w="90"/>
+            </w:tcMar>
+            <w:vAlign w:val="center"/>
+          </w:tcPr>
+          <w:p>
+            <w:pPr>
+              <w:spacing w:after="20" w:before="20"/>
+              <w:jc w:val="left"/>
+            </w:pPr>
+            <w:r>
+              <w:rPr>
+                <w:rFonts w:ascii="Times New Roman" w:cs="Times New Roman" w:eastAsia="Times New Roman" w:hAnsi="Times New Roman"/>
+                <w:b w:val="false"/>
+                <w:bCs w:val="false"/>
+                <w:sz w:val="20"/>
+                <w:szCs w:val="20"/>
+              </w:rPr>
+              <w:t xml:space="preserve">Reports: revenue chart, top products, payment split Σ cashAmount vs Σ qrAmount (fl_chart)</w:t>
+            </w:r>
+          </w:p>
+        </w:tc>
+        <w:tc>
+          <w:tcPr>
+            <w:tcW w:type="dxa" w:w="1400"/>
+            <w:tcMar>
+              <w:top w:type="dxa" w:w="40"/>
+              <w:left w:type="dxa" w:w="90"/>
+              <w:bottom w:type="dxa" w:w="40"/>
+              <w:right w:type="dxa" w:w="90"/>
+            </w:tcMar>
+            <w:vAlign w:val="center"/>
+          </w:tcPr>
+          <w:p>
+            <w:pPr>
+              <w:spacing w:after="20" w:before="20"/>
+              <w:jc w:val="left"/>
+            </w:pPr>
+            <w:r>
+              <w:rPr>
+                <w:rFonts w:ascii="Times New Roman" w:cs="Times New Roman" w:eastAsia="Times New Roman" w:hAnsi="Times New Roman"/>
+                <w:b w:val="false"/>
+                <w:bCs w:val="false"/>
+                <w:sz w:val="20"/>
+                <w:szCs w:val="20"/>
+              </w:rPr>
+              <w:t xml:space="preserve">UC36</w:t>
+            </w:r>
+          </w:p>
+        </w:tc>
+        <w:tc>
+          <w:tcPr>
+            <w:tcW w:type="dxa" w:w="1300"/>
+            <w:tcMar>
+              <w:top w:type="dxa" w:w="40"/>
+              <w:left w:type="dxa" w:w="90"/>
+              <w:bottom w:type="dxa" w:w="40"/>
+              <w:right w:type="dxa" w:w="90"/>
+            </w:tcMar>
+            <w:vAlign w:val="center"/>
+          </w:tcPr>
+          <w:p>
+            <w:pPr>
+              <w:spacing w:after="20" w:before="20"/>
+              <w:jc w:val="left"/>
+            </w:pPr>
+            <w:r>
+              <w:rPr>
+                <w:rFonts w:ascii="Times New Roman" w:cs="Times New Roman" w:eastAsia="Times New Roman" w:hAnsi="Times New Roman"/>
+                <w:b w:val="false"/>
+                <w:bCs w:val="false"/>
+                <w:sz w:val="20"/>
+                <w:szCs w:val="20"/>
+              </w:rPr>
+              <w:t xml:space="preserve">S19</w:t>
+            </w:r>
+          </w:p>
+        </w:tc>
+        <w:tc>
+          <w:tcPr>
+            <w:tcW w:type="dxa" w:w="1000"/>
+            <w:tcMar>
+              <w:top w:type="dxa" w:w="40"/>
+              <w:left w:type="dxa" w:w="90"/>
+              <w:bottom w:type="dxa" w:w="40"/>
+              <w:right w:type="dxa" w:w="90"/>
+            </w:tcMar>
+            <w:vAlign w:val="center"/>
+          </w:tcPr>
+          <w:p>
+            <w:pPr>
+              <w:spacing w:after="20" w:before="20"/>
+              <w:jc w:val="left"/>
+            </w:pPr>
+            <w:r>
+              <w:rPr>
+                <w:rFonts w:ascii="Times New Roman" w:cs="Times New Roman" w:eastAsia="Times New Roman" w:hAnsi="Times New Roman"/>
+                <w:b w:val="false"/>
+                <w:bCs w:val="false"/>
+                <w:sz w:val="20"/>
+                <w:szCs w:val="20"/>
+              </w:rPr>
+              <w:t xml:space="preserve">P1</w:t>
+            </w:r>
+          </w:p>
+        </w:tc>
+        <w:tc>
+          <w:tcPr>
+            <w:tcW w:type="dxa" w:w="1000"/>
+            <w:tcMar>
+              <w:top w:type="dxa" w:w="40"/>
+              <w:left w:type="dxa" w:w="90"/>
+              <w:bottom w:type="dxa" w:w="40"/>
+              <w:right w:type="dxa" w:w="90"/>
+            </w:tcMar>
+            <w:vAlign w:val="center"/>
+          </w:tcPr>
+          <w:p>
+            <w:pPr>
+              <w:spacing w:after="20" w:before="20"/>
+              <w:jc w:val="left"/>
+            </w:pPr>
+            <w:r>
+              <w:rPr>
+                <w:rFonts w:ascii="Times New Roman" w:cs="Times New Roman" w:eastAsia="Times New Roman" w:hAnsi="Times New Roman"/>
+                <w:b w:val="false"/>
+                <w:bCs w:val="false"/>
+                <w:sz w:val="20"/>
+                <w:szCs w:val="20"/>
+              </w:rPr>
               <w:t xml:space="preserve">W6</w:t>
+            </w:r>
+          </w:p>
+        </w:tc>
+      </w:tr>
+      <w:tr>
+        <w:trPr>
+          <w:cantSplit/>
+        </w:trPr>
+        <w:tc>
+          <w:tcPr>
+            <w:tcW w:type="dxa" w:w="850"/>
+            <w:tcMar>
+              <w:top w:type="dxa" w:w="40"/>
+              <w:left w:type="dxa" w:w="90"/>
+              <w:bottom w:type="dxa" w:w="40"/>
+              <w:right w:type="dxa" w:w="90"/>
+            </w:tcMar>
+            <w:vAlign w:val="center"/>
+          </w:tcPr>
+          <w:p>
+            <w:pPr>
+              <w:spacing w:after="20" w:before="20"/>
+              <w:jc w:val="left"/>
+            </w:pPr>
+            <w:r>
+              <w:rPr>
+                <w:rFonts w:ascii="Times New Roman" w:cs="Times New Roman" w:eastAsia="Times New Roman" w:hAnsi="Times New Roman"/>
+                <w:b w:val="false"/>
+                <w:bCs w:val="false"/>
+                <w:sz w:val="20"/>
+                <w:szCs w:val="20"/>
+              </w:rPr>
+              <w:t xml:space="preserve">M3-18</w:t>
+            </w:r>
+          </w:p>
+        </w:tc>
+        <w:tc>
+          <w:tcPr>
+            <w:tcW w:type="dxa" w:w="3476"/>
+            <w:tcMar>
+              <w:top w:type="dxa" w:w="40"/>
+              <w:left w:type="dxa" w:w="90"/>
+              <w:bottom w:type="dxa" w:w="40"/>
+              <w:right w:type="dxa" w:w="90"/>
+            </w:tcMar>
+            <w:vAlign w:val="center"/>
+          </w:tcPr>
+          <w:p>
+            <w:pPr>
+              <w:spacing w:after="20" w:before="20"/>
+              <w:jc w:val="left"/>
+            </w:pPr>
+            <w:r>
+              <w:rPr>
+                <w:rFonts w:ascii="Times New Roman" w:cs="Times New Roman" w:eastAsia="Times New Roman" w:hAnsi="Times New Roman"/>
+                <w:b w:val="false"/>
+                <w:bCs w:val="false"/>
+                <w:sz w:val="20"/>
+                <w:szCs w:val="20"/>
+              </w:rPr>
+              <w:t xml:space="preserve">Customers &amp; vouchers screen, voucher form, customer detail</w:t>
+            </w:r>
+          </w:p>
+        </w:tc>
+        <w:tc>
+          <w:tcPr>
+            <w:tcW w:type="dxa" w:w="1400"/>
+            <w:tcMar>
+              <w:top w:type="dxa" w:w="40"/>
+              <w:left w:type="dxa" w:w="90"/>
+              <w:bottom w:type="dxa" w:w="40"/>
+              <w:right w:type="dxa" w:w="90"/>
+            </w:tcMar>
+            <w:vAlign w:val="center"/>
+          </w:tcPr>
+          <w:p>
+            <w:pPr>
+              <w:spacing w:after="20" w:before="20"/>
+              <w:jc w:val="left"/>
+            </w:pPr>
+            <w:r>
+              <w:rPr>
+                <w:rFonts w:ascii="Times New Roman" w:cs="Times New Roman" w:eastAsia="Times New Roman" w:hAnsi="Times New Roman"/>
+                <w:b w:val="false"/>
+                <w:bCs w:val="false"/>
+                <w:sz w:val="20"/>
+                <w:szCs w:val="20"/>
+              </w:rPr>
+              <w:t xml:space="preserve">UC40, UC41</w:t>
+            </w:r>
+          </w:p>
+        </w:tc>
+        <w:tc>
+          <w:tcPr>
+            <w:tcW w:type="dxa" w:w="1300"/>
+            <w:tcMar>
+              <w:top w:type="dxa" w:w="40"/>
+              <w:left w:type="dxa" w:w="90"/>
+              <w:bottom w:type="dxa" w:w="40"/>
+              <w:right w:type="dxa" w:w="90"/>
+            </w:tcMar>
+            <w:vAlign w:val="center"/>
+          </w:tcPr>
+          <w:p>
+            <w:pPr>
+              <w:spacing w:after="20" w:before="20"/>
+              <w:jc w:val="left"/>
+            </w:pPr>
+            <w:r>
+              <w:rPr>
+                <w:rFonts w:ascii="Times New Roman" w:cs="Times New Roman" w:eastAsia="Times New Roman" w:hAnsi="Times New Roman"/>
+                <w:b w:val="false"/>
+                <w:bCs w:val="false"/>
+                <w:sz w:val="20"/>
+                <w:szCs w:val="20"/>
+              </w:rPr>
+              <w:t xml:space="preserve">S21</w:t>
+            </w:r>
+          </w:p>
+        </w:tc>
+        <w:tc>
+          <w:tcPr>
+            <w:tcW w:type="dxa" w:w="1000"/>
+            <w:tcMar>
+              <w:top w:type="dxa" w:w="40"/>
+              <w:left w:type="dxa" w:w="90"/>
+              <w:bottom w:type="dxa" w:w="40"/>
+              <w:right w:type="dxa" w:w="90"/>
+            </w:tcMar>
+            <w:vAlign w:val="center"/>
+          </w:tcPr>
+          <w:p>
+            <w:pPr>
+              <w:spacing w:after="20" w:before="20"/>
+              <w:jc w:val="left"/>
+            </w:pPr>
+            <w:r>
+              <w:rPr>
+                <w:rFonts w:ascii="Times New Roman" w:cs="Times New Roman" w:eastAsia="Times New Roman" w:hAnsi="Times New Roman"/>
+                <w:b w:val="false"/>
+                <w:bCs w:val="false"/>
+                <w:sz w:val="20"/>
+                <w:szCs w:val="20"/>
+              </w:rPr>
+              <w:t xml:space="preserve">P1</w:t>
+            </w:r>
+          </w:p>
+        </w:tc>
+        <w:tc>
+          <w:tcPr>
+            <w:tcW w:type="dxa" w:w="1000"/>
+            <w:tcMar>
+              <w:top w:type="dxa" w:w="40"/>
+              <w:left w:type="dxa" w:w="90"/>
+              <w:bottom w:type="dxa" w:w="40"/>
+              <w:right w:type="dxa" w:w="90"/>
+            </w:tcMar>
+            <w:vAlign w:val="center"/>
+          </w:tcPr>
+          <w:p>
+            <w:pPr>
+              <w:spacing w:after="20" w:before="20"/>
+              <w:jc w:val="left"/>
+            </w:pPr>
+            <w:r>
+              <w:rPr>
+                <w:rFonts w:ascii="Times New Roman" w:cs="Times New Roman" w:eastAsia="Times New Roman" w:hAnsi="Times New Roman"/>
+                <w:b w:val="false"/>
+                <w:bCs w:val="false"/>
+                <w:sz w:val="20"/>
+                <w:szCs w:val="20"/>
+              </w:rPr>
+              <w:t xml:space="preserve">W6</w:t>
+            </w:r>
+          </w:p>
+        </w:tc>
+      </w:tr>
+      <w:tr>
+        <w:trPr>
+          <w:cantSplit/>
+        </w:trPr>
+        <w:tc>
+          <w:tcPr>
+            <w:tcW w:type="dxa" w:w="850"/>
+            <w:tcMar>
+              <w:top w:type="dxa" w:w="40"/>
+              <w:left w:type="dxa" w:w="90"/>
+              <w:bottom w:type="dxa" w:w="40"/>
+              <w:right w:type="dxa" w:w="90"/>
+            </w:tcMar>
+            <w:vAlign w:val="center"/>
+          </w:tcPr>
+          <w:p>
+            <w:pPr>
+              <w:spacing w:after="20" w:before="20"/>
+              <w:jc w:val="left"/>
+            </w:pPr>
+            <w:r>
+              <w:rPr>
+                <w:rFonts w:ascii="Times New Roman" w:cs="Times New Roman" w:eastAsia="Times New Roman" w:hAnsi="Times New Roman"/>
+                <w:b w:val="false"/>
+                <w:bCs w:val="false"/>
+                <w:sz w:val="20"/>
+                <w:szCs w:val="20"/>
+              </w:rPr>
+              <w:t xml:space="preserve">M3-19</w:t>
+            </w:r>
+          </w:p>
+        </w:tc>
+        <w:tc>
+          <w:tcPr>
+            <w:tcW w:type="dxa" w:w="3476"/>
+            <w:tcMar>
+              <w:top w:type="dxa" w:w="40"/>
+              <w:left w:type="dxa" w:w="90"/>
+              <w:bottom w:type="dxa" w:w="40"/>
+              <w:right w:type="dxa" w:w="90"/>
+            </w:tcMar>
+            <w:vAlign w:val="center"/>
+          </w:tcPr>
+          <w:p>
+            <w:pPr>
+              <w:spacing w:after="20" w:before="20"/>
+              <w:jc w:val="left"/>
+            </w:pPr>
+            <w:r>
+              <w:rPr>
+                <w:rFonts w:ascii="Times New Roman" w:cs="Times New Roman" w:eastAsia="Times New Roman" w:hAnsi="Times New Roman"/>
+                <w:b w:val="false"/>
+                <w:bCs w:val="false"/>
+                <w:sz w:val="20"/>
+                <w:szCs w:val="20"/>
+              </w:rPr>
+              <w:t xml:space="preserve">Full Security Rules test suite for every role (allowed + denied)</w:t>
+            </w:r>
+          </w:p>
+        </w:tc>
+        <w:tc>
+          <w:tcPr>
+            <w:tcW w:type="dxa" w:w="1400"/>
+            <w:tcMar>
+              <w:top w:type="dxa" w:w="40"/>
+              <w:left w:type="dxa" w:w="90"/>
+              <w:bottom w:type="dxa" w:w="40"/>
+              <w:right w:type="dxa" w:w="90"/>
+            </w:tcMar>
+            <w:vAlign w:val="center"/>
+          </w:tcPr>
+          <w:p>
+            <w:pPr>
+              <w:spacing w:after="20" w:before="20"/>
+              <w:jc w:val="left"/>
+            </w:pPr>
+            <w:r>
+              <w:rPr>
+                <w:rFonts w:ascii="Times New Roman" w:cs="Times New Roman" w:eastAsia="Times New Roman" w:hAnsi="Times New Roman"/>
+                <w:b w:val="false"/>
+                <w:bCs w:val="false"/>
+                <w:sz w:val="20"/>
+                <w:szCs w:val="20"/>
+              </w:rPr>
+              <w:t xml:space="preserve">NFR-SEC-01</w:t>
+            </w:r>
+          </w:p>
+        </w:tc>
+        <w:tc>
+          <w:tcPr>
+            <w:tcW w:type="dxa" w:w="1300"/>
+            <w:tcMar>
+              <w:top w:type="dxa" w:w="40"/>
+              <w:left w:type="dxa" w:w="90"/>
+              <w:bottom w:type="dxa" w:w="40"/>
+              <w:right w:type="dxa" w:w="90"/>
+            </w:tcMar>
+            <w:vAlign w:val="center"/>
+          </w:tcPr>
+          <w:p>
+            <w:pPr>
+              <w:spacing w:after="20" w:before="20"/>
+              <w:jc w:val="left"/>
+            </w:pPr>
+            <w:r>
+              <w:rPr>
+                <w:rFonts w:ascii="Times New Roman" w:cs="Times New Roman" w:eastAsia="Times New Roman" w:hAnsi="Times New Roman"/>
+                <w:b w:val="false"/>
+                <w:bCs w:val="false"/>
+                <w:sz w:val="20"/>
+                <w:szCs w:val="20"/>
+              </w:rPr>
+              <w:t xml:space="preserve">—</w:t>
+            </w:r>
+          </w:p>
+        </w:tc>
+        <w:tc>
+          <w:tcPr>
+            <w:tcW w:type="dxa" w:w="1000"/>
+            <w:tcMar>
+              <w:top w:type="dxa" w:w="40"/>
+              <w:left w:type="dxa" w:w="90"/>
+              <w:bottom w:type="dxa" w:w="40"/>
+              <w:right w:type="dxa" w:w="90"/>
+            </w:tcMar>
+            <w:vAlign w:val="center"/>
+          </w:tcPr>
+          <w:p>
+            <w:pPr>
+              <w:spacing w:after="20" w:before="20"/>
+              <w:jc w:val="left"/>
+            </w:pPr>
+            <w:r>
+              <w:rPr>
+                <w:rFonts w:ascii="Times New Roman" w:cs="Times New Roman" w:eastAsia="Times New Roman" w:hAnsi="Times New Roman"/>
+                <w:b w:val="false"/>
+                <w:bCs w:val="false"/>
+                <w:sz w:val="20"/>
+                <w:szCs w:val="20"/>
+              </w:rPr>
+              <w:t xml:space="preserve">P0</w:t>
+            </w:r>
+          </w:p>
+        </w:tc>
+        <w:tc>
+          <w:tcPr>
+            <w:tcW w:type="dxa" w:w="1000"/>
+            <w:tcMar>
+              <w:top w:type="dxa" w:w="40"/>
+              <w:left w:type="dxa" w:w="90"/>
+              <w:bottom w:type="dxa" w:w="40"/>
+              <w:right w:type="dxa" w:w="90"/>
+            </w:tcMar>
+            <w:vAlign w:val="center"/>
+          </w:tcPr>
+          <w:p>
+            <w:pPr>
+              <w:spacing w:after="20" w:before="20"/>
+              <w:jc w:val="left"/>
+            </w:pPr>
+            <w:r>
+              <w:rPr>
+                <w:rFonts w:ascii="Times New Roman" w:cs="Times New Roman" w:eastAsia="Times New Roman" w:hAnsi="Times New Roman"/>
+                <w:b w:val="false"/>
+                <w:bCs w:val="false"/>
+                <w:sz w:val="20"/>
+                <w:szCs w:val="20"/>
+              </w:rPr>
+              <w:t xml:space="preserve">W7</w:t>
+            </w:r>
+          </w:p>
+        </w:tc>
+      </w:tr>
+      <w:tr>
+        <w:trPr>
+          <w:cantSplit/>
+        </w:trPr>
+        <w:tc>
+          <w:tcPr>
+            <w:tcW w:type="dxa" w:w="850"/>
+            <w:tcMar>
+              <w:top w:type="dxa" w:w="40"/>
+              <w:left w:type="dxa" w:w="90"/>
+              <w:bottom w:type="dxa" w:w="40"/>
+              <w:right w:type="dxa" w:w="90"/>
+            </w:tcMar>
+            <w:vAlign w:val="center"/>
+          </w:tcPr>
+          <w:p>
+            <w:pPr>
+              <w:spacing w:after="20" w:before="20"/>
+              <w:jc w:val="left"/>
+            </w:pPr>
+            <w:r>
+              <w:rPr>
+                <w:rFonts w:ascii="Times New Roman" w:cs="Times New Roman" w:eastAsia="Times New Roman" w:hAnsi="Times New Roman"/>
+                <w:b w:val="false"/>
+                <w:bCs w:val="false"/>
+                <w:sz w:val="20"/>
+                <w:szCs w:val="20"/>
+              </w:rPr>
+              <w:t xml:space="preserve">M3-20</w:t>
+            </w:r>
+          </w:p>
+        </w:tc>
+        <w:tc>
+          <w:tcPr>
+            <w:tcW w:type="dxa" w:w="3476"/>
+            <w:tcMar>
+              <w:top w:type="dxa" w:w="40"/>
+              <w:left w:type="dxa" w:w="90"/>
+              <w:bottom w:type="dxa" w:w="40"/>
+              <w:right w:type="dxa" w:w="90"/>
+            </w:tcMar>
+            <w:vAlign w:val="center"/>
+          </w:tcPr>
+          <w:p>
+            <w:pPr>
+              <w:spacing w:after="20" w:before="20"/>
+              <w:jc w:val="left"/>
+            </w:pPr>
+            <w:r>
+              <w:rPr>
+                <w:rFonts w:ascii="Times New Roman" w:cs="Times New Roman" w:eastAsia="Times New Roman" w:hAnsi="Times New Roman"/>
+                <w:b w:val="false"/>
+                <w:bCs w:val="false"/>
+                <w:sz w:val="20"/>
+                <w:szCs w:val="20"/>
+              </w:rPr>
+              <w:t xml:space="preserve">Export report to PDF / Excel (optional)</w:t>
+            </w:r>
+          </w:p>
+        </w:tc>
+        <w:tc>
+          <w:tcPr>
+            <w:tcW w:type="dxa" w:w="1400"/>
+            <w:tcMar>
+              <w:top w:type="dxa" w:w="40"/>
+              <w:left w:type="dxa" w:w="90"/>
+              <w:bottom w:type="dxa" w:w="40"/>
+              <w:right w:type="dxa" w:w="90"/>
+            </w:tcMar>
+            <w:vAlign w:val="center"/>
+          </w:tcPr>
+          <w:p>
+            <w:pPr>
+              <w:spacing w:after="20" w:before="20"/>
+              <w:jc w:val="left"/>
+            </w:pPr>
+            <w:r>
+              <w:rPr>
+                <w:rFonts w:ascii="Times New Roman" w:cs="Times New Roman" w:eastAsia="Times New Roman" w:hAnsi="Times New Roman"/>
+                <w:b w:val="false"/>
+                <w:bCs w:val="false"/>
+                <w:sz w:val="20"/>
+                <w:szCs w:val="20"/>
+              </w:rPr>
+              <w:t xml:space="preserve">UC37</w:t>
+            </w:r>
+          </w:p>
+        </w:tc>
+        <w:tc>
+          <w:tcPr>
+            <w:tcW w:type="dxa" w:w="1300"/>
+            <w:tcMar>
+              <w:top w:type="dxa" w:w="40"/>
+              <w:left w:type="dxa" w:w="90"/>
+              <w:bottom w:type="dxa" w:w="40"/>
+              <w:right w:type="dxa" w:w="90"/>
+            </w:tcMar>
+            <w:vAlign w:val="center"/>
+          </w:tcPr>
+          <w:p>
+            <w:pPr>
+              <w:spacing w:after="20" w:before="20"/>
+              <w:jc w:val="left"/>
+            </w:pPr>
+            <w:r>
+              <w:rPr>
+                <w:rFonts w:ascii="Times New Roman" w:cs="Times New Roman" w:eastAsia="Times New Roman" w:hAnsi="Times New Roman"/>
+                <w:b w:val="false"/>
+                <w:bCs w:val="false"/>
+                <w:sz w:val="20"/>
+                <w:szCs w:val="20"/>
+              </w:rPr>
+              <w:t xml:space="preserve">S19</w:t>
+            </w:r>
+          </w:p>
+        </w:tc>
+        <w:tc>
+          <w:tcPr>
+            <w:tcW w:type="dxa" w:w="1000"/>
+            <w:tcMar>
+              <w:top w:type="dxa" w:w="40"/>
+              <w:left w:type="dxa" w:w="90"/>
+              <w:bottom w:type="dxa" w:w="40"/>
+              <w:right w:type="dxa" w:w="90"/>
+            </w:tcMar>
+            <w:vAlign w:val="center"/>
+          </w:tcPr>
+          <w:p>
+            <w:pPr>
+              <w:spacing w:after="20" w:before="20"/>
+              <w:jc w:val="left"/>
+            </w:pPr>
+            <w:r>
+              <w:rPr>
+                <w:rFonts w:ascii="Times New Roman" w:cs="Times New Roman" w:eastAsia="Times New Roman" w:hAnsi="Times New Roman"/>
+                <w:b w:val="false"/>
+                <w:bCs w:val="false"/>
+                <w:sz w:val="20"/>
+                <w:szCs w:val="20"/>
+              </w:rPr>
+              <w:t xml:space="preserve">P2</w:t>
+            </w:r>
+          </w:p>
+        </w:tc>
+        <w:tc>
+          <w:tcPr>
+            <w:tcW w:type="dxa" w:w="1000"/>
+            <w:tcMar>
+              <w:top w:type="dxa" w:w="40"/>
+              <w:left w:type="dxa" w:w="90"/>
+              <w:bottom w:type="dxa" w:w="40"/>
+              <w:right w:type="dxa" w:w="90"/>
+            </w:tcMar>
+            <w:vAlign w:val="center"/>
+          </w:tcPr>
+          <w:p>
+            <w:pPr>
+              <w:spacing w:after="20" w:before="20"/>
+              <w:jc w:val="left"/>
+            </w:pPr>
+            <w:r>
+              <w:rPr>
+                <w:rFonts w:ascii="Times New Roman" w:cs="Times New Roman" w:eastAsia="Times New Roman" w:hAnsi="Times New Roman"/>
+                <w:b w:val="false"/>
+                <w:bCs w:val="false"/>
+                <w:sz w:val="20"/>
+                <w:szCs w:val="20"/>
+              </w:rPr>
+              <w:t xml:space="preserve">W7</w:t>
             </w:r>
           </w:p>
         </w:tc>
@@ -9488,7 +10526,7 @@
           <w:sz w:val="24"/>
           <w:szCs w:val="24"/>
         </w:rPr>
-        <w:t xml:space="preserve">M4 – BAR, CUS + notifications + tables</w:t>
+        <w:t xml:space="preserve">M4 – unassigned: MENU, INV + shared models</w:t>
       </w:r>
     </w:p>
     <w:tbl>
@@ -9746,7 +10784,7 @@
                 <w:sz w:val="20"/>
                 <w:szCs w:val="20"/>
               </w:rPr>
-              <w:t xml:space="preserve">FCM setup (Android + iOS), token registration helper used by M1's login; decide Blaze plan (brief Q4)</w:t>
+              <w:t xml:space="preserve">models/: freezed + json_serializable for every collection in brief §9.2; money as int VND</w:t>
             </w:r>
           </w:p>
         </w:tc>
@@ -9774,7 +10812,7 @@
                 <w:sz w:val="20"/>
                 <w:szCs w:val="20"/>
               </w:rPr>
-              <w:t xml:space="preserve">FR-BAR-05</w:t>
+              <w:t xml:space="preserve">brief §9</w:t>
             </w:r>
           </w:p>
         </w:tc>
@@ -9919,7 +10957,7 @@
                 <w:sz w:val="20"/>
                 <w:szCs w:val="20"/>
               </w:rPr>
-              <w:t xml:space="preserve">Table management: table CRUD (moved from M3 to balance load)</w:t>
+              <w:t xml:space="preserve">Reference repository pattern (one example feature) for the team to copy</w:t>
             </w:r>
           </w:p>
         </w:tc>
@@ -9947,7 +10985,7 @@
                 <w:sz w:val="20"/>
                 <w:szCs w:val="20"/>
               </w:rPr>
-              <w:t xml:space="preserve">UC18</w:t>
+              <w:t xml:space="preserve">NFR-MAINT-01</w:t>
             </w:r>
           </w:p>
         </w:tc>
@@ -9975,7 +11013,7 @@
                 <w:sz w:val="20"/>
                 <w:szCs w:val="20"/>
               </w:rPr>
-              <w:t xml:space="preserve">S12</w:t>
+              <w:t xml:space="preserve">—</w:t>
             </w:r>
           </w:p>
         </w:tc>
@@ -10031,7 +11069,7 @@
                 <w:sz w:val="20"/>
                 <w:szCs w:val="20"/>
               </w:rPr>
-              <w:t xml:space="preserve">W2</w:t>
+              <w:t xml:space="preserve">W1</w:t>
             </w:r>
           </w:p>
         </w:tc>
@@ -10092,7 +11130,7 @@
                 <w:sz w:val="20"/>
                 <w:szCs w:val="20"/>
               </w:rPr>
-              <w:t xml:space="preserve">Barista queue UI: real-time pending + preparing, oldest first, order cards</w:t>
+              <w:t xml:space="preserve">Menu screen: category CRUD (dialog) + reorder, product list</w:t>
             </w:r>
           </w:p>
         </w:tc>
@@ -10120,7 +11158,7 @@
                 <w:sz w:val="20"/>
                 <w:szCs w:val="20"/>
               </w:rPr>
-              <w:t xml:space="preserve">UC30</w:t>
+              <w:t xml:space="preserve">UC07</w:t>
             </w:r>
           </w:p>
         </w:tc>
@@ -10148,7 +11186,7 @@
                 <w:sz w:val="20"/>
                 <w:szCs w:val="20"/>
               </w:rPr>
-              <w:t xml:space="preserve">S16</w:t>
+              <w:t xml:space="preserve">S08</w:t>
             </w:r>
           </w:p>
         </w:tc>
@@ -10204,7 +11242,7 @@
                 <w:sz w:val="20"/>
                 <w:szCs w:val="20"/>
               </w:rPr>
-              <w:t xml:space="preserve">W3</w:t>
+              <w:t xml:space="preserve">W2</w:t>
             </w:r>
           </w:p>
         </w:tc>
@@ -10265,7 +11303,7 @@
                 <w:sz w:val="20"/>
                 <w:szCs w:val="20"/>
               </w:rPr>
-              <w:t xml:space="preserve">Barista status actions (Start / Done / Undo), sound on new order, late-order warning color</w:t>
+              <w:t xml:space="preserve">Product form: base price, sizes (price delta), toppings</w:t>
             </w:r>
           </w:p>
         </w:tc>
@@ -10293,7 +11331,7 @@
                 <w:sz w:val="20"/>
                 <w:szCs w:val="20"/>
               </w:rPr>
-              <w:t xml:space="preserve">UC30</w:t>
+              <w:t xml:space="preserve">UC08</w:t>
             </w:r>
           </w:p>
         </w:tc>
@@ -10321,7 +11359,7 @@
                 <w:sz w:val="20"/>
                 <w:szCs w:val="20"/>
               </w:rPr>
-              <w:t xml:space="preserve">S16</w:t>
+              <w:t xml:space="preserve">S09</w:t>
             </w:r>
           </w:p>
         </w:tc>
@@ -10377,7 +11415,7 @@
                 <w:sz w:val="20"/>
                 <w:szCs w:val="20"/>
               </w:rPr>
-              <w:t xml:space="preserve">W4</w:t>
+              <w:t xml:space="preserve">W2</w:t>
             </w:r>
           </w:p>
         </w:tc>
@@ -10438,7 +11476,7 @@
                 <w:sz w:val="20"/>
                 <w:szCs w:val="20"/>
               </w:rPr>
-              <w:t xml:space="preserve">Table QR generation + print all</w:t>
+              <w:t xml:space="preserve">Shared menu browser widget (category filter + accent-insensitive search) for POS and customer menu</w:t>
             </w:r>
           </w:p>
         </w:tc>
@@ -10466,7 +11504,7 @@
                 <w:sz w:val="20"/>
                 <w:szCs w:val="20"/>
               </w:rPr>
-              <w:t xml:space="preserve">UC18, FR-CUS-01</w:t>
+              <w:t xml:space="preserve">UC10</w:t>
             </w:r>
           </w:p>
         </w:tc>
@@ -10494,7 +11532,7 @@
                 <w:sz w:val="20"/>
                 <w:szCs w:val="20"/>
               </w:rPr>
-              <w:t xml:space="preserve">S12</w:t>
+              <w:t xml:space="preserve">core/widgets</w:t>
             </w:r>
           </w:p>
         </w:tc>
@@ -10522,7 +11560,7 @@
                 <w:sz w:val="20"/>
                 <w:szCs w:val="20"/>
               </w:rPr>
-              <w:t xml:space="preserve">P1</w:t>
+              <w:t xml:space="preserve">P0</w:t>
             </w:r>
           </w:p>
         </w:tc>
@@ -10550,7 +11588,7 @@
                 <w:sz w:val="20"/>
                 <w:szCs w:val="20"/>
               </w:rPr>
-              <w:t xml:space="preserve">W5</w:t>
+              <w:t xml:space="preserve">W3</w:t>
             </w:r>
           </w:p>
         </w:tc>
@@ -10611,7 +11649,7 @@
                 <w:sz w:val="20"/>
                 <w:szCs w:val="20"/>
               </w:rPr>
-              <w:t xml:space="preserve">Notify order ready: Cloud Function + FCM, in-app fallback</w:t>
+              <w:t xml:space="preserve">Ingredient list + Ingredient form</w:t>
             </w:r>
           </w:p>
         </w:tc>
@@ -10639,7 +11677,7 @@
                 <w:sz w:val="20"/>
                 <w:szCs w:val="20"/>
               </w:rPr>
-              <w:t xml:space="preserve">UC31</w:t>
+              <w:t xml:space="preserve">UC11</w:t>
             </w:r>
           </w:p>
         </w:tc>
@@ -10667,7 +11705,7 @@
                 <w:sz w:val="20"/>
                 <w:szCs w:val="20"/>
               </w:rPr>
-              <w:t xml:space="preserve">—</w:t>
+              <w:t xml:space="preserve">S10</w:t>
             </w:r>
           </w:p>
         </w:tc>
@@ -10695,7 +11733,7 @@
                 <w:sz w:val="20"/>
                 <w:szCs w:val="20"/>
               </w:rPr>
-              <w:t xml:space="preserve">P1</w:t>
+              <w:t xml:space="preserve">P0</w:t>
             </w:r>
           </w:p>
         </w:tc>
@@ -10723,7 +11761,7 @@
                 <w:sz w:val="20"/>
                 <w:szCs w:val="20"/>
               </w:rPr>
-              <w:t xml:space="preserve">W5</w:t>
+              <w:t xml:space="preserve">W3</w:t>
             </w:r>
           </w:p>
         </w:tc>
@@ -10784,7 +11822,7 @@
                 <w:sz w:val="20"/>
                 <w:szCs w:val="20"/>
               </w:rPr>
-              <w:t xml:space="preserve">Customer menu via QR: anonymous auth, cart, place order (source = customer)</w:t>
+              <w:t xml:space="preserve">Product image upload (compress + Cloud Storage); availability toggle</w:t>
             </w:r>
           </w:p>
         </w:tc>
@@ -10812,7 +11850,7 @@
                 <w:sz w:val="20"/>
                 <w:szCs w:val="20"/>
               </w:rPr>
-              <w:t xml:space="preserve">UC32</w:t>
+              <w:t xml:space="preserve">UC08, UC09</w:t>
             </w:r>
           </w:p>
         </w:tc>
@@ -10840,7 +11878,7 @@
                 <w:sz w:val="20"/>
                 <w:szCs w:val="20"/>
               </w:rPr>
-              <w:t xml:space="preserve">S17</w:t>
+              <w:t xml:space="preserve">S08, S09</w:t>
             </w:r>
           </w:p>
         </w:tc>
@@ -10896,7 +11934,7 @@
                 <w:sz w:val="20"/>
                 <w:szCs w:val="20"/>
               </w:rPr>
-              <w:t xml:space="preserve">W6</w:t>
+              <w:t xml:space="preserve">W3</w:t>
             </w:r>
           </w:p>
         </w:tc>
@@ -10957,7 +11995,7 @@
                 <w:sz w:val="20"/>
                 <w:szCs w:val="20"/>
               </w:rPr>
-              <w:t xml:space="preserve">Low-stock push: Cloud Function on ingredients update</w:t>
+              <w:t xml:space="preserve">Stock-in dialog (optional total cost) and stock adjustment dialog (transaction + movement record)</w:t>
             </w:r>
           </w:p>
         </w:tc>
@@ -10985,7 +12023,7 @@
                 <w:sz w:val="20"/>
                 <w:szCs w:val="20"/>
               </w:rPr>
-              <w:t xml:space="preserve">UC16</w:t>
+              <w:t xml:space="preserve">UC12, UC13</w:t>
             </w:r>
           </w:p>
         </w:tc>
@@ -11013,7 +12051,7 @@
                 <w:sz w:val="20"/>
                 <w:szCs w:val="20"/>
               </w:rPr>
-              <w:t xml:space="preserve">—</w:t>
+              <w:t xml:space="preserve">S11</w:t>
             </w:r>
           </w:p>
         </w:tc>
@@ -11041,7 +12079,7 @@
                 <w:sz w:val="20"/>
                 <w:szCs w:val="20"/>
               </w:rPr>
-              <w:t xml:space="preserve">P1</w:t>
+              <w:t xml:space="preserve">P0</w:t>
             </w:r>
           </w:p>
         </w:tc>
@@ -11069,7 +12107,7 @@
                 <w:sz w:val="20"/>
                 <w:szCs w:val="20"/>
               </w:rPr>
-              <w:t xml:space="preserve">W6</w:t>
+              <w:t xml:space="preserve">W4</w:t>
             </w:r>
           </w:p>
         </w:tc>
@@ -11130,7 +12168,7 @@
                 <w:sz w:val="20"/>
                 <w:szCs w:val="20"/>
               </w:rPr>
-              <w:t xml:space="preserve">Customer order status (optional); decide Flutter Web vs in-app (brief Q2)</w:t>
+              <w:t xml:space="preserve">Stock movement history with filters</w:t>
             </w:r>
           </w:p>
         </w:tc>
@@ -11158,7 +12196,7 @@
                 <w:sz w:val="20"/>
                 <w:szCs w:val="20"/>
               </w:rPr>
-              <w:t xml:space="preserve">UC33</w:t>
+              <w:t xml:space="preserve">UC17</w:t>
             </w:r>
           </w:p>
         </w:tc>
@@ -11186,7 +12224,7 @@
                 <w:sz w:val="20"/>
                 <w:szCs w:val="20"/>
               </w:rPr>
-              <w:t xml:space="preserve">S18</w:t>
+              <w:t xml:space="preserve">S11</w:t>
             </w:r>
           </w:p>
         </w:tc>
@@ -11214,7 +12252,7 @@
                 <w:sz w:val="20"/>
                 <w:szCs w:val="20"/>
               </w:rPr>
-              <w:t xml:space="preserve">P2</w:t>
+              <w:t xml:space="preserve">P1</w:t>
             </w:r>
           </w:p>
         </w:tc>
@@ -11242,7 +12280,7 @@
                 <w:sz w:val="20"/>
                 <w:szCs w:val="20"/>
               </w:rPr>
-              <w:t xml:space="preserve">W7</w:t>
+              <w:t xml:space="preserve">W4</w:t>
             </w:r>
           </w:p>
         </w:tc>
@@ -11303,7 +12341,7 @@
                 <w:sz w:val="20"/>
                 <w:szCs w:val="20"/>
               </w:rPr>
-              <w:t xml:space="preserve">Widget tests barista queue; Cloud Function tests with emulator</w:t>
+              <w:t xml:space="preserve">Recipe editor per size inside Product form</w:t>
             </w:r>
           </w:p>
         </w:tc>
@@ -11331,7 +12369,526 @@
                 <w:sz w:val="20"/>
                 <w:szCs w:val="20"/>
               </w:rPr>
+              <w:t xml:space="preserve">UC14</w:t>
+            </w:r>
+          </w:p>
+        </w:tc>
+        <w:tc>
+          <w:tcPr>
+            <w:tcW w:type="dxa" w:w="1300"/>
+            <w:tcMar>
+              <w:top w:type="dxa" w:w="40"/>
+              <w:left w:type="dxa" w:w="90"/>
+              <w:bottom w:type="dxa" w:w="40"/>
+              <w:right w:type="dxa" w:w="90"/>
+            </w:tcMar>
+            <w:vAlign w:val="center"/>
+          </w:tcPr>
+          <w:p>
+            <w:pPr>
+              <w:spacing w:after="20" w:before="20"/>
+              <w:jc w:val="left"/>
+            </w:pPr>
+            <w:r>
+              <w:rPr>
+                <w:rFonts w:ascii="Times New Roman" w:cs="Times New Roman" w:eastAsia="Times New Roman" w:hAnsi="Times New Roman"/>
+                <w:b w:val="false"/>
+                <w:bCs w:val="false"/>
+                <w:sz w:val="20"/>
+                <w:szCs w:val="20"/>
+              </w:rPr>
+              <w:t xml:space="preserve">S09</w:t>
+            </w:r>
+          </w:p>
+        </w:tc>
+        <w:tc>
+          <w:tcPr>
+            <w:tcW w:type="dxa" w:w="1000"/>
+            <w:tcMar>
+              <w:top w:type="dxa" w:w="40"/>
+              <w:left w:type="dxa" w:w="90"/>
+              <w:bottom w:type="dxa" w:w="40"/>
+              <w:right w:type="dxa" w:w="90"/>
+            </w:tcMar>
+            <w:vAlign w:val="center"/>
+          </w:tcPr>
+          <w:p>
+            <w:pPr>
+              <w:spacing w:after="20" w:before="20"/>
+              <w:jc w:val="left"/>
+            </w:pPr>
+            <w:r>
+              <w:rPr>
+                <w:rFonts w:ascii="Times New Roman" w:cs="Times New Roman" w:eastAsia="Times New Roman" w:hAnsi="Times New Roman"/>
+                <w:b w:val="false"/>
+                <w:bCs w:val="false"/>
+                <w:sz w:val="20"/>
+                <w:szCs w:val="20"/>
+              </w:rPr>
+              <w:t xml:space="preserve">P1</w:t>
+            </w:r>
+          </w:p>
+        </w:tc>
+        <w:tc>
+          <w:tcPr>
+            <w:tcW w:type="dxa" w:w="1000"/>
+            <w:tcMar>
+              <w:top w:type="dxa" w:w="40"/>
+              <w:left w:type="dxa" w:w="90"/>
+              <w:bottom w:type="dxa" w:w="40"/>
+              <w:right w:type="dxa" w:w="90"/>
+            </w:tcMar>
+            <w:vAlign w:val="center"/>
+          </w:tcPr>
+          <w:p>
+            <w:pPr>
+              <w:spacing w:after="20" w:before="20"/>
+              <w:jc w:val="left"/>
+            </w:pPr>
+            <w:r>
+              <w:rPr>
+                <w:rFonts w:ascii="Times New Roman" w:cs="Times New Roman" w:eastAsia="Times New Roman" w:hAnsi="Times New Roman"/>
+                <w:b w:val="false"/>
+                <w:bCs w:val="false"/>
+                <w:sz w:val="20"/>
+                <w:szCs w:val="20"/>
+              </w:rPr>
+              <w:t xml:space="preserve">W5</w:t>
+            </w:r>
+          </w:p>
+        </w:tc>
+      </w:tr>
+      <w:tr>
+        <w:trPr>
+          <w:cantSplit/>
+        </w:trPr>
+        <w:tc>
+          <w:tcPr>
+            <w:tcW w:type="dxa" w:w="850"/>
+            <w:tcMar>
+              <w:top w:type="dxa" w:w="40"/>
+              <w:left w:type="dxa" w:w="90"/>
+              <w:bottom w:type="dxa" w:w="40"/>
+              <w:right w:type="dxa" w:w="90"/>
+            </w:tcMar>
+            <w:vAlign w:val="center"/>
+          </w:tcPr>
+          <w:p>
+            <w:pPr>
+              <w:spacing w:after="20" w:before="20"/>
+              <w:jc w:val="left"/>
+            </w:pPr>
+            <w:r>
+              <w:rPr>
+                <w:rFonts w:ascii="Times New Roman" w:cs="Times New Roman" w:eastAsia="Times New Roman" w:hAnsi="Times New Roman"/>
+                <w:b w:val="false"/>
+                <w:bCs w:val="false"/>
+                <w:sz w:val="20"/>
+                <w:szCs w:val="20"/>
+              </w:rPr>
+              <w:t xml:space="preserve">M4-11</w:t>
+            </w:r>
+          </w:p>
+        </w:tc>
+        <w:tc>
+          <w:tcPr>
+            <w:tcW w:type="dxa" w:w="3476"/>
+            <w:tcMar>
+              <w:top w:type="dxa" w:w="40"/>
+              <w:left w:type="dxa" w:w="90"/>
+              <w:bottom w:type="dxa" w:w="40"/>
+              <w:right w:type="dxa" w:w="90"/>
+            </w:tcMar>
+            <w:vAlign w:val="center"/>
+          </w:tcPr>
+          <w:p>
+            <w:pPr>
+              <w:spacing w:after="20" w:before="20"/>
+              <w:jc w:val="left"/>
+            </w:pPr>
+            <w:r>
+              <w:rPr>
+                <w:rFonts w:ascii="Times New Roman" w:cs="Times New Roman" w:eastAsia="Times New Roman" w:hAnsi="Times New Roman"/>
+                <w:b w:val="false"/>
+                <w:bCs w:val="false"/>
+                <w:sz w:val="20"/>
+                <w:szCs w:val="20"/>
+              </w:rPr>
+              <w:t xml:space="preserve">Stock deduction helper deductStock(txn, order) for M2's payment transaction</w:t>
+            </w:r>
+          </w:p>
+        </w:tc>
+        <w:tc>
+          <w:tcPr>
+            <w:tcW w:type="dxa" w:w="1400"/>
+            <w:tcMar>
+              <w:top w:type="dxa" w:w="40"/>
+              <w:left w:type="dxa" w:w="90"/>
+              <w:bottom w:type="dxa" w:w="40"/>
+              <w:right w:type="dxa" w:w="90"/>
+            </w:tcMar>
+            <w:vAlign w:val="center"/>
+          </w:tcPr>
+          <w:p>
+            <w:pPr>
+              <w:spacing w:after="20" w:before="20"/>
+              <w:jc w:val="left"/>
+            </w:pPr>
+            <w:r>
+              <w:rPr>
+                <w:rFonts w:ascii="Times New Roman" w:cs="Times New Roman" w:eastAsia="Times New Roman" w:hAnsi="Times New Roman"/>
+                <w:b w:val="false"/>
+                <w:bCs w:val="false"/>
+                <w:sz w:val="20"/>
+                <w:szCs w:val="20"/>
+              </w:rPr>
+              <w:t xml:space="preserve">UC15</w:t>
+            </w:r>
+          </w:p>
+        </w:tc>
+        <w:tc>
+          <w:tcPr>
+            <w:tcW w:type="dxa" w:w="1300"/>
+            <w:tcMar>
+              <w:top w:type="dxa" w:w="40"/>
+              <w:left w:type="dxa" w:w="90"/>
+              <w:bottom w:type="dxa" w:w="40"/>
+              <w:right w:type="dxa" w:w="90"/>
+            </w:tcMar>
+            <w:vAlign w:val="center"/>
+          </w:tcPr>
+          <w:p>
+            <w:pPr>
+              <w:spacing w:after="20" w:before="20"/>
+              <w:jc w:val="left"/>
+            </w:pPr>
+            <w:r>
+              <w:rPr>
+                <w:rFonts w:ascii="Times New Roman" w:cs="Times New Roman" w:eastAsia="Times New Roman" w:hAnsi="Times New Roman"/>
+                <w:b w:val="false"/>
+                <w:bCs w:val="false"/>
+                <w:sz w:val="20"/>
+                <w:szCs w:val="20"/>
+              </w:rPr>
               <w:t xml:space="preserve">—</w:t>
+            </w:r>
+          </w:p>
+        </w:tc>
+        <w:tc>
+          <w:tcPr>
+            <w:tcW w:type="dxa" w:w="1000"/>
+            <w:tcMar>
+              <w:top w:type="dxa" w:w="40"/>
+              <w:left w:type="dxa" w:w="90"/>
+              <w:bottom w:type="dxa" w:w="40"/>
+              <w:right w:type="dxa" w:w="90"/>
+            </w:tcMar>
+            <w:vAlign w:val="center"/>
+          </w:tcPr>
+          <w:p>
+            <w:pPr>
+              <w:spacing w:after="20" w:before="20"/>
+              <w:jc w:val="left"/>
+            </w:pPr>
+            <w:r>
+              <w:rPr>
+                <w:rFonts w:ascii="Times New Roman" w:cs="Times New Roman" w:eastAsia="Times New Roman" w:hAnsi="Times New Roman"/>
+                <w:b w:val="false"/>
+                <w:bCs w:val="false"/>
+                <w:sz w:val="20"/>
+                <w:szCs w:val="20"/>
+              </w:rPr>
+              <w:t xml:space="preserve">P1</w:t>
+            </w:r>
+          </w:p>
+        </w:tc>
+        <w:tc>
+          <w:tcPr>
+            <w:tcW w:type="dxa" w:w="1000"/>
+            <w:tcMar>
+              <w:top w:type="dxa" w:w="40"/>
+              <w:left w:type="dxa" w:w="90"/>
+              <w:bottom w:type="dxa" w:w="40"/>
+              <w:right w:type="dxa" w:w="90"/>
+            </w:tcMar>
+            <w:vAlign w:val="center"/>
+          </w:tcPr>
+          <w:p>
+            <w:pPr>
+              <w:spacing w:after="20" w:before="20"/>
+              <w:jc w:val="left"/>
+            </w:pPr>
+            <w:r>
+              <w:rPr>
+                <w:rFonts w:ascii="Times New Roman" w:cs="Times New Roman" w:eastAsia="Times New Roman" w:hAnsi="Times New Roman"/>
+                <w:b w:val="false"/>
+                <w:bCs w:val="false"/>
+                <w:sz w:val="20"/>
+                <w:szCs w:val="20"/>
+              </w:rPr>
+              <w:t xml:space="preserve">W5</w:t>
+            </w:r>
+          </w:p>
+        </w:tc>
+      </w:tr>
+      <w:tr>
+        <w:trPr>
+          <w:cantSplit/>
+        </w:trPr>
+        <w:tc>
+          <w:tcPr>
+            <w:tcW w:type="dxa" w:w="850"/>
+            <w:tcMar>
+              <w:top w:type="dxa" w:w="40"/>
+              <w:left w:type="dxa" w:w="90"/>
+              <w:bottom w:type="dxa" w:w="40"/>
+              <w:right w:type="dxa" w:w="90"/>
+            </w:tcMar>
+            <w:vAlign w:val="center"/>
+          </w:tcPr>
+          <w:p>
+            <w:pPr>
+              <w:spacing w:after="20" w:before="20"/>
+              <w:jc w:val="left"/>
+            </w:pPr>
+            <w:r>
+              <w:rPr>
+                <w:rFonts w:ascii="Times New Roman" w:cs="Times New Roman" w:eastAsia="Times New Roman" w:hAnsi="Times New Roman"/>
+                <w:b w:val="false"/>
+                <w:bCs w:val="false"/>
+                <w:sz w:val="20"/>
+                <w:szCs w:val="20"/>
+              </w:rPr>
+              <w:t xml:space="preserve">M4-12</w:t>
+            </w:r>
+          </w:p>
+        </w:tc>
+        <w:tc>
+          <w:tcPr>
+            <w:tcW w:type="dxa" w:w="3476"/>
+            <w:tcMar>
+              <w:top w:type="dxa" w:w="40"/>
+              <w:left w:type="dxa" w:w="90"/>
+              <w:bottom w:type="dxa" w:w="40"/>
+              <w:right w:type="dxa" w:w="90"/>
+            </w:tcMar>
+            <w:vAlign w:val="center"/>
+          </w:tcPr>
+          <w:p>
+            <w:pPr>
+              <w:spacing w:after="20" w:before="20"/>
+              <w:jc w:val="left"/>
+            </w:pPr>
+            <w:r>
+              <w:rPr>
+                <w:rFonts w:ascii="Times New Roman" w:cs="Times New Roman" w:eastAsia="Times New Roman" w:hAnsi="Times New Roman"/>
+                <w:b w:val="false"/>
+                <w:bCs w:val="false"/>
+                <w:sz w:val="20"/>
+                <w:szCs w:val="20"/>
+              </w:rPr>
+              <w:t xml:space="preserve">Low-stock detection + in-app banner/badge for managers (push part by M3)</w:t>
+            </w:r>
+          </w:p>
+        </w:tc>
+        <w:tc>
+          <w:tcPr>
+            <w:tcW w:type="dxa" w:w="1400"/>
+            <w:tcMar>
+              <w:top w:type="dxa" w:w="40"/>
+              <w:left w:type="dxa" w:w="90"/>
+              <w:bottom w:type="dxa" w:w="40"/>
+              <w:right w:type="dxa" w:w="90"/>
+            </w:tcMar>
+            <w:vAlign w:val="center"/>
+          </w:tcPr>
+          <w:p>
+            <w:pPr>
+              <w:spacing w:after="20" w:before="20"/>
+              <w:jc w:val="left"/>
+            </w:pPr>
+            <w:r>
+              <w:rPr>
+                <w:rFonts w:ascii="Times New Roman" w:cs="Times New Roman" w:eastAsia="Times New Roman" w:hAnsi="Times New Roman"/>
+                <w:b w:val="false"/>
+                <w:bCs w:val="false"/>
+                <w:sz w:val="20"/>
+                <w:szCs w:val="20"/>
+              </w:rPr>
+              <w:t xml:space="preserve">UC16</w:t>
+            </w:r>
+          </w:p>
+        </w:tc>
+        <w:tc>
+          <w:tcPr>
+            <w:tcW w:type="dxa" w:w="1300"/>
+            <w:tcMar>
+              <w:top w:type="dxa" w:w="40"/>
+              <w:left w:type="dxa" w:w="90"/>
+              <w:bottom w:type="dxa" w:w="40"/>
+              <w:right w:type="dxa" w:w="90"/>
+            </w:tcMar>
+            <w:vAlign w:val="center"/>
+          </w:tcPr>
+          <w:p>
+            <w:pPr>
+              <w:spacing w:after="20" w:before="20"/>
+              <w:jc w:val="left"/>
+            </w:pPr>
+            <w:r>
+              <w:rPr>
+                <w:rFonts w:ascii="Times New Roman" w:cs="Times New Roman" w:eastAsia="Times New Roman" w:hAnsi="Times New Roman"/>
+                <w:b w:val="false"/>
+                <w:bCs w:val="false"/>
+                <w:sz w:val="20"/>
+                <w:szCs w:val="20"/>
+              </w:rPr>
+              <w:t xml:space="preserve">S04, S10</w:t>
+            </w:r>
+          </w:p>
+        </w:tc>
+        <w:tc>
+          <w:tcPr>
+            <w:tcW w:type="dxa" w:w="1000"/>
+            <w:tcMar>
+              <w:top w:type="dxa" w:w="40"/>
+              <w:left w:type="dxa" w:w="90"/>
+              <w:bottom w:type="dxa" w:w="40"/>
+              <w:right w:type="dxa" w:w="90"/>
+            </w:tcMar>
+            <w:vAlign w:val="center"/>
+          </w:tcPr>
+          <w:p>
+            <w:pPr>
+              <w:spacing w:after="20" w:before="20"/>
+              <w:jc w:val="left"/>
+            </w:pPr>
+            <w:r>
+              <w:rPr>
+                <w:rFonts w:ascii="Times New Roman" w:cs="Times New Roman" w:eastAsia="Times New Roman" w:hAnsi="Times New Roman"/>
+                <w:b w:val="false"/>
+                <w:bCs w:val="false"/>
+                <w:sz w:val="20"/>
+                <w:szCs w:val="20"/>
+              </w:rPr>
+              <w:t xml:space="preserve">P1</w:t>
+            </w:r>
+          </w:p>
+        </w:tc>
+        <w:tc>
+          <w:tcPr>
+            <w:tcW w:type="dxa" w:w="1000"/>
+            <w:tcMar>
+              <w:top w:type="dxa" w:w="40"/>
+              <w:left w:type="dxa" w:w="90"/>
+              <w:bottom w:type="dxa" w:w="40"/>
+              <w:right w:type="dxa" w:w="90"/>
+            </w:tcMar>
+            <w:vAlign w:val="center"/>
+          </w:tcPr>
+          <w:p>
+            <w:pPr>
+              <w:spacing w:after="20" w:before="20"/>
+              <w:jc w:val="left"/>
+            </w:pPr>
+            <w:r>
+              <w:rPr>
+                <w:rFonts w:ascii="Times New Roman" w:cs="Times New Roman" w:eastAsia="Times New Roman" w:hAnsi="Times New Roman"/>
+                <w:b w:val="false"/>
+                <w:bCs w:val="false"/>
+                <w:sz w:val="20"/>
+                <w:szCs w:val="20"/>
+              </w:rPr>
+              <w:t xml:space="preserve">W6</w:t>
+            </w:r>
+          </w:p>
+        </w:tc>
+      </w:tr>
+      <w:tr>
+        <w:trPr>
+          <w:cantSplit/>
+        </w:trPr>
+        <w:tc>
+          <w:tcPr>
+            <w:tcW w:type="dxa" w:w="850"/>
+            <w:tcMar>
+              <w:top w:type="dxa" w:w="40"/>
+              <w:left w:type="dxa" w:w="90"/>
+              <w:bottom w:type="dxa" w:w="40"/>
+              <w:right w:type="dxa" w:w="90"/>
+            </w:tcMar>
+            <w:vAlign w:val="center"/>
+          </w:tcPr>
+          <w:p>
+            <w:pPr>
+              <w:spacing w:after="20" w:before="20"/>
+              <w:jc w:val="left"/>
+            </w:pPr>
+            <w:r>
+              <w:rPr>
+                <w:rFonts w:ascii="Times New Roman" w:cs="Times New Roman" w:eastAsia="Times New Roman" w:hAnsi="Times New Roman"/>
+                <w:b w:val="false"/>
+                <w:bCs w:val="false"/>
+                <w:sz w:val="20"/>
+                <w:szCs w:val="20"/>
+              </w:rPr>
+              <w:t xml:space="preserve">M4-13</w:t>
+            </w:r>
+          </w:p>
+        </w:tc>
+        <w:tc>
+          <w:tcPr>
+            <w:tcW w:type="dxa" w:w="3476"/>
+            <w:tcMar>
+              <w:top w:type="dxa" w:w="40"/>
+              <w:left w:type="dxa" w:w="90"/>
+              <w:bottom w:type="dxa" w:w="40"/>
+              <w:right w:type="dxa" w:w="90"/>
+            </w:tcMar>
+            <w:vAlign w:val="center"/>
+          </w:tcPr>
+          <w:p>
+            <w:pPr>
+              <w:spacing w:after="20" w:before="20"/>
+              <w:jc w:val="left"/>
+            </w:pPr>
+            <w:r>
+              <w:rPr>
+                <w:rFonts w:ascii="Times New Roman" w:cs="Times New Roman" w:eastAsia="Times New Roman" w:hAnsi="Times New Roman"/>
+                <w:b w:val="false"/>
+                <w:bCs w:val="false"/>
+                <w:sz w:val="20"/>
+                <w:szCs w:val="20"/>
+              </w:rPr>
+              <w:t xml:space="preserve">Unit tests BR-ORD-01 price inputs, BR-INV-01, recipe deduction (US-04 example)</w:t>
+            </w:r>
+          </w:p>
+        </w:tc>
+        <w:tc>
+          <w:tcPr>
+            <w:tcW w:type="dxa" w:w="1400"/>
+            <w:tcMar>
+              <w:top w:type="dxa" w:w="40"/>
+              <w:left w:type="dxa" w:w="90"/>
+              <w:bottom w:type="dxa" w:w="40"/>
+              <w:right w:type="dxa" w:w="90"/>
+            </w:tcMar>
+            <w:vAlign w:val="center"/>
+          </w:tcPr>
+          <w:p>
+            <w:pPr>
+              <w:spacing w:after="20" w:before="20"/>
+              <w:jc w:val="left"/>
+            </w:pPr>
+            <w:r>
+              <w:rPr>
+                <w:rFonts w:ascii="Times New Roman" w:cs="Times New Roman" w:eastAsia="Times New Roman" w:hAnsi="Times New Roman"/>
+                <w:b w:val="false"/>
+                <w:bCs w:val="false"/>
+                <w:sz w:val="20"/>
+                <w:szCs w:val="20"/>
+              </w:rPr>
+              <w:t xml:space="preserve">BR-INV-01</w:t>
             </w:r>
           </w:p>
         </w:tc>
@@ -11434,1972 +12991,6 @@
           <w:szCs w:val="22"/>
         </w:rPr>
         <w:t xml:space="preserve"/>
-      </w:r>
-    </w:p>
-    <w:p>
-      <w:pPr>
-        <w:pStyle w:val="Heading2"/>
-        <w:spacing w:after="120" w:before="200"/>
-      </w:pPr>
-      <w:r>
-        <w:rPr>
-          <w:rFonts w:ascii="Times New Roman" w:cs="Times New Roman" w:eastAsia="Times New Roman" w:hAnsi="Times New Roman"/>
-          <w:b/>
-          <w:bCs/>
-          <w:sz w:val="24"/>
-          <w:szCs w:val="24"/>
-        </w:rPr>
-        <w:t xml:space="preserve">M5 – RPT, LOY + security + seed data</w:t>
-      </w:r>
-    </w:p>
-    <w:tbl>
-      <w:tblPr>
-        <w:tblW w:type="dxa" w:w="9026"/>
-        <w:tblBorders>
-          <w:top w:val="single" w:color="000000" w:sz="4"/>
-          <w:left w:val="single" w:color="000000" w:sz="4"/>
-          <w:bottom w:val="single" w:color="000000" w:sz="4"/>
-          <w:right w:val="single" w:color="000000" w:sz="4"/>
-          <w:insideH w:val="single" w:color="auto" w:sz="4"/>
-          <w:insideV w:val="single" w:color="auto" w:sz="4"/>
-        </w:tblBorders>
-      </w:tblPr>
-      <w:tblGrid>
-        <w:gridCol w:w="850"/>
-        <w:gridCol w:w="3476"/>
-        <w:gridCol w:w="1400"/>
-        <w:gridCol w:w="1300"/>
-        <w:gridCol w:w="1000"/>
-        <w:gridCol w:w="1000"/>
-      </w:tblGrid>
-      <w:tr>
-        <w:trPr>
-          <w:tblHeader/>
-        </w:trPr>
-        <w:tc>
-          <w:tcPr>
-            <w:tcW w:type="dxa" w:w="850"/>
-            <w:shd w:fill="D9D9D9" w:color="auto" w:val="clear"/>
-            <w:tcMar>
-              <w:top w:type="dxa" w:w="40"/>
-              <w:left w:type="dxa" w:w="90"/>
-              <w:bottom w:type="dxa" w:w="40"/>
-              <w:right w:type="dxa" w:w="90"/>
-            </w:tcMar>
-            <w:vAlign w:val="center"/>
-          </w:tcPr>
-          <w:p>
-            <w:pPr>
-              <w:spacing w:after="20" w:before="20"/>
-              <w:jc w:val="left"/>
-            </w:pPr>
-            <w:r>
-              <w:rPr>
-                <w:rFonts w:ascii="Times New Roman" w:cs="Times New Roman" w:eastAsia="Times New Roman" w:hAnsi="Times New Roman"/>
-                <w:b/>
-                <w:bCs/>
-                <w:sz w:val="20"/>
-                <w:szCs w:val="20"/>
-              </w:rPr>
-              <w:t xml:space="preserve">ID</w:t>
-            </w:r>
-          </w:p>
-        </w:tc>
-        <w:tc>
-          <w:tcPr>
-            <w:tcW w:type="dxa" w:w="3476"/>
-            <w:shd w:fill="D9D9D9" w:color="auto" w:val="clear"/>
-            <w:tcMar>
-              <w:top w:type="dxa" w:w="40"/>
-              <w:left w:type="dxa" w:w="90"/>
-              <w:bottom w:type="dxa" w:w="40"/>
-              <w:right w:type="dxa" w:w="90"/>
-            </w:tcMar>
-            <w:vAlign w:val="center"/>
-          </w:tcPr>
-          <w:p>
-            <w:pPr>
-              <w:spacing w:after="20" w:before="20"/>
-              <w:jc w:val="left"/>
-            </w:pPr>
-            <w:r>
-              <w:rPr>
-                <w:rFonts w:ascii="Times New Roman" w:cs="Times New Roman" w:eastAsia="Times New Roman" w:hAnsi="Times New Roman"/>
-                <w:b/>
-                <w:bCs/>
-                <w:sz w:val="20"/>
-                <w:szCs w:val="20"/>
-              </w:rPr>
-              <w:t xml:space="preserve">Task</w:t>
-            </w:r>
-          </w:p>
-        </w:tc>
-        <w:tc>
-          <w:tcPr>
-            <w:tcW w:type="dxa" w:w="1400"/>
-            <w:shd w:fill="D9D9D9" w:color="auto" w:val="clear"/>
-            <w:tcMar>
-              <w:top w:type="dxa" w:w="40"/>
-              <w:left w:type="dxa" w:w="90"/>
-              <w:bottom w:type="dxa" w:w="40"/>
-              <w:right w:type="dxa" w:w="90"/>
-            </w:tcMar>
-            <w:vAlign w:val="center"/>
-          </w:tcPr>
-          <w:p>
-            <w:pPr>
-              <w:spacing w:after="20" w:before="20"/>
-              <w:jc w:val="left"/>
-            </w:pPr>
-            <w:r>
-              <w:rPr>
-                <w:rFonts w:ascii="Times New Roman" w:cs="Times New Roman" w:eastAsia="Times New Roman" w:hAnsi="Times New Roman"/>
-                <w:b/>
-                <w:bCs/>
-                <w:sz w:val="20"/>
-                <w:szCs w:val="20"/>
-              </w:rPr>
-              <w:t xml:space="preserve">Use case / Req.</w:t>
-            </w:r>
-          </w:p>
-        </w:tc>
-        <w:tc>
-          <w:tcPr>
-            <w:tcW w:type="dxa" w:w="1300"/>
-            <w:shd w:fill="D9D9D9" w:color="auto" w:val="clear"/>
-            <w:tcMar>
-              <w:top w:type="dxa" w:w="40"/>
-              <w:left w:type="dxa" w:w="90"/>
-              <w:bottom w:type="dxa" w:w="40"/>
-              <w:right w:type="dxa" w:w="90"/>
-            </w:tcMar>
-            <w:vAlign w:val="center"/>
-          </w:tcPr>
-          <w:p>
-            <w:pPr>
-              <w:spacing w:after="20" w:before="20"/>
-              <w:jc w:val="left"/>
-            </w:pPr>
-            <w:r>
-              <w:rPr>
-                <w:rFonts w:ascii="Times New Roman" w:cs="Times New Roman" w:eastAsia="Times New Roman" w:hAnsi="Times New Roman"/>
-                <w:b/>
-                <w:bCs/>
-                <w:sz w:val="20"/>
-                <w:szCs w:val="20"/>
-              </w:rPr>
-              <w:t xml:space="preserve">Screen</w:t>
-            </w:r>
-          </w:p>
-        </w:tc>
-        <w:tc>
-          <w:tcPr>
-            <w:tcW w:type="dxa" w:w="1000"/>
-            <w:shd w:fill="D9D9D9" w:color="auto" w:val="clear"/>
-            <w:tcMar>
-              <w:top w:type="dxa" w:w="40"/>
-              <w:left w:type="dxa" w:w="90"/>
-              <w:bottom w:type="dxa" w:w="40"/>
-              <w:right w:type="dxa" w:w="90"/>
-            </w:tcMar>
-            <w:vAlign w:val="center"/>
-          </w:tcPr>
-          <w:p>
-            <w:pPr>
-              <w:spacing w:after="20" w:before="20"/>
-              <w:jc w:val="left"/>
-            </w:pPr>
-            <w:r>
-              <w:rPr>
-                <w:rFonts w:ascii="Times New Roman" w:cs="Times New Roman" w:eastAsia="Times New Roman" w:hAnsi="Times New Roman"/>
-                <w:b/>
-                <w:bCs/>
-                <w:sz w:val="20"/>
-                <w:szCs w:val="20"/>
-              </w:rPr>
-              <w:t xml:space="preserve">Priority</w:t>
-            </w:r>
-          </w:p>
-        </w:tc>
-        <w:tc>
-          <w:tcPr>
-            <w:tcW w:type="dxa" w:w="1000"/>
-            <w:shd w:fill="D9D9D9" w:color="auto" w:val="clear"/>
-            <w:tcMar>
-              <w:top w:type="dxa" w:w="40"/>
-              <w:left w:type="dxa" w:w="90"/>
-              <w:bottom w:type="dxa" w:w="40"/>
-              <w:right w:type="dxa" w:w="90"/>
-            </w:tcMar>
-            <w:vAlign w:val="center"/>
-          </w:tcPr>
-          <w:p>
-            <w:pPr>
-              <w:spacing w:after="20" w:before="20"/>
-              <w:jc w:val="left"/>
-            </w:pPr>
-            <w:r>
-              <w:rPr>
-                <w:rFonts w:ascii="Times New Roman" w:cs="Times New Roman" w:eastAsia="Times New Roman" w:hAnsi="Times New Roman"/>
-                <w:b/>
-                <w:bCs/>
-                <w:sz w:val="20"/>
-                <w:szCs w:val="20"/>
-              </w:rPr>
-              <w:t xml:space="preserve">Week</w:t>
-            </w:r>
-          </w:p>
-        </w:tc>
-      </w:tr>
-      <w:tr>
-        <w:trPr>
-          <w:cantSplit/>
-        </w:trPr>
-        <w:tc>
-          <w:tcPr>
-            <w:tcW w:type="dxa" w:w="850"/>
-            <w:tcMar>
-              <w:top w:type="dxa" w:w="40"/>
-              <w:left w:type="dxa" w:w="90"/>
-              <w:bottom w:type="dxa" w:w="40"/>
-              <w:right w:type="dxa" w:w="90"/>
-            </w:tcMar>
-            <w:vAlign w:val="center"/>
-          </w:tcPr>
-          <w:p>
-            <w:pPr>
-              <w:spacing w:after="20" w:before="20"/>
-              <w:jc w:val="left"/>
-            </w:pPr>
-            <w:r>
-              <w:rPr>
-                <w:rFonts w:ascii="Times New Roman" w:cs="Times New Roman" w:eastAsia="Times New Roman" w:hAnsi="Times New Roman"/>
-                <w:b w:val="false"/>
-                <w:bCs w:val="false"/>
-                <w:sz w:val="20"/>
-                <w:szCs w:val="20"/>
-              </w:rPr>
-              <w:t xml:space="preserve">M5-01</w:t>
-            </w:r>
-          </w:p>
-        </w:tc>
-        <w:tc>
-          <w:tcPr>
-            <w:tcW w:type="dxa" w:w="3476"/>
-            <w:tcMar>
-              <w:top w:type="dxa" w:w="40"/>
-              <w:left w:type="dxa" w:w="90"/>
-              <w:bottom w:type="dxa" w:w="40"/>
-              <w:right w:type="dxa" w:w="90"/>
-            </w:tcMar>
-            <w:vAlign w:val="center"/>
-          </w:tcPr>
-          <w:p>
-            <w:pPr>
-              <w:spacing w:after="20" w:before="20"/>
-              <w:jc w:val="left"/>
-            </w:pPr>
-            <w:r>
-              <w:rPr>
-                <w:rFonts w:ascii="Times New Roman" w:cs="Times New Roman" w:eastAsia="Times New Roman" w:hAnsi="Times New Roman"/>
-                <w:b w:val="false"/>
-                <w:bCs w:val="false"/>
-                <w:sz w:val="20"/>
-                <w:szCs w:val="20"/>
-              </w:rPr>
-              <w:t xml:space="preserve">Firebase Emulator setup; Security Rules draft from permission matrix (brief §12)</w:t>
-            </w:r>
-          </w:p>
-        </w:tc>
-        <w:tc>
-          <w:tcPr>
-            <w:tcW w:type="dxa" w:w="1400"/>
-            <w:tcMar>
-              <w:top w:type="dxa" w:w="40"/>
-              <w:left w:type="dxa" w:w="90"/>
-              <w:bottom w:type="dxa" w:w="40"/>
-              <w:right w:type="dxa" w:w="90"/>
-            </w:tcMar>
-            <w:vAlign w:val="center"/>
-          </w:tcPr>
-          <w:p>
-            <w:pPr>
-              <w:spacing w:after="20" w:before="20"/>
-              <w:jc w:val="left"/>
-            </w:pPr>
-            <w:r>
-              <w:rPr>
-                <w:rFonts w:ascii="Times New Roman" w:cs="Times New Roman" w:eastAsia="Times New Roman" w:hAnsi="Times New Roman"/>
-                <w:b w:val="false"/>
-                <w:bCs w:val="false"/>
-                <w:sz w:val="20"/>
-                <w:szCs w:val="20"/>
-              </w:rPr>
-              <w:t xml:space="preserve">NFR-SEC-01</w:t>
-            </w:r>
-          </w:p>
-        </w:tc>
-        <w:tc>
-          <w:tcPr>
-            <w:tcW w:type="dxa" w:w="1300"/>
-            <w:tcMar>
-              <w:top w:type="dxa" w:w="40"/>
-              <w:left w:type="dxa" w:w="90"/>
-              <w:bottom w:type="dxa" w:w="40"/>
-              <w:right w:type="dxa" w:w="90"/>
-            </w:tcMar>
-            <w:vAlign w:val="center"/>
-          </w:tcPr>
-          <w:p>
-            <w:pPr>
-              <w:spacing w:after="20" w:before="20"/>
-              <w:jc w:val="left"/>
-            </w:pPr>
-            <w:r>
-              <w:rPr>
-                <w:rFonts w:ascii="Times New Roman" w:cs="Times New Roman" w:eastAsia="Times New Roman" w:hAnsi="Times New Roman"/>
-                <w:b w:val="false"/>
-                <w:bCs w:val="false"/>
-                <w:sz w:val="20"/>
-                <w:szCs w:val="20"/>
-              </w:rPr>
-              <w:t xml:space="preserve">—</w:t>
-            </w:r>
-          </w:p>
-        </w:tc>
-        <w:tc>
-          <w:tcPr>
-            <w:tcW w:type="dxa" w:w="1000"/>
-            <w:tcMar>
-              <w:top w:type="dxa" w:w="40"/>
-              <w:left w:type="dxa" w:w="90"/>
-              <w:bottom w:type="dxa" w:w="40"/>
-              <w:right w:type="dxa" w:w="90"/>
-            </w:tcMar>
-            <w:vAlign w:val="center"/>
-          </w:tcPr>
-          <w:p>
-            <w:pPr>
-              <w:spacing w:after="20" w:before="20"/>
-              <w:jc w:val="left"/>
-            </w:pPr>
-            <w:r>
-              <w:rPr>
-                <w:rFonts w:ascii="Times New Roman" w:cs="Times New Roman" w:eastAsia="Times New Roman" w:hAnsi="Times New Roman"/>
-                <w:b w:val="false"/>
-                <w:bCs w:val="false"/>
-                <w:sz w:val="20"/>
-                <w:szCs w:val="20"/>
-              </w:rPr>
-              <w:t xml:space="preserve">P0</w:t>
-            </w:r>
-          </w:p>
-        </w:tc>
-        <w:tc>
-          <w:tcPr>
-            <w:tcW w:type="dxa" w:w="1000"/>
-            <w:tcMar>
-              <w:top w:type="dxa" w:w="40"/>
-              <w:left w:type="dxa" w:w="90"/>
-              <w:bottom w:type="dxa" w:w="40"/>
-              <w:right w:type="dxa" w:w="90"/>
-            </w:tcMar>
-            <w:vAlign w:val="center"/>
-          </w:tcPr>
-          <w:p>
-            <w:pPr>
-              <w:spacing w:after="20" w:before="20"/>
-              <w:jc w:val="left"/>
-            </w:pPr>
-            <w:r>
-              <w:rPr>
-                <w:rFonts w:ascii="Times New Roman" w:cs="Times New Roman" w:eastAsia="Times New Roman" w:hAnsi="Times New Roman"/>
-                <w:b w:val="false"/>
-                <w:bCs w:val="false"/>
-                <w:sz w:val="20"/>
-                <w:szCs w:val="20"/>
-              </w:rPr>
-              <w:t xml:space="preserve">W1</w:t>
-            </w:r>
-          </w:p>
-        </w:tc>
-      </w:tr>
-      <w:tr>
-        <w:trPr>
-          <w:cantSplit/>
-        </w:trPr>
-        <w:tc>
-          <w:tcPr>
-            <w:tcW w:type="dxa" w:w="850"/>
-            <w:tcMar>
-              <w:top w:type="dxa" w:w="40"/>
-              <w:left w:type="dxa" w:w="90"/>
-              <w:bottom w:type="dxa" w:w="40"/>
-              <w:right w:type="dxa" w:w="90"/>
-            </w:tcMar>
-            <w:vAlign w:val="center"/>
-          </w:tcPr>
-          <w:p>
-            <w:pPr>
-              <w:spacing w:after="20" w:before="20"/>
-              <w:jc w:val="left"/>
-            </w:pPr>
-            <w:r>
-              <w:rPr>
-                <w:rFonts w:ascii="Times New Roman" w:cs="Times New Roman" w:eastAsia="Times New Roman" w:hAnsi="Times New Roman"/>
-                <w:b w:val="false"/>
-                <w:bCs w:val="false"/>
-                <w:sz w:val="20"/>
-                <w:szCs w:val="20"/>
-              </w:rPr>
-              <w:t xml:space="preserve">M5-02</w:t>
-            </w:r>
-          </w:p>
-        </w:tc>
-        <w:tc>
-          <w:tcPr>
-            <w:tcW w:type="dxa" w:w="3476"/>
-            <w:tcMar>
-              <w:top w:type="dxa" w:w="40"/>
-              <w:left w:type="dxa" w:w="90"/>
-              <w:bottom w:type="dxa" w:w="40"/>
-              <w:right w:type="dxa" w:w="90"/>
-            </w:tcMar>
-            <w:vAlign w:val="center"/>
-          </w:tcPr>
-          <w:p>
-            <w:pPr>
-              <w:spacing w:after="20" w:before="20"/>
-              <w:jc w:val="left"/>
-            </w:pPr>
-            <w:r>
-              <w:rPr>
-                <w:rFonts w:ascii="Times New Roman" w:cs="Times New Roman" w:eastAsia="Times New Roman" w:hAnsi="Times New Roman"/>
-                <w:b w:val="false"/>
-                <w:bCs w:val="false"/>
-                <w:sz w:val="20"/>
-                <w:szCs w:val="20"/>
-              </w:rPr>
-              <w:t xml:space="preserve">Seed data script: staff of each role, menu, ingredients, tables, sample orders</w:t>
-            </w:r>
-          </w:p>
-        </w:tc>
-        <w:tc>
-          <w:tcPr>
-            <w:tcW w:type="dxa" w:w="1400"/>
-            <w:tcMar>
-              <w:top w:type="dxa" w:w="40"/>
-              <w:left w:type="dxa" w:w="90"/>
-              <w:bottom w:type="dxa" w:w="40"/>
-              <w:right w:type="dxa" w:w="90"/>
-            </w:tcMar>
-            <w:vAlign w:val="center"/>
-          </w:tcPr>
-          <w:p>
-            <w:pPr>
-              <w:spacing w:after="20" w:before="20"/>
-              <w:jc w:val="left"/>
-            </w:pPr>
-            <w:r>
-              <w:rPr>
-                <w:rFonts w:ascii="Times New Roman" w:cs="Times New Roman" w:eastAsia="Times New Roman" w:hAnsi="Times New Roman"/>
-                <w:b w:val="false"/>
-                <w:bCs w:val="false"/>
-                <w:sz w:val="20"/>
-                <w:szCs w:val="20"/>
-              </w:rPr>
-              <w:t xml:space="preserve">—</w:t>
-            </w:r>
-          </w:p>
-        </w:tc>
-        <w:tc>
-          <w:tcPr>
-            <w:tcW w:type="dxa" w:w="1300"/>
-            <w:tcMar>
-              <w:top w:type="dxa" w:w="40"/>
-              <w:left w:type="dxa" w:w="90"/>
-              <w:bottom w:type="dxa" w:w="40"/>
-              <w:right w:type="dxa" w:w="90"/>
-            </w:tcMar>
-            <w:vAlign w:val="center"/>
-          </w:tcPr>
-          <w:p>
-            <w:pPr>
-              <w:spacing w:after="20" w:before="20"/>
-              <w:jc w:val="left"/>
-            </w:pPr>
-            <w:r>
-              <w:rPr>
-                <w:rFonts w:ascii="Times New Roman" w:cs="Times New Roman" w:eastAsia="Times New Roman" w:hAnsi="Times New Roman"/>
-                <w:b w:val="false"/>
-                <w:bCs w:val="false"/>
-                <w:sz w:val="20"/>
-                <w:szCs w:val="20"/>
-              </w:rPr>
-              <w:t xml:space="preserve">—</w:t>
-            </w:r>
-          </w:p>
-        </w:tc>
-        <w:tc>
-          <w:tcPr>
-            <w:tcW w:type="dxa" w:w="1000"/>
-            <w:tcMar>
-              <w:top w:type="dxa" w:w="40"/>
-              <w:left w:type="dxa" w:w="90"/>
-              <w:bottom w:type="dxa" w:w="40"/>
-              <w:right w:type="dxa" w:w="90"/>
-            </w:tcMar>
-            <w:vAlign w:val="center"/>
-          </w:tcPr>
-          <w:p>
-            <w:pPr>
-              <w:spacing w:after="20" w:before="20"/>
-              <w:jc w:val="left"/>
-            </w:pPr>
-            <w:r>
-              <w:rPr>
-                <w:rFonts w:ascii="Times New Roman" w:cs="Times New Roman" w:eastAsia="Times New Roman" w:hAnsi="Times New Roman"/>
-                <w:b w:val="false"/>
-                <w:bCs w:val="false"/>
-                <w:sz w:val="20"/>
-                <w:szCs w:val="20"/>
-              </w:rPr>
-              <w:t xml:space="preserve">P0</w:t>
-            </w:r>
-          </w:p>
-        </w:tc>
-        <w:tc>
-          <w:tcPr>
-            <w:tcW w:type="dxa" w:w="1000"/>
-            <w:tcMar>
-              <w:top w:type="dxa" w:w="40"/>
-              <w:left w:type="dxa" w:w="90"/>
-              <w:bottom w:type="dxa" w:w="40"/>
-              <w:right w:type="dxa" w:w="90"/>
-            </w:tcMar>
-            <w:vAlign w:val="center"/>
-          </w:tcPr>
-          <w:p>
-            <w:pPr>
-              <w:spacing w:after="20" w:before="20"/>
-              <w:jc w:val="left"/>
-            </w:pPr>
-            <w:r>
-              <w:rPr>
-                <w:rFonts w:ascii="Times New Roman" w:cs="Times New Roman" w:eastAsia="Times New Roman" w:hAnsi="Times New Roman"/>
-                <w:b w:val="false"/>
-                <w:bCs w:val="false"/>
-                <w:sz w:val="20"/>
-                <w:szCs w:val="20"/>
-              </w:rPr>
-              <w:t xml:space="preserve">W1</w:t>
-            </w:r>
-          </w:p>
-        </w:tc>
-      </w:tr>
-      <w:tr>
-        <w:trPr>
-          <w:cantSplit/>
-        </w:trPr>
-        <w:tc>
-          <w:tcPr>
-            <w:tcW w:type="dxa" w:w="850"/>
-            <w:tcMar>
-              <w:top w:type="dxa" w:w="40"/>
-              <w:left w:type="dxa" w:w="90"/>
-              <w:bottom w:type="dxa" w:w="40"/>
-              <w:right w:type="dxa" w:w="90"/>
-            </w:tcMar>
-            <w:vAlign w:val="center"/>
-          </w:tcPr>
-          <w:p>
-            <w:pPr>
-              <w:spacing w:after="20" w:before="20"/>
-              <w:jc w:val="left"/>
-            </w:pPr>
-            <w:r>
-              <w:rPr>
-                <w:rFonts w:ascii="Times New Roman" w:cs="Times New Roman" w:eastAsia="Times New Roman" w:hAnsi="Times New Roman"/>
-                <w:b w:val="false"/>
-                <w:bCs w:val="false"/>
-                <w:sz w:val="20"/>
-                <w:szCs w:val="20"/>
-              </w:rPr>
-              <w:t xml:space="preserve">M5-03</w:t>
-            </w:r>
-          </w:p>
-        </w:tc>
-        <w:tc>
-          <w:tcPr>
-            <w:tcW w:type="dxa" w:w="3476"/>
-            <w:tcMar>
-              <w:top w:type="dxa" w:w="40"/>
-              <w:left w:type="dxa" w:w="90"/>
-              <w:bottom w:type="dxa" w:w="40"/>
-              <w:right w:type="dxa" w:w="90"/>
-            </w:tcMar>
-            <w:vAlign w:val="center"/>
-          </w:tcPr>
-          <w:p>
-            <w:pPr>
-              <w:spacing w:after="20" w:before="20"/>
-              <w:jc w:val="left"/>
-            </w:pPr>
-            <w:r>
-              <w:rPr>
-                <w:rFonts w:ascii="Times New Roman" w:cs="Times New Roman" w:eastAsia="Times New Roman" w:hAnsi="Times New Roman"/>
-                <w:b w:val="false"/>
-                <w:bCs w:val="false"/>
-                <w:sz w:val="20"/>
-                <w:szCs w:val="20"/>
-              </w:rPr>
-              <w:t xml:space="preserve">Rules tests for users, products, tables; composite indexes (brief §9.4)</w:t>
-            </w:r>
-          </w:p>
-        </w:tc>
-        <w:tc>
-          <w:tcPr>
-            <w:tcW w:type="dxa" w:w="1400"/>
-            <w:tcMar>
-              <w:top w:type="dxa" w:w="40"/>
-              <w:left w:type="dxa" w:w="90"/>
-              <w:bottom w:type="dxa" w:w="40"/>
-              <w:right w:type="dxa" w:w="90"/>
-            </w:tcMar>
-            <w:vAlign w:val="center"/>
-          </w:tcPr>
-          <w:p>
-            <w:pPr>
-              <w:spacing w:after="20" w:before="20"/>
-              <w:jc w:val="left"/>
-            </w:pPr>
-            <w:r>
-              <w:rPr>
-                <w:rFonts w:ascii="Times New Roman" w:cs="Times New Roman" w:eastAsia="Times New Roman" w:hAnsi="Times New Roman"/>
-                <w:b w:val="false"/>
-                <w:bCs w:val="false"/>
-                <w:sz w:val="20"/>
-                <w:szCs w:val="20"/>
-              </w:rPr>
-              <w:t xml:space="preserve">NFR-SEC-01</w:t>
-            </w:r>
-          </w:p>
-        </w:tc>
-        <w:tc>
-          <w:tcPr>
-            <w:tcW w:type="dxa" w:w="1300"/>
-            <w:tcMar>
-              <w:top w:type="dxa" w:w="40"/>
-              <w:left w:type="dxa" w:w="90"/>
-              <w:bottom w:type="dxa" w:w="40"/>
-              <w:right w:type="dxa" w:w="90"/>
-            </w:tcMar>
-            <w:vAlign w:val="center"/>
-          </w:tcPr>
-          <w:p>
-            <w:pPr>
-              <w:spacing w:after="20" w:before="20"/>
-              <w:jc w:val="left"/>
-            </w:pPr>
-            <w:r>
-              <w:rPr>
-                <w:rFonts w:ascii="Times New Roman" w:cs="Times New Roman" w:eastAsia="Times New Roman" w:hAnsi="Times New Roman"/>
-                <w:b w:val="false"/>
-                <w:bCs w:val="false"/>
-                <w:sz w:val="20"/>
-                <w:szCs w:val="20"/>
-              </w:rPr>
-              <w:t xml:space="preserve">—</w:t>
-            </w:r>
-          </w:p>
-        </w:tc>
-        <w:tc>
-          <w:tcPr>
-            <w:tcW w:type="dxa" w:w="1000"/>
-            <w:tcMar>
-              <w:top w:type="dxa" w:w="40"/>
-              <w:left w:type="dxa" w:w="90"/>
-              <w:bottom w:type="dxa" w:w="40"/>
-              <w:right w:type="dxa" w:w="90"/>
-            </w:tcMar>
-            <w:vAlign w:val="center"/>
-          </w:tcPr>
-          <w:p>
-            <w:pPr>
-              <w:spacing w:after="20" w:before="20"/>
-              <w:jc w:val="left"/>
-            </w:pPr>
-            <w:r>
-              <w:rPr>
-                <w:rFonts w:ascii="Times New Roman" w:cs="Times New Roman" w:eastAsia="Times New Roman" w:hAnsi="Times New Roman"/>
-                <w:b w:val="false"/>
-                <w:bCs w:val="false"/>
-                <w:sz w:val="20"/>
-                <w:szCs w:val="20"/>
-              </w:rPr>
-              <w:t xml:space="preserve">P0</w:t>
-            </w:r>
-          </w:p>
-        </w:tc>
-        <w:tc>
-          <w:tcPr>
-            <w:tcW w:type="dxa" w:w="1000"/>
-            <w:tcMar>
-              <w:top w:type="dxa" w:w="40"/>
-              <w:left w:type="dxa" w:w="90"/>
-              <w:bottom w:type="dxa" w:w="40"/>
-              <w:right w:type="dxa" w:w="90"/>
-            </w:tcMar>
-            <w:vAlign w:val="center"/>
-          </w:tcPr>
-          <w:p>
-            <w:pPr>
-              <w:spacing w:after="20" w:before="20"/>
-              <w:jc w:val="left"/>
-            </w:pPr>
-            <w:r>
-              <w:rPr>
-                <w:rFonts w:ascii="Times New Roman" w:cs="Times New Roman" w:eastAsia="Times New Roman" w:hAnsi="Times New Roman"/>
-                <w:b w:val="false"/>
-                <w:bCs w:val="false"/>
-                <w:sz w:val="20"/>
-                <w:szCs w:val="20"/>
-              </w:rPr>
-              <w:t xml:space="preserve">W2</w:t>
-            </w:r>
-          </w:p>
-        </w:tc>
-      </w:tr>
-      <w:tr>
-        <w:trPr>
-          <w:cantSplit/>
-        </w:trPr>
-        <w:tc>
-          <w:tcPr>
-            <w:tcW w:type="dxa" w:w="850"/>
-            <w:tcMar>
-              <w:top w:type="dxa" w:w="40"/>
-              <w:left w:type="dxa" w:w="90"/>
-              <w:bottom w:type="dxa" w:w="40"/>
-              <w:right w:type="dxa" w:w="90"/>
-            </w:tcMar>
-            <w:vAlign w:val="center"/>
-          </w:tcPr>
-          <w:p>
-            <w:pPr>
-              <w:spacing w:after="20" w:before="20"/>
-              <w:jc w:val="left"/>
-            </w:pPr>
-            <w:r>
-              <w:rPr>
-                <w:rFonts w:ascii="Times New Roman" w:cs="Times New Roman" w:eastAsia="Times New Roman" w:hAnsi="Times New Roman"/>
-                <w:b w:val="false"/>
-                <w:bCs w:val="false"/>
-                <w:sz w:val="20"/>
-                <w:szCs w:val="20"/>
-              </w:rPr>
-              <w:t xml:space="preserve">M5-04</w:t>
-            </w:r>
-          </w:p>
-        </w:tc>
-        <w:tc>
-          <w:tcPr>
-            <w:tcW w:type="dxa" w:w="3476"/>
-            <w:tcMar>
-              <w:top w:type="dxa" w:w="40"/>
-              <w:left w:type="dxa" w:w="90"/>
-              <w:bottom w:type="dxa" w:w="40"/>
-              <w:right w:type="dxa" w:w="90"/>
-            </w:tcMar>
-            <w:vAlign w:val="center"/>
-          </w:tcPr>
-          <w:p>
-            <w:pPr>
-              <w:spacing w:after="20" w:before="20"/>
-              <w:jc w:val="left"/>
-            </w:pPr>
-            <w:r>
-              <w:rPr>
-                <w:rFonts w:ascii="Times New Roman" w:cs="Times New Roman" w:eastAsia="Times New Roman" w:hAnsi="Times New Roman"/>
-                <w:b w:val="false"/>
-                <w:bCs w:val="false"/>
-                <w:sz w:val="20"/>
-                <w:szCs w:val="20"/>
-              </w:rPr>
-              <w:t xml:space="preserve">Manager dashboard: today's revenue, order count, average order value (live)</w:t>
-            </w:r>
-          </w:p>
-        </w:tc>
-        <w:tc>
-          <w:tcPr>
-            <w:tcW w:type="dxa" w:w="1400"/>
-            <w:tcMar>
-              <w:top w:type="dxa" w:w="40"/>
-              <w:left w:type="dxa" w:w="90"/>
-              <w:bottom w:type="dxa" w:w="40"/>
-              <w:right w:type="dxa" w:w="90"/>
-            </w:tcMar>
-            <w:vAlign w:val="center"/>
-          </w:tcPr>
-          <w:p>
-            <w:pPr>
-              <w:spacing w:after="20" w:before="20"/>
-              <w:jc w:val="left"/>
-            </w:pPr>
-            <w:r>
-              <w:rPr>
-                <w:rFonts w:ascii="Times New Roman" w:cs="Times New Roman" w:eastAsia="Times New Roman" w:hAnsi="Times New Roman"/>
-                <w:b w:val="false"/>
-                <w:bCs w:val="false"/>
-                <w:sz w:val="20"/>
-                <w:szCs w:val="20"/>
-              </w:rPr>
-              <w:t xml:space="preserve">UC34</w:t>
-            </w:r>
-          </w:p>
-        </w:tc>
-        <w:tc>
-          <w:tcPr>
-            <w:tcW w:type="dxa" w:w="1300"/>
-            <w:tcMar>
-              <w:top w:type="dxa" w:w="40"/>
-              <w:left w:type="dxa" w:w="90"/>
-              <w:bottom w:type="dxa" w:w="40"/>
-              <w:right w:type="dxa" w:w="90"/>
-            </w:tcMar>
-            <w:vAlign w:val="center"/>
-          </w:tcPr>
-          <w:p>
-            <w:pPr>
-              <w:spacing w:after="20" w:before="20"/>
-              <w:jc w:val="left"/>
-            </w:pPr>
-            <w:r>
-              <w:rPr>
-                <w:rFonts w:ascii="Times New Roman" w:cs="Times New Roman" w:eastAsia="Times New Roman" w:hAnsi="Times New Roman"/>
-                <w:b w:val="false"/>
-                <w:bCs w:val="false"/>
-                <w:sz w:val="20"/>
-                <w:szCs w:val="20"/>
-              </w:rPr>
-              <w:t xml:space="preserve">S04</w:t>
-            </w:r>
-          </w:p>
-        </w:tc>
-        <w:tc>
-          <w:tcPr>
-            <w:tcW w:type="dxa" w:w="1000"/>
-            <w:tcMar>
-              <w:top w:type="dxa" w:w="40"/>
-              <w:left w:type="dxa" w:w="90"/>
-              <w:bottom w:type="dxa" w:w="40"/>
-              <w:right w:type="dxa" w:w="90"/>
-            </w:tcMar>
-            <w:vAlign w:val="center"/>
-          </w:tcPr>
-          <w:p>
-            <w:pPr>
-              <w:spacing w:after="20" w:before="20"/>
-              <w:jc w:val="left"/>
-            </w:pPr>
-            <w:r>
-              <w:rPr>
-                <w:rFonts w:ascii="Times New Roman" w:cs="Times New Roman" w:eastAsia="Times New Roman" w:hAnsi="Times New Roman"/>
-                <w:b w:val="false"/>
-                <w:bCs w:val="false"/>
-                <w:sz w:val="20"/>
-                <w:szCs w:val="20"/>
-              </w:rPr>
-              <w:t xml:space="preserve">P0</w:t>
-            </w:r>
-          </w:p>
-        </w:tc>
-        <w:tc>
-          <w:tcPr>
-            <w:tcW w:type="dxa" w:w="1000"/>
-            <w:tcMar>
-              <w:top w:type="dxa" w:w="40"/>
-              <w:left w:type="dxa" w:w="90"/>
-              <w:bottom w:type="dxa" w:w="40"/>
-              <w:right w:type="dxa" w:w="90"/>
-            </w:tcMar>
-            <w:vAlign w:val="center"/>
-          </w:tcPr>
-          <w:p>
-            <w:pPr>
-              <w:spacing w:after="20" w:before="20"/>
-              <w:jc w:val="left"/>
-            </w:pPr>
-            <w:r>
-              <w:rPr>
-                <w:rFonts w:ascii="Times New Roman" w:cs="Times New Roman" w:eastAsia="Times New Roman" w:hAnsi="Times New Roman"/>
-                <w:b w:val="false"/>
-                <w:bCs w:val="false"/>
-                <w:sz w:val="20"/>
-                <w:szCs w:val="20"/>
-              </w:rPr>
-              <w:t xml:space="preserve">W3</w:t>
-            </w:r>
-          </w:p>
-        </w:tc>
-      </w:tr>
-      <w:tr>
-        <w:trPr>
-          <w:cantSplit/>
-        </w:trPr>
-        <w:tc>
-          <w:tcPr>
-            <w:tcW w:type="dxa" w:w="850"/>
-            <w:tcMar>
-              <w:top w:type="dxa" w:w="40"/>
-              <w:left w:type="dxa" w:w="90"/>
-              <w:bottom w:type="dxa" w:w="40"/>
-              <w:right w:type="dxa" w:w="90"/>
-            </w:tcMar>
-            <w:vAlign w:val="center"/>
-          </w:tcPr>
-          <w:p>
-            <w:pPr>
-              <w:spacing w:after="20" w:before="20"/>
-              <w:jc w:val="left"/>
-            </w:pPr>
-            <w:r>
-              <w:rPr>
-                <w:rFonts w:ascii="Times New Roman" w:cs="Times New Roman" w:eastAsia="Times New Roman" w:hAnsi="Times New Roman"/>
-                <w:b w:val="false"/>
-                <w:bCs w:val="false"/>
-                <w:sz w:val="20"/>
-                <w:szCs w:val="20"/>
-              </w:rPr>
-              <w:t xml:space="preserve">M5-05</w:t>
-            </w:r>
-          </w:p>
-        </w:tc>
-        <w:tc>
-          <w:tcPr>
-            <w:tcW w:type="dxa" w:w="3476"/>
-            <w:tcMar>
-              <w:top w:type="dxa" w:w="40"/>
-              <w:left w:type="dxa" w:w="90"/>
-              <w:bottom w:type="dxa" w:w="40"/>
-              <w:right w:type="dxa" w:w="90"/>
-            </w:tcMar>
-            <w:vAlign w:val="center"/>
-          </w:tcPr>
-          <w:p>
-            <w:pPr>
-              <w:spacing w:after="20" w:before="20"/>
-              <w:jc w:val="left"/>
-            </w:pPr>
-            <w:r>
-              <w:rPr>
-                <w:rFonts w:ascii="Times New Roman" w:cs="Times New Roman" w:eastAsia="Times New Roman" w:hAnsi="Times New Roman"/>
-                <w:b w:val="false"/>
-                <w:bCs w:val="false"/>
-                <w:sz w:val="20"/>
-                <w:szCs w:val="20"/>
-              </w:rPr>
-              <w:t xml:space="preserve">Order history with filters + order detail</w:t>
-            </w:r>
-          </w:p>
-        </w:tc>
-        <w:tc>
-          <w:tcPr>
-            <w:tcW w:type="dxa" w:w="1400"/>
-            <w:tcMar>
-              <w:top w:type="dxa" w:w="40"/>
-              <w:left w:type="dxa" w:w="90"/>
-              <w:bottom w:type="dxa" w:w="40"/>
-              <w:right w:type="dxa" w:w="90"/>
-            </w:tcMar>
-            <w:vAlign w:val="center"/>
-          </w:tcPr>
-          <w:p>
-            <w:pPr>
-              <w:spacing w:after="20" w:before="20"/>
-              <w:jc w:val="left"/>
-            </w:pPr>
-            <w:r>
-              <w:rPr>
-                <w:rFonts w:ascii="Times New Roman" w:cs="Times New Roman" w:eastAsia="Times New Roman" w:hAnsi="Times New Roman"/>
-                <w:b w:val="false"/>
-                <w:bCs w:val="false"/>
-                <w:sz w:val="20"/>
-                <w:szCs w:val="20"/>
-              </w:rPr>
-              <w:t xml:space="preserve">UC35</w:t>
-            </w:r>
-          </w:p>
-        </w:tc>
-        <w:tc>
-          <w:tcPr>
-            <w:tcW w:type="dxa" w:w="1300"/>
-            <w:tcMar>
-              <w:top w:type="dxa" w:w="40"/>
-              <w:left w:type="dxa" w:w="90"/>
-              <w:bottom w:type="dxa" w:w="40"/>
-              <w:right w:type="dxa" w:w="90"/>
-            </w:tcMar>
-            <w:vAlign w:val="center"/>
-          </w:tcPr>
-          <w:p>
-            <w:pPr>
-              <w:spacing w:after="20" w:before="20"/>
-              <w:jc w:val="left"/>
-            </w:pPr>
-            <w:r>
-              <w:rPr>
-                <w:rFonts w:ascii="Times New Roman" w:cs="Times New Roman" w:eastAsia="Times New Roman" w:hAnsi="Times New Roman"/>
-                <w:b w:val="false"/>
-                <w:bCs w:val="false"/>
-                <w:sz w:val="20"/>
-                <w:szCs w:val="20"/>
-              </w:rPr>
-              <w:t xml:space="preserve">S20</w:t>
-            </w:r>
-          </w:p>
-        </w:tc>
-        <w:tc>
-          <w:tcPr>
-            <w:tcW w:type="dxa" w:w="1000"/>
-            <w:tcMar>
-              <w:top w:type="dxa" w:w="40"/>
-              <w:left w:type="dxa" w:w="90"/>
-              <w:bottom w:type="dxa" w:w="40"/>
-              <w:right w:type="dxa" w:w="90"/>
-            </w:tcMar>
-            <w:vAlign w:val="center"/>
-          </w:tcPr>
-          <w:p>
-            <w:pPr>
-              <w:spacing w:after="20" w:before="20"/>
-              <w:jc w:val="left"/>
-            </w:pPr>
-            <w:r>
-              <w:rPr>
-                <w:rFonts w:ascii="Times New Roman" w:cs="Times New Roman" w:eastAsia="Times New Roman" w:hAnsi="Times New Roman"/>
-                <w:b w:val="false"/>
-                <w:bCs w:val="false"/>
-                <w:sz w:val="20"/>
-                <w:szCs w:val="20"/>
-              </w:rPr>
-              <w:t xml:space="preserve">P0</w:t>
-            </w:r>
-          </w:p>
-        </w:tc>
-        <w:tc>
-          <w:tcPr>
-            <w:tcW w:type="dxa" w:w="1000"/>
-            <w:tcMar>
-              <w:top w:type="dxa" w:w="40"/>
-              <w:left w:type="dxa" w:w="90"/>
-              <w:bottom w:type="dxa" w:w="40"/>
-              <w:right w:type="dxa" w:w="90"/>
-            </w:tcMar>
-            <w:vAlign w:val="center"/>
-          </w:tcPr>
-          <w:p>
-            <w:pPr>
-              <w:spacing w:after="20" w:before="20"/>
-              <w:jc w:val="left"/>
-            </w:pPr>
-            <w:r>
-              <w:rPr>
-                <w:rFonts w:ascii="Times New Roman" w:cs="Times New Roman" w:eastAsia="Times New Roman" w:hAnsi="Times New Roman"/>
-                <w:b w:val="false"/>
-                <w:bCs w:val="false"/>
-                <w:sz w:val="20"/>
-                <w:szCs w:val="20"/>
-              </w:rPr>
-              <w:t xml:space="preserve">W4</w:t>
-            </w:r>
-          </w:p>
-        </w:tc>
-      </w:tr>
-      <w:tr>
-        <w:trPr>
-          <w:cantSplit/>
-        </w:trPr>
-        <w:tc>
-          <w:tcPr>
-            <w:tcW w:type="dxa" w:w="850"/>
-            <w:tcMar>
-              <w:top w:type="dxa" w:w="40"/>
-              <w:left w:type="dxa" w:w="90"/>
-              <w:bottom w:type="dxa" w:w="40"/>
-              <w:right w:type="dxa" w:w="90"/>
-            </w:tcMar>
-            <w:vAlign w:val="center"/>
-          </w:tcPr>
-          <w:p>
-            <w:pPr>
-              <w:spacing w:after="20" w:before="20"/>
-              <w:jc w:val="left"/>
-            </w:pPr>
-            <w:r>
-              <w:rPr>
-                <w:rFonts w:ascii="Times New Roman" w:cs="Times New Roman" w:eastAsia="Times New Roman" w:hAnsi="Times New Roman"/>
-                <w:b w:val="false"/>
-                <w:bCs w:val="false"/>
-                <w:sz w:val="20"/>
-                <w:szCs w:val="20"/>
-              </w:rPr>
-              <w:t xml:space="preserve">M5-06</w:t>
-            </w:r>
-          </w:p>
-        </w:tc>
-        <w:tc>
-          <w:tcPr>
-            <w:tcW w:type="dxa" w:w="3476"/>
-            <w:tcMar>
-              <w:top w:type="dxa" w:w="40"/>
-              <w:left w:type="dxa" w:w="90"/>
-              <w:bottom w:type="dxa" w:w="40"/>
-              <w:right w:type="dxa" w:w="90"/>
-            </w:tcMar>
-            <w:vAlign w:val="center"/>
-          </w:tcPr>
-          <w:p>
-            <w:pPr>
-              <w:spacing w:after="20" w:before="20"/>
-              <w:jc w:val="left"/>
-            </w:pPr>
-            <w:r>
-              <w:rPr>
-                <w:rFonts w:ascii="Times New Roman" w:cs="Times New Roman" w:eastAsia="Times New Roman" w:hAnsi="Times New Roman"/>
-                <w:b w:val="false"/>
-                <w:bCs w:val="false"/>
-                <w:sz w:val="20"/>
-                <w:szCs w:val="20"/>
-              </w:rPr>
-              <w:t xml:space="preserve">Attach loyalty customer sheet + redeem points sheet (used in M3's Payment); BR-LOY tests</w:t>
-            </w:r>
-          </w:p>
-        </w:tc>
-        <w:tc>
-          <w:tcPr>
-            <w:tcW w:type="dxa" w:w="1400"/>
-            <w:tcMar>
-              <w:top w:type="dxa" w:w="40"/>
-              <w:left w:type="dxa" w:w="90"/>
-              <w:bottom w:type="dxa" w:w="40"/>
-              <w:right w:type="dxa" w:w="90"/>
-            </w:tcMar>
-            <w:vAlign w:val="center"/>
-          </w:tcPr>
-          <w:p>
-            <w:pPr>
-              <w:spacing w:after="20" w:before="20"/>
-              <w:jc w:val="left"/>
-            </w:pPr>
-            <w:r>
-              <w:rPr>
-                <w:rFonts w:ascii="Times New Roman" w:cs="Times New Roman" w:eastAsia="Times New Roman" w:hAnsi="Times New Roman"/>
-                <w:b w:val="false"/>
-                <w:bCs w:val="false"/>
-                <w:sz w:val="20"/>
-                <w:szCs w:val="20"/>
-              </w:rPr>
-              <w:t xml:space="preserve">UC38, UC39</w:t>
-            </w:r>
-          </w:p>
-        </w:tc>
-        <w:tc>
-          <w:tcPr>
-            <w:tcW w:type="dxa" w:w="1300"/>
-            <w:tcMar>
-              <w:top w:type="dxa" w:w="40"/>
-              <w:left w:type="dxa" w:w="90"/>
-              <w:bottom w:type="dxa" w:w="40"/>
-              <w:right w:type="dxa" w:w="90"/>
-            </w:tcMar>
-            <w:vAlign w:val="center"/>
-          </w:tcPr>
-          <w:p>
-            <w:pPr>
-              <w:spacing w:after="20" w:before="20"/>
-              <w:jc w:val="left"/>
-            </w:pPr>
-            <w:r>
-              <w:rPr>
-                <w:rFonts w:ascii="Times New Roman" w:cs="Times New Roman" w:eastAsia="Times New Roman" w:hAnsi="Times New Roman"/>
-                <w:b w:val="false"/>
-                <w:bCs w:val="false"/>
-                <w:sz w:val="20"/>
-                <w:szCs w:val="20"/>
-              </w:rPr>
-              <w:t xml:space="preserve">S15</w:t>
-            </w:r>
-          </w:p>
-        </w:tc>
-        <w:tc>
-          <w:tcPr>
-            <w:tcW w:type="dxa" w:w="1000"/>
-            <w:tcMar>
-              <w:top w:type="dxa" w:w="40"/>
-              <w:left w:type="dxa" w:w="90"/>
-              <w:bottom w:type="dxa" w:w="40"/>
-              <w:right w:type="dxa" w:w="90"/>
-            </w:tcMar>
-            <w:vAlign w:val="center"/>
-          </w:tcPr>
-          <w:p>
-            <w:pPr>
-              <w:spacing w:after="20" w:before="20"/>
-              <w:jc w:val="left"/>
-            </w:pPr>
-            <w:r>
-              <w:rPr>
-                <w:rFonts w:ascii="Times New Roman" w:cs="Times New Roman" w:eastAsia="Times New Roman" w:hAnsi="Times New Roman"/>
-                <w:b w:val="false"/>
-                <w:bCs w:val="false"/>
-                <w:sz w:val="20"/>
-                <w:szCs w:val="20"/>
-              </w:rPr>
-              <w:t xml:space="preserve">P1</w:t>
-            </w:r>
-          </w:p>
-        </w:tc>
-        <w:tc>
-          <w:tcPr>
-            <w:tcW w:type="dxa" w:w="1000"/>
-            <w:tcMar>
-              <w:top w:type="dxa" w:w="40"/>
-              <w:left w:type="dxa" w:w="90"/>
-              <w:bottom w:type="dxa" w:w="40"/>
-              <w:right w:type="dxa" w:w="90"/>
-            </w:tcMar>
-            <w:vAlign w:val="center"/>
-          </w:tcPr>
-          <w:p>
-            <w:pPr>
-              <w:spacing w:after="20" w:before="20"/>
-              <w:jc w:val="left"/>
-            </w:pPr>
-            <w:r>
-              <w:rPr>
-                <w:rFonts w:ascii="Times New Roman" w:cs="Times New Roman" w:eastAsia="Times New Roman" w:hAnsi="Times New Roman"/>
-                <w:b w:val="false"/>
-                <w:bCs w:val="false"/>
-                <w:sz w:val="20"/>
-                <w:szCs w:val="20"/>
-              </w:rPr>
-              <w:t xml:space="preserve">W5</w:t>
-            </w:r>
-          </w:p>
-        </w:tc>
-      </w:tr>
-      <w:tr>
-        <w:trPr>
-          <w:cantSplit/>
-        </w:trPr>
-        <w:tc>
-          <w:tcPr>
-            <w:tcW w:type="dxa" w:w="850"/>
-            <w:tcMar>
-              <w:top w:type="dxa" w:w="40"/>
-              <w:left w:type="dxa" w:w="90"/>
-              <w:bottom w:type="dxa" w:w="40"/>
-              <w:right w:type="dxa" w:w="90"/>
-            </w:tcMar>
-            <w:vAlign w:val="center"/>
-          </w:tcPr>
-          <w:p>
-            <w:pPr>
-              <w:spacing w:after="20" w:before="20"/>
-              <w:jc w:val="left"/>
-            </w:pPr>
-            <w:r>
-              <w:rPr>
-                <w:rFonts w:ascii="Times New Roman" w:cs="Times New Roman" w:eastAsia="Times New Roman" w:hAnsi="Times New Roman"/>
-                <w:b w:val="false"/>
-                <w:bCs w:val="false"/>
-                <w:sz w:val="20"/>
-                <w:szCs w:val="20"/>
-              </w:rPr>
-              <w:t xml:space="preserve">M5-07</w:t>
-            </w:r>
-          </w:p>
-        </w:tc>
-        <w:tc>
-          <w:tcPr>
-            <w:tcW w:type="dxa" w:w="3476"/>
-            <w:tcMar>
-              <w:top w:type="dxa" w:w="40"/>
-              <w:left w:type="dxa" w:w="90"/>
-              <w:bottom w:type="dxa" w:w="40"/>
-              <w:right w:type="dxa" w:w="90"/>
-            </w:tcMar>
-            <w:vAlign w:val="center"/>
-          </w:tcPr>
-          <w:p>
-            <w:pPr>
-              <w:spacing w:after="20" w:before="20"/>
-              <w:jc w:val="left"/>
-            </w:pPr>
-            <w:r>
-              <w:rPr>
-                <w:rFonts w:ascii="Times New Roman" w:cs="Times New Roman" w:eastAsia="Times New Roman" w:hAnsi="Times New Roman"/>
-                <w:b w:val="false"/>
-                <w:bCs w:val="false"/>
-                <w:sz w:val="20"/>
-                <w:szCs w:val="20"/>
-              </w:rPr>
-              <w:t xml:space="preserve">Reports: revenue chart, top products, payment split Σ cashAmount vs Σ qrAmount (fl_chart)</w:t>
-            </w:r>
-          </w:p>
-        </w:tc>
-        <w:tc>
-          <w:tcPr>
-            <w:tcW w:type="dxa" w:w="1400"/>
-            <w:tcMar>
-              <w:top w:type="dxa" w:w="40"/>
-              <w:left w:type="dxa" w:w="90"/>
-              <w:bottom w:type="dxa" w:w="40"/>
-              <w:right w:type="dxa" w:w="90"/>
-            </w:tcMar>
-            <w:vAlign w:val="center"/>
-          </w:tcPr>
-          <w:p>
-            <w:pPr>
-              <w:spacing w:after="20" w:before="20"/>
-              <w:jc w:val="left"/>
-            </w:pPr>
-            <w:r>
-              <w:rPr>
-                <w:rFonts w:ascii="Times New Roman" w:cs="Times New Roman" w:eastAsia="Times New Roman" w:hAnsi="Times New Roman"/>
-                <w:b w:val="false"/>
-                <w:bCs w:val="false"/>
-                <w:sz w:val="20"/>
-                <w:szCs w:val="20"/>
-              </w:rPr>
-              <w:t xml:space="preserve">UC36</w:t>
-            </w:r>
-          </w:p>
-        </w:tc>
-        <w:tc>
-          <w:tcPr>
-            <w:tcW w:type="dxa" w:w="1300"/>
-            <w:tcMar>
-              <w:top w:type="dxa" w:w="40"/>
-              <w:left w:type="dxa" w:w="90"/>
-              <w:bottom w:type="dxa" w:w="40"/>
-              <w:right w:type="dxa" w:w="90"/>
-            </w:tcMar>
-            <w:vAlign w:val="center"/>
-          </w:tcPr>
-          <w:p>
-            <w:pPr>
-              <w:spacing w:after="20" w:before="20"/>
-              <w:jc w:val="left"/>
-            </w:pPr>
-            <w:r>
-              <w:rPr>
-                <w:rFonts w:ascii="Times New Roman" w:cs="Times New Roman" w:eastAsia="Times New Roman" w:hAnsi="Times New Roman"/>
-                <w:b w:val="false"/>
-                <w:bCs w:val="false"/>
-                <w:sz w:val="20"/>
-                <w:szCs w:val="20"/>
-              </w:rPr>
-              <w:t xml:space="preserve">S19</w:t>
-            </w:r>
-          </w:p>
-        </w:tc>
-        <w:tc>
-          <w:tcPr>
-            <w:tcW w:type="dxa" w:w="1000"/>
-            <w:tcMar>
-              <w:top w:type="dxa" w:w="40"/>
-              <w:left w:type="dxa" w:w="90"/>
-              <w:bottom w:type="dxa" w:w="40"/>
-              <w:right w:type="dxa" w:w="90"/>
-            </w:tcMar>
-            <w:vAlign w:val="center"/>
-          </w:tcPr>
-          <w:p>
-            <w:pPr>
-              <w:spacing w:after="20" w:before="20"/>
-              <w:jc w:val="left"/>
-            </w:pPr>
-            <w:r>
-              <w:rPr>
-                <w:rFonts w:ascii="Times New Roman" w:cs="Times New Roman" w:eastAsia="Times New Roman" w:hAnsi="Times New Roman"/>
-                <w:b w:val="false"/>
-                <w:bCs w:val="false"/>
-                <w:sz w:val="20"/>
-                <w:szCs w:val="20"/>
-              </w:rPr>
-              <w:t xml:space="preserve">P1</w:t>
-            </w:r>
-          </w:p>
-        </w:tc>
-        <w:tc>
-          <w:tcPr>
-            <w:tcW w:type="dxa" w:w="1000"/>
-            <w:tcMar>
-              <w:top w:type="dxa" w:w="40"/>
-              <w:left w:type="dxa" w:w="90"/>
-              <w:bottom w:type="dxa" w:w="40"/>
-              <w:right w:type="dxa" w:w="90"/>
-            </w:tcMar>
-            <w:vAlign w:val="center"/>
-          </w:tcPr>
-          <w:p>
-            <w:pPr>
-              <w:spacing w:after="20" w:before="20"/>
-              <w:jc w:val="left"/>
-            </w:pPr>
-            <w:r>
-              <w:rPr>
-                <w:rFonts w:ascii="Times New Roman" w:cs="Times New Roman" w:eastAsia="Times New Roman" w:hAnsi="Times New Roman"/>
-                <w:b w:val="false"/>
-                <w:bCs w:val="false"/>
-                <w:sz w:val="20"/>
-                <w:szCs w:val="20"/>
-              </w:rPr>
-              <w:t xml:space="preserve">W6</w:t>
-            </w:r>
-          </w:p>
-        </w:tc>
-      </w:tr>
-      <w:tr>
-        <w:trPr>
-          <w:cantSplit/>
-        </w:trPr>
-        <w:tc>
-          <w:tcPr>
-            <w:tcW w:type="dxa" w:w="850"/>
-            <w:tcMar>
-              <w:top w:type="dxa" w:w="40"/>
-              <w:left w:type="dxa" w:w="90"/>
-              <w:bottom w:type="dxa" w:w="40"/>
-              <w:right w:type="dxa" w:w="90"/>
-            </w:tcMar>
-            <w:vAlign w:val="center"/>
-          </w:tcPr>
-          <w:p>
-            <w:pPr>
-              <w:spacing w:after="20" w:before="20"/>
-              <w:jc w:val="left"/>
-            </w:pPr>
-            <w:r>
-              <w:rPr>
-                <w:rFonts w:ascii="Times New Roman" w:cs="Times New Roman" w:eastAsia="Times New Roman" w:hAnsi="Times New Roman"/>
-                <w:b w:val="false"/>
-                <w:bCs w:val="false"/>
-                <w:sz w:val="20"/>
-                <w:szCs w:val="20"/>
-              </w:rPr>
-              <w:t xml:space="preserve">M5-08</w:t>
-            </w:r>
-          </w:p>
-        </w:tc>
-        <w:tc>
-          <w:tcPr>
-            <w:tcW w:type="dxa" w:w="3476"/>
-            <w:tcMar>
-              <w:top w:type="dxa" w:w="40"/>
-              <w:left w:type="dxa" w:w="90"/>
-              <w:bottom w:type="dxa" w:w="40"/>
-              <w:right w:type="dxa" w:w="90"/>
-            </w:tcMar>
-            <w:vAlign w:val="center"/>
-          </w:tcPr>
-          <w:p>
-            <w:pPr>
-              <w:spacing w:after="20" w:before="20"/>
-              <w:jc w:val="left"/>
-            </w:pPr>
-            <w:r>
-              <w:rPr>
-                <w:rFonts w:ascii="Times New Roman" w:cs="Times New Roman" w:eastAsia="Times New Roman" w:hAnsi="Times New Roman"/>
-                <w:b w:val="false"/>
-                <w:bCs w:val="false"/>
-                <w:sz w:val="20"/>
-                <w:szCs w:val="20"/>
-              </w:rPr>
-              <w:t xml:space="preserve">Customers &amp; vouchers screen, voucher form, customer detail</w:t>
-            </w:r>
-          </w:p>
-        </w:tc>
-        <w:tc>
-          <w:tcPr>
-            <w:tcW w:type="dxa" w:w="1400"/>
-            <w:tcMar>
-              <w:top w:type="dxa" w:w="40"/>
-              <w:left w:type="dxa" w:w="90"/>
-              <w:bottom w:type="dxa" w:w="40"/>
-              <w:right w:type="dxa" w:w="90"/>
-            </w:tcMar>
-            <w:vAlign w:val="center"/>
-          </w:tcPr>
-          <w:p>
-            <w:pPr>
-              <w:spacing w:after="20" w:before="20"/>
-              <w:jc w:val="left"/>
-            </w:pPr>
-            <w:r>
-              <w:rPr>
-                <w:rFonts w:ascii="Times New Roman" w:cs="Times New Roman" w:eastAsia="Times New Roman" w:hAnsi="Times New Roman"/>
-                <w:b w:val="false"/>
-                <w:bCs w:val="false"/>
-                <w:sz w:val="20"/>
-                <w:szCs w:val="20"/>
-              </w:rPr>
-              <w:t xml:space="preserve">UC40, UC41</w:t>
-            </w:r>
-          </w:p>
-        </w:tc>
-        <w:tc>
-          <w:tcPr>
-            <w:tcW w:type="dxa" w:w="1300"/>
-            <w:tcMar>
-              <w:top w:type="dxa" w:w="40"/>
-              <w:left w:type="dxa" w:w="90"/>
-              <w:bottom w:type="dxa" w:w="40"/>
-              <w:right w:type="dxa" w:w="90"/>
-            </w:tcMar>
-            <w:vAlign w:val="center"/>
-          </w:tcPr>
-          <w:p>
-            <w:pPr>
-              <w:spacing w:after="20" w:before="20"/>
-              <w:jc w:val="left"/>
-            </w:pPr>
-            <w:r>
-              <w:rPr>
-                <w:rFonts w:ascii="Times New Roman" w:cs="Times New Roman" w:eastAsia="Times New Roman" w:hAnsi="Times New Roman"/>
-                <w:b w:val="false"/>
-                <w:bCs w:val="false"/>
-                <w:sz w:val="20"/>
-                <w:szCs w:val="20"/>
-              </w:rPr>
-              <w:t xml:space="preserve">S21</w:t>
-            </w:r>
-          </w:p>
-        </w:tc>
-        <w:tc>
-          <w:tcPr>
-            <w:tcW w:type="dxa" w:w="1000"/>
-            <w:tcMar>
-              <w:top w:type="dxa" w:w="40"/>
-              <w:left w:type="dxa" w:w="90"/>
-              <w:bottom w:type="dxa" w:w="40"/>
-              <w:right w:type="dxa" w:w="90"/>
-            </w:tcMar>
-            <w:vAlign w:val="center"/>
-          </w:tcPr>
-          <w:p>
-            <w:pPr>
-              <w:spacing w:after="20" w:before="20"/>
-              <w:jc w:val="left"/>
-            </w:pPr>
-            <w:r>
-              <w:rPr>
-                <w:rFonts w:ascii="Times New Roman" w:cs="Times New Roman" w:eastAsia="Times New Roman" w:hAnsi="Times New Roman"/>
-                <w:b w:val="false"/>
-                <w:bCs w:val="false"/>
-                <w:sz w:val="20"/>
-                <w:szCs w:val="20"/>
-              </w:rPr>
-              <w:t xml:space="preserve">P1</w:t>
-            </w:r>
-          </w:p>
-        </w:tc>
-        <w:tc>
-          <w:tcPr>
-            <w:tcW w:type="dxa" w:w="1000"/>
-            <w:tcMar>
-              <w:top w:type="dxa" w:w="40"/>
-              <w:left w:type="dxa" w:w="90"/>
-              <w:bottom w:type="dxa" w:w="40"/>
-              <w:right w:type="dxa" w:w="90"/>
-            </w:tcMar>
-            <w:vAlign w:val="center"/>
-          </w:tcPr>
-          <w:p>
-            <w:pPr>
-              <w:spacing w:after="20" w:before="20"/>
-              <w:jc w:val="left"/>
-            </w:pPr>
-            <w:r>
-              <w:rPr>
-                <w:rFonts w:ascii="Times New Roman" w:cs="Times New Roman" w:eastAsia="Times New Roman" w:hAnsi="Times New Roman"/>
-                <w:b w:val="false"/>
-                <w:bCs w:val="false"/>
-                <w:sz w:val="20"/>
-                <w:szCs w:val="20"/>
-              </w:rPr>
-              <w:t xml:space="preserve">W6</w:t>
-            </w:r>
-          </w:p>
-        </w:tc>
-      </w:tr>
-      <w:tr>
-        <w:trPr>
-          <w:cantSplit/>
-        </w:trPr>
-        <w:tc>
-          <w:tcPr>
-            <w:tcW w:type="dxa" w:w="850"/>
-            <w:tcMar>
-              <w:top w:type="dxa" w:w="40"/>
-              <w:left w:type="dxa" w:w="90"/>
-              <w:bottom w:type="dxa" w:w="40"/>
-              <w:right w:type="dxa" w:w="90"/>
-            </w:tcMar>
-            <w:vAlign w:val="center"/>
-          </w:tcPr>
-          <w:p>
-            <w:pPr>
-              <w:spacing w:after="20" w:before="20"/>
-              <w:jc w:val="left"/>
-            </w:pPr>
-            <w:r>
-              <w:rPr>
-                <w:rFonts w:ascii="Times New Roman" w:cs="Times New Roman" w:eastAsia="Times New Roman" w:hAnsi="Times New Roman"/>
-                <w:b w:val="false"/>
-                <w:bCs w:val="false"/>
-                <w:sz w:val="20"/>
-                <w:szCs w:val="20"/>
-              </w:rPr>
-              <w:t xml:space="preserve">M5-09</w:t>
-            </w:r>
-          </w:p>
-        </w:tc>
-        <w:tc>
-          <w:tcPr>
-            <w:tcW w:type="dxa" w:w="3476"/>
-            <w:tcMar>
-              <w:top w:type="dxa" w:w="40"/>
-              <w:left w:type="dxa" w:w="90"/>
-              <w:bottom w:type="dxa" w:w="40"/>
-              <w:right w:type="dxa" w:w="90"/>
-            </w:tcMar>
-            <w:vAlign w:val="center"/>
-          </w:tcPr>
-          <w:p>
-            <w:pPr>
-              <w:spacing w:after="20" w:before="20"/>
-              <w:jc w:val="left"/>
-            </w:pPr>
-            <w:r>
-              <w:rPr>
-                <w:rFonts w:ascii="Times New Roman" w:cs="Times New Roman" w:eastAsia="Times New Roman" w:hAnsi="Times New Roman"/>
-                <w:b w:val="false"/>
-                <w:bCs w:val="false"/>
-                <w:sz w:val="20"/>
-                <w:szCs w:val="20"/>
-              </w:rPr>
-              <w:t xml:space="preserve">Full Security Rules test suite for every role (allowed + denied)</w:t>
-            </w:r>
-          </w:p>
-        </w:tc>
-        <w:tc>
-          <w:tcPr>
-            <w:tcW w:type="dxa" w:w="1400"/>
-            <w:tcMar>
-              <w:top w:type="dxa" w:w="40"/>
-              <w:left w:type="dxa" w:w="90"/>
-              <w:bottom w:type="dxa" w:w="40"/>
-              <w:right w:type="dxa" w:w="90"/>
-            </w:tcMar>
-            <w:vAlign w:val="center"/>
-          </w:tcPr>
-          <w:p>
-            <w:pPr>
-              <w:spacing w:after="20" w:before="20"/>
-              <w:jc w:val="left"/>
-            </w:pPr>
-            <w:r>
-              <w:rPr>
-                <w:rFonts w:ascii="Times New Roman" w:cs="Times New Roman" w:eastAsia="Times New Roman" w:hAnsi="Times New Roman"/>
-                <w:b w:val="false"/>
-                <w:bCs w:val="false"/>
-                <w:sz w:val="20"/>
-                <w:szCs w:val="20"/>
-              </w:rPr>
-              <w:t xml:space="preserve">NFR-SEC-01</w:t>
-            </w:r>
-          </w:p>
-        </w:tc>
-        <w:tc>
-          <w:tcPr>
-            <w:tcW w:type="dxa" w:w="1300"/>
-            <w:tcMar>
-              <w:top w:type="dxa" w:w="40"/>
-              <w:left w:type="dxa" w:w="90"/>
-              <w:bottom w:type="dxa" w:w="40"/>
-              <w:right w:type="dxa" w:w="90"/>
-            </w:tcMar>
-            <w:vAlign w:val="center"/>
-          </w:tcPr>
-          <w:p>
-            <w:pPr>
-              <w:spacing w:after="20" w:before="20"/>
-              <w:jc w:val="left"/>
-            </w:pPr>
-            <w:r>
-              <w:rPr>
-                <w:rFonts w:ascii="Times New Roman" w:cs="Times New Roman" w:eastAsia="Times New Roman" w:hAnsi="Times New Roman"/>
-                <w:b w:val="false"/>
-                <w:bCs w:val="false"/>
-                <w:sz w:val="20"/>
-                <w:szCs w:val="20"/>
-              </w:rPr>
-              <w:t xml:space="preserve">—</w:t>
-            </w:r>
-          </w:p>
-        </w:tc>
-        <w:tc>
-          <w:tcPr>
-            <w:tcW w:type="dxa" w:w="1000"/>
-            <w:tcMar>
-              <w:top w:type="dxa" w:w="40"/>
-              <w:left w:type="dxa" w:w="90"/>
-              <w:bottom w:type="dxa" w:w="40"/>
-              <w:right w:type="dxa" w:w="90"/>
-            </w:tcMar>
-            <w:vAlign w:val="center"/>
-          </w:tcPr>
-          <w:p>
-            <w:pPr>
-              <w:spacing w:after="20" w:before="20"/>
-              <w:jc w:val="left"/>
-            </w:pPr>
-            <w:r>
-              <w:rPr>
-                <w:rFonts w:ascii="Times New Roman" w:cs="Times New Roman" w:eastAsia="Times New Roman" w:hAnsi="Times New Roman"/>
-                <w:b w:val="false"/>
-                <w:bCs w:val="false"/>
-                <w:sz w:val="20"/>
-                <w:szCs w:val="20"/>
-              </w:rPr>
-              <w:t xml:space="preserve">P0</w:t>
-            </w:r>
-          </w:p>
-        </w:tc>
-        <w:tc>
-          <w:tcPr>
-            <w:tcW w:type="dxa" w:w="1000"/>
-            <w:tcMar>
-              <w:top w:type="dxa" w:w="40"/>
-              <w:left w:type="dxa" w:w="90"/>
-              <w:bottom w:type="dxa" w:w="40"/>
-              <w:right w:type="dxa" w:w="90"/>
-            </w:tcMar>
-            <w:vAlign w:val="center"/>
-          </w:tcPr>
-          <w:p>
-            <w:pPr>
-              <w:spacing w:after="20" w:before="20"/>
-              <w:jc w:val="left"/>
-            </w:pPr>
-            <w:r>
-              <w:rPr>
-                <w:rFonts w:ascii="Times New Roman" w:cs="Times New Roman" w:eastAsia="Times New Roman" w:hAnsi="Times New Roman"/>
-                <w:b w:val="false"/>
-                <w:bCs w:val="false"/>
-                <w:sz w:val="20"/>
-                <w:szCs w:val="20"/>
-              </w:rPr>
-              <w:t xml:space="preserve">W7</w:t>
-            </w:r>
-          </w:p>
-        </w:tc>
-      </w:tr>
-      <w:tr>
-        <w:trPr>
-          <w:cantSplit/>
-        </w:trPr>
-        <w:tc>
-          <w:tcPr>
-            <w:tcW w:type="dxa" w:w="850"/>
-            <w:tcMar>
-              <w:top w:type="dxa" w:w="40"/>
-              <w:left w:type="dxa" w:w="90"/>
-              <w:bottom w:type="dxa" w:w="40"/>
-              <w:right w:type="dxa" w:w="90"/>
-            </w:tcMar>
-            <w:vAlign w:val="center"/>
-          </w:tcPr>
-          <w:p>
-            <w:pPr>
-              <w:spacing w:after="20" w:before="20"/>
-              <w:jc w:val="left"/>
-            </w:pPr>
-            <w:r>
-              <w:rPr>
-                <w:rFonts w:ascii="Times New Roman" w:cs="Times New Roman" w:eastAsia="Times New Roman" w:hAnsi="Times New Roman"/>
-                <w:b w:val="false"/>
-                <w:bCs w:val="false"/>
-                <w:sz w:val="20"/>
-                <w:szCs w:val="20"/>
-              </w:rPr>
-              <w:t xml:space="preserve">M5-10</w:t>
-            </w:r>
-          </w:p>
-        </w:tc>
-        <w:tc>
-          <w:tcPr>
-            <w:tcW w:type="dxa" w:w="3476"/>
-            <w:tcMar>
-              <w:top w:type="dxa" w:w="40"/>
-              <w:left w:type="dxa" w:w="90"/>
-              <w:bottom w:type="dxa" w:w="40"/>
-              <w:right w:type="dxa" w:w="90"/>
-            </w:tcMar>
-            <w:vAlign w:val="center"/>
-          </w:tcPr>
-          <w:p>
-            <w:pPr>
-              <w:spacing w:after="20" w:before="20"/>
-              <w:jc w:val="left"/>
-            </w:pPr>
-            <w:r>
-              <w:rPr>
-                <w:rFonts w:ascii="Times New Roman" w:cs="Times New Roman" w:eastAsia="Times New Roman" w:hAnsi="Times New Roman"/>
-                <w:b w:val="false"/>
-                <w:bCs w:val="false"/>
-                <w:sz w:val="20"/>
-                <w:szCs w:val="20"/>
-              </w:rPr>
-              <w:t xml:space="preserve">Export report to PDF / Excel (optional)</w:t>
-            </w:r>
-          </w:p>
-        </w:tc>
-        <w:tc>
-          <w:tcPr>
-            <w:tcW w:type="dxa" w:w="1400"/>
-            <w:tcMar>
-              <w:top w:type="dxa" w:w="40"/>
-              <w:left w:type="dxa" w:w="90"/>
-              <w:bottom w:type="dxa" w:w="40"/>
-              <w:right w:type="dxa" w:w="90"/>
-            </w:tcMar>
-            <w:vAlign w:val="center"/>
-          </w:tcPr>
-          <w:p>
-            <w:pPr>
-              <w:spacing w:after="20" w:before="20"/>
-              <w:jc w:val="left"/>
-            </w:pPr>
-            <w:r>
-              <w:rPr>
-                <w:rFonts w:ascii="Times New Roman" w:cs="Times New Roman" w:eastAsia="Times New Roman" w:hAnsi="Times New Roman"/>
-                <w:b w:val="false"/>
-                <w:bCs w:val="false"/>
-                <w:sz w:val="20"/>
-                <w:szCs w:val="20"/>
-              </w:rPr>
-              <w:t xml:space="preserve">UC37</w:t>
-            </w:r>
-          </w:p>
-        </w:tc>
-        <w:tc>
-          <w:tcPr>
-            <w:tcW w:type="dxa" w:w="1300"/>
-            <w:tcMar>
-              <w:top w:type="dxa" w:w="40"/>
-              <w:left w:type="dxa" w:w="90"/>
-              <w:bottom w:type="dxa" w:w="40"/>
-              <w:right w:type="dxa" w:w="90"/>
-            </w:tcMar>
-            <w:vAlign w:val="center"/>
-          </w:tcPr>
-          <w:p>
-            <w:pPr>
-              <w:spacing w:after="20" w:before="20"/>
-              <w:jc w:val="left"/>
-            </w:pPr>
-            <w:r>
-              <w:rPr>
-                <w:rFonts w:ascii="Times New Roman" w:cs="Times New Roman" w:eastAsia="Times New Roman" w:hAnsi="Times New Roman"/>
-                <w:b w:val="false"/>
-                <w:bCs w:val="false"/>
-                <w:sz w:val="20"/>
-                <w:szCs w:val="20"/>
-              </w:rPr>
-              <w:t xml:space="preserve">S19</w:t>
-            </w:r>
-          </w:p>
-        </w:tc>
-        <w:tc>
-          <w:tcPr>
-            <w:tcW w:type="dxa" w:w="1000"/>
-            <w:tcMar>
-              <w:top w:type="dxa" w:w="40"/>
-              <w:left w:type="dxa" w:w="90"/>
-              <w:bottom w:type="dxa" w:w="40"/>
-              <w:right w:type="dxa" w:w="90"/>
-            </w:tcMar>
-            <w:vAlign w:val="center"/>
-          </w:tcPr>
-          <w:p>
-            <w:pPr>
-              <w:spacing w:after="20" w:before="20"/>
-              <w:jc w:val="left"/>
-            </w:pPr>
-            <w:r>
-              <w:rPr>
-                <w:rFonts w:ascii="Times New Roman" w:cs="Times New Roman" w:eastAsia="Times New Roman" w:hAnsi="Times New Roman"/>
-                <w:b w:val="false"/>
-                <w:bCs w:val="false"/>
-                <w:sz w:val="20"/>
-                <w:szCs w:val="20"/>
-              </w:rPr>
-              <w:t xml:space="preserve">P2</w:t>
-            </w:r>
-          </w:p>
-        </w:tc>
-        <w:tc>
-          <w:tcPr>
-            <w:tcW w:type="dxa" w:w="1000"/>
-            <w:tcMar>
-              <w:top w:type="dxa" w:w="40"/>
-              <w:left w:type="dxa" w:w="90"/>
-              <w:bottom w:type="dxa" w:w="40"/>
-              <w:right w:type="dxa" w:w="90"/>
-            </w:tcMar>
-            <w:vAlign w:val="center"/>
-          </w:tcPr>
-          <w:p>
-            <w:pPr>
-              <w:spacing w:after="20" w:before="20"/>
-              <w:jc w:val="left"/>
-            </w:pPr>
-            <w:r>
-              <w:rPr>
-                <w:rFonts w:ascii="Times New Roman" w:cs="Times New Roman" w:eastAsia="Times New Roman" w:hAnsi="Times New Roman"/>
-                <w:b w:val="false"/>
-                <w:bCs w:val="false"/>
-                <w:sz w:val="20"/>
-                <w:szCs w:val="20"/>
-              </w:rPr>
-              <w:t xml:space="preserve">W7</w:t>
-            </w:r>
-          </w:p>
-        </w:tc>
-      </w:tr>
-    </w:tbl>
-    <w:p>
-      <w:pPr>
-        <w:spacing w:after="120"/>
-      </w:pPr>
-      <w:r>
-        <w:rPr>
-          <w:rFonts w:ascii="Times New Roman" w:cs="Times New Roman" w:eastAsia="Times New Roman" w:hAnsi="Times New Roman"/>
-          <w:b w:val="false"/>
-          <w:bCs w:val="false"/>
-          <w:sz w:val="22"/>
-          <w:szCs w:val="22"/>
-        </w:rPr>
-        <w:t xml:space="preserve"/>
-      </w:r>
-    </w:p>
-    <w:p>
-      <w:r>
-        <w:br w:type="page"/>
       </w:r>
     </w:p>
     <w:p>
@@ -13717,7 +13308,7 @@
                 <w:sz w:val="20"/>
                 <w:szCs w:val="20"/>
               </w:rPr>
-              <w:t xml:space="preserve">M2</w:t>
+              <w:t xml:space="preserve">M4</w:t>
             </w:r>
           </w:p>
         </w:tc>
@@ -13834,7 +13425,7 @@
                 <w:sz w:val="20"/>
                 <w:szCs w:val="20"/>
               </w:rPr>
-              <w:t xml:space="preserve">M5</w:t>
+              <w:t xml:space="preserve">M3</w:t>
             </w:r>
           </w:p>
         </w:tc>
@@ -13951,7 +13542,7 @@
                 <w:sz w:val="20"/>
                 <w:szCs w:val="20"/>
               </w:rPr>
-              <w:t xml:space="preserve">M4</w:t>
+              <w:t xml:space="preserve">M3</w:t>
             </w:r>
           </w:p>
         </w:tc>
@@ -14068,7 +13659,7 @@
                 <w:sz w:val="20"/>
                 <w:szCs w:val="20"/>
               </w:rPr>
-              <w:t xml:space="preserve">M4</w:t>
+              <w:t xml:space="preserve">M3</w:t>
             </w:r>
           </w:p>
         </w:tc>
@@ -14124,7 +13715,7 @@
                 <w:sz w:val="20"/>
                 <w:szCs w:val="20"/>
               </w:rPr>
-              <w:t xml:space="preserve">M3 (table map)</w:t>
+              <w:t xml:space="preserve">M2 (table map)</w:t>
             </w:r>
           </w:p>
         </w:tc>
@@ -14185,7 +13776,7 @@
                 <w:sz w:val="20"/>
                 <w:szCs w:val="20"/>
               </w:rPr>
-              <w:t xml:space="preserve">M2</w:t>
+              <w:t xml:space="preserve">M4</w:t>
             </w:r>
           </w:p>
         </w:tc>
@@ -14241,7 +13832,7 @@
                 <w:sz w:val="20"/>
                 <w:szCs w:val="20"/>
               </w:rPr>
-              <w:t xml:space="preserve">M3 (order editor W3), M4 (customer menu W6)</w:t>
+              <w:t xml:space="preserve">M2 (order editor W3), M3 (customer menu W6)</w:t>
             </w:r>
           </w:p>
         </w:tc>
@@ -14302,7 +13893,7 @@
                 <w:sz w:val="20"/>
                 <w:szCs w:val="20"/>
               </w:rPr>
-              <w:t xml:space="preserve">M3</w:t>
+              <w:t xml:space="preserve">M2</w:t>
             </w:r>
           </w:p>
         </w:tc>
@@ -14358,7 +13949,7 @@
                 <w:sz w:val="20"/>
                 <w:szCs w:val="20"/>
               </w:rPr>
-              <w:t xml:space="preserve">M4 (barista queue), M5 (dashboard)</w:t>
+              <w:t xml:space="preserve">M3 (barista queue, dashboard)</w:t>
             </w:r>
           </w:p>
         </w:tc>
@@ -14475,7 +14066,7 @@
                 <w:sz w:val="20"/>
                 <w:szCs w:val="20"/>
               </w:rPr>
-              <w:t xml:space="preserve">M4 (late minutes W4), M5 (points W5), M3 (VietQR W6)</w:t>
+              <w:t xml:space="preserve">M3 (late minutes W4, points W5), M2 (VietQR W6)</w:t>
             </w:r>
           </w:p>
         </w:tc>
@@ -14536,7 +14127,7 @@
                 <w:sz w:val="20"/>
                 <w:szCs w:val="20"/>
               </w:rPr>
-              <w:t xml:space="preserve">M2</w:t>
+              <w:t xml:space="preserve">M4</w:t>
             </w:r>
           </w:p>
         </w:tc>
@@ -14592,7 +14183,7 @@
                 <w:sz w:val="20"/>
                 <w:szCs w:val="20"/>
               </w:rPr>
-              <w:t xml:space="preserve">M3 (payment transaction)</w:t>
+              <w:t xml:space="preserve">M2 (payment transaction)</w:t>
             </w:r>
           </w:p>
         </w:tc>
@@ -14653,7 +14244,7 @@
                 <w:sz w:val="20"/>
                 <w:szCs w:val="20"/>
               </w:rPr>
-              <w:t xml:space="preserve">M3</w:t>
+              <w:t xml:space="preserve">M2</w:t>
             </w:r>
           </w:p>
         </w:tc>
@@ -14709,7 +14300,7 @@
                 <w:sz w:val="20"/>
                 <w:szCs w:val="20"/>
               </w:rPr>
-              <w:t xml:space="preserve">M1 (cash handover), M5 (reports)</w:t>
+              <w:t xml:space="preserve">M1 (cash handover), M3 (reports)</w:t>
             </w:r>
           </w:p>
         </w:tc>
@@ -14826,7 +14417,7 @@
                 <w:sz w:val="20"/>
                 <w:szCs w:val="20"/>
               </w:rPr>
-              <w:t xml:space="preserve">M3 (payment transaction)</w:t>
+              <w:t xml:space="preserve">M2 (payment transaction)</w:t>
             </w:r>
           </w:p>
         </w:tc>
@@ -14887,7 +14478,7 @@
                 <w:sz w:val="20"/>
                 <w:szCs w:val="20"/>
               </w:rPr>
-              <w:t xml:space="preserve">M5</w:t>
+              <w:t xml:space="preserve">M3</w:t>
             </w:r>
           </w:p>
         </w:tc>
@@ -14943,7 +14534,7 @@
                 <w:sz w:val="20"/>
                 <w:szCs w:val="20"/>
               </w:rPr>
-              <w:t xml:space="preserve">M3 (payment transaction)</w:t>
+              <w:t xml:space="preserve">M2 (payment transaction)</w:t>
             </w:r>
           </w:p>
         </w:tc>
@@ -15024,8 +14615,7 @@
         <w:gridCol w:w="1526"/>
         <w:gridCol w:w="1500"/>
         <w:gridCol w:w="1500"/>
-        <w:gridCol w:w="1500"/>
-        <w:gridCol w:w="1500"/>
+        <w:gridCol w:w="3000"/>
         <w:gridCol w:w="1500"/>
       </w:tblGrid>
       <w:tr>
@@ -15121,6 +14711,35 @@
         </w:tc>
         <w:tc>
           <w:tcPr>
+            <w:tcW w:type="dxa" w:w="3000"/>
+            <w:shd w:fill="D9D9D9" w:color="auto" w:val="clear"/>
+            <w:tcMar>
+              <w:top w:type="dxa" w:w="40"/>
+              <w:left w:type="dxa" w:w="90"/>
+              <w:bottom w:type="dxa" w:w="40"/>
+              <w:right w:type="dxa" w:w="90"/>
+            </w:tcMar>
+            <w:vAlign w:val="center"/>
+          </w:tcPr>
+          <w:p>
+            <w:pPr>
+              <w:spacing w:after="20" w:before="20"/>
+              <w:jc w:val="left"/>
+            </w:pPr>
+            <w:r>
+              <w:rPr>
+                <w:rFonts w:ascii="Times New Roman" w:cs="Times New Roman" w:eastAsia="Times New Roman" w:hAnsi="Times New Roman"/>
+                <w:b/>
+                <w:bCs/>
+                <w:sz w:val="20"/>
+                <w:szCs w:val="20"/>
+              </w:rPr>
+              <w:t xml:space="preserve">M3</w:t>
+            </w:r>
+          </w:p>
+        </w:tc>
+        <w:tc>
+          <w:tcPr>
             <w:tcW w:type="dxa" w:w="1500"/>
             <w:shd w:fill="D9D9D9" w:color="auto" w:val="clear"/>
             <w:tcMar>
@@ -15144,65 +14763,7 @@
                 <w:sz w:val="20"/>
                 <w:szCs w:val="20"/>
               </w:rPr>
-              <w:t xml:space="preserve">M3</w:t>
-            </w:r>
-          </w:p>
-        </w:tc>
-        <w:tc>
-          <w:tcPr>
-            <w:tcW w:type="dxa" w:w="1500"/>
-            <w:shd w:fill="D9D9D9" w:color="auto" w:val="clear"/>
-            <w:tcMar>
-              <w:top w:type="dxa" w:w="40"/>
-              <w:left w:type="dxa" w:w="90"/>
-              <w:bottom w:type="dxa" w:w="40"/>
-              <w:right w:type="dxa" w:w="90"/>
-            </w:tcMar>
-            <w:vAlign w:val="center"/>
-          </w:tcPr>
-          <w:p>
-            <w:pPr>
-              <w:spacing w:after="20" w:before="20"/>
-              <w:jc w:val="left"/>
-            </w:pPr>
-            <w:r>
-              <w:rPr>
-                <w:rFonts w:ascii="Times New Roman" w:cs="Times New Roman" w:eastAsia="Times New Roman" w:hAnsi="Times New Roman"/>
-                <w:b/>
-                <w:bCs/>
-                <w:sz w:val="20"/>
-                <w:szCs w:val="20"/>
-              </w:rPr>
               <w:t xml:space="preserve">M4</w:t>
-            </w:r>
-          </w:p>
-        </w:tc>
-        <w:tc>
-          <w:tcPr>
-            <w:tcW w:type="dxa" w:w="1500"/>
-            <w:shd w:fill="D9D9D9" w:color="auto" w:val="clear"/>
-            <w:tcMar>
-              <w:top w:type="dxa" w:w="40"/>
-              <w:left w:type="dxa" w:w="90"/>
-              <w:bottom w:type="dxa" w:w="40"/>
-              <w:right w:type="dxa" w:w="90"/>
-            </w:tcMar>
-            <w:vAlign w:val="center"/>
-          </w:tcPr>
-          <w:p>
-            <w:pPr>
-              <w:spacing w:after="20" w:before="20"/>
-              <w:jc w:val="left"/>
-            </w:pPr>
-            <w:r>
-              <w:rPr>
-                <w:rFonts w:ascii="Times New Roman" w:cs="Times New Roman" w:eastAsia="Times New Roman" w:hAnsi="Times New Roman"/>
-                <w:b/>
-                <w:bCs/>
-                <w:sz w:val="20"/>
-                <w:szCs w:val="20"/>
-              </w:rPr>
-              <w:t xml:space="preserve">M5</w:t>
             </w:r>
           </w:p>
         </w:tc>
@@ -15291,91 +14852,63 @@
                 <w:sz w:val="20"/>
                 <w:szCs w:val="20"/>
               </w:rPr>
+              <w:t xml:space="preserve">Order domain + tests</w:t>
+            </w:r>
+          </w:p>
+        </w:tc>
+        <w:tc>
+          <w:tcPr>
+            <w:tcW w:type="dxa" w:w="3000"/>
+            <w:tcMar>
+              <w:top w:type="dxa" w:w="40"/>
+              <w:left w:type="dxa" w:w="90"/>
+              <w:bottom w:type="dxa" w:w="40"/>
+              <w:right w:type="dxa" w:w="90"/>
+            </w:tcMar>
+            <w:vAlign w:val="center"/>
+          </w:tcPr>
+          <w:p>
+            <w:pPr>
+              <w:spacing w:after="20" w:before="20"/>
+              <w:jc w:val="left"/>
+            </w:pPr>
+            <w:r>
+              <w:rPr>
+                <w:rFonts w:ascii="Times New Roman" w:cs="Times New Roman" w:eastAsia="Times New Roman" w:hAnsi="Times New Roman"/>
+                <w:b w:val="false"/>
+                <w:bCs w:val="false"/>
+                <w:sz w:val="20"/>
+                <w:szCs w:val="20"/>
+              </w:rPr>
+              <w:t xml:space="preserve">FCM setup; Rules draft, emulator, seed</w:t>
+            </w:r>
+          </w:p>
+        </w:tc>
+        <w:tc>
+          <w:tcPr>
+            <w:tcW w:type="dxa" w:w="1500"/>
+            <w:tcMar>
+              <w:top w:type="dxa" w:w="40"/>
+              <w:left w:type="dxa" w:w="90"/>
+              <w:bottom w:type="dxa" w:w="40"/>
+              <w:right w:type="dxa" w:w="90"/>
+            </w:tcMar>
+            <w:vAlign w:val="center"/>
+          </w:tcPr>
+          <w:p>
+            <w:pPr>
+              <w:spacing w:after="20" w:before="20"/>
+              <w:jc w:val="left"/>
+            </w:pPr>
+            <w:r>
+              <w:rPr>
+                <w:rFonts w:ascii="Times New Roman" w:cs="Times New Roman" w:eastAsia="Times New Roman" w:hAnsi="Times New Roman"/>
+                <w:b w:val="false"/>
+                <w:bCs w:val="false"/>
+                <w:sz w:val="20"/>
+                <w:szCs w:val="20"/>
+              </w:rPr>
               <w:t xml:space="preserve">Models, repo pattern</w:t>
-            </w:r>
-          </w:p>
-        </w:tc>
-        <w:tc>
-          <w:tcPr>
-            <w:tcW w:type="dxa" w:w="1500"/>
-            <w:tcMar>
-              <w:top w:type="dxa" w:w="40"/>
-              <w:left w:type="dxa" w:w="90"/>
-              <w:bottom w:type="dxa" w:w="40"/>
-              <w:right w:type="dxa" w:w="90"/>
-            </w:tcMar>
-            <w:vAlign w:val="center"/>
-          </w:tcPr>
-          <w:p>
-            <w:pPr>
-              <w:spacing w:after="20" w:before="20"/>
-              <w:jc w:val="left"/>
-            </w:pPr>
-            <w:r>
-              <w:rPr>
-                <w:rFonts w:ascii="Times New Roman" w:cs="Times New Roman" w:eastAsia="Times New Roman" w:hAnsi="Times New Roman"/>
-                <w:b w:val="false"/>
-                <w:bCs w:val="false"/>
-                <w:sz w:val="20"/>
-                <w:szCs w:val="20"/>
-              </w:rPr>
-              <w:t xml:space="preserve">Order domain + tests</w:t>
-            </w:r>
-          </w:p>
-        </w:tc>
-        <w:tc>
-          <w:tcPr>
-            <w:tcW w:type="dxa" w:w="1500"/>
-            <w:tcMar>
-              <w:top w:type="dxa" w:w="40"/>
-              <w:left w:type="dxa" w:w="90"/>
-              <w:bottom w:type="dxa" w:w="40"/>
-              <w:right w:type="dxa" w:w="90"/>
-            </w:tcMar>
-            <w:vAlign w:val="center"/>
-          </w:tcPr>
-          <w:p>
-            <w:pPr>
-              <w:spacing w:after="20" w:before="20"/>
-              <w:jc w:val="left"/>
-            </w:pPr>
-            <w:r>
-              <w:rPr>
-                <w:rFonts w:ascii="Times New Roman" w:cs="Times New Roman" w:eastAsia="Times New Roman" w:hAnsi="Times New Roman"/>
-                <w:b w:val="false"/>
-                <w:bCs w:val="false"/>
-                <w:sz w:val="20"/>
-                <w:szCs w:val="20"/>
-              </w:rPr>
-              <w:t xml:space="preserve">FCM setup</w:t>
-            </w:r>
-          </w:p>
-        </w:tc>
-        <w:tc>
-          <w:tcPr>
-            <w:tcW w:type="dxa" w:w="1500"/>
-            <w:tcMar>
-              <w:top w:type="dxa" w:w="40"/>
-              <w:left w:type="dxa" w:w="90"/>
-              <w:bottom w:type="dxa" w:w="40"/>
-              <w:right w:type="dxa" w:w="90"/>
-            </w:tcMar>
-            <w:vAlign w:val="center"/>
-          </w:tcPr>
-          <w:p>
-            <w:pPr>
-              <w:spacing w:after="20" w:before="20"/>
-              <w:jc w:val="left"/>
-            </w:pPr>
-            <w:r>
-              <w:rPr>
-                <w:rFonts w:ascii="Times New Roman" w:cs="Times New Roman" w:eastAsia="Times New Roman" w:hAnsi="Times New Roman"/>
-                <w:b w:val="false"/>
-                <w:bCs w:val="false"/>
-                <w:sz w:val="20"/>
-                <w:szCs w:val="20"/>
-              </w:rPr>
-              <w:t xml:space="preserve">Rules draft, emulator, seed</w:t>
             </w:r>
           </w:p>
         </w:tc>
@@ -15464,91 +14997,63 @@
                 <w:sz w:val="20"/>
                 <w:szCs w:val="20"/>
               </w:rPr>
+              <w:t xml:space="preserve">Order repo, table map</w:t>
+            </w:r>
+          </w:p>
+        </w:tc>
+        <w:tc>
+          <w:tcPr>
+            <w:tcW w:type="dxa" w:w="3000"/>
+            <w:tcMar>
+              <w:top w:type="dxa" w:w="40"/>
+              <w:left w:type="dxa" w:w="90"/>
+              <w:bottom w:type="dxa" w:w="40"/>
+              <w:right w:type="dxa" w:w="90"/>
+            </w:tcMar>
+            <w:vAlign w:val="center"/>
+          </w:tcPr>
+          <w:p>
+            <w:pPr>
+              <w:spacing w:after="20" w:before="20"/>
+              <w:jc w:val="left"/>
+            </w:pPr>
+            <w:r>
+              <w:rPr>
+                <w:rFonts w:ascii="Times New Roman" w:cs="Times New Roman" w:eastAsia="Times New Roman" w:hAnsi="Times New Roman"/>
+                <w:b w:val="false"/>
+                <w:bCs w:val="false"/>
+                <w:sz w:val="20"/>
+                <w:szCs w:val="20"/>
+              </w:rPr>
+              <w:t xml:space="preserve">Table CRUD; Rules tests, indexes</w:t>
+            </w:r>
+          </w:p>
+        </w:tc>
+        <w:tc>
+          <w:tcPr>
+            <w:tcW w:type="dxa" w:w="1500"/>
+            <w:tcMar>
+              <w:top w:type="dxa" w:w="40"/>
+              <w:left w:type="dxa" w:w="90"/>
+              <w:bottom w:type="dxa" w:w="40"/>
+              <w:right w:type="dxa" w:w="90"/>
+            </w:tcMar>
+            <w:vAlign w:val="center"/>
+          </w:tcPr>
+          <w:p>
+            <w:pPr>
+              <w:spacing w:after="20" w:before="20"/>
+              <w:jc w:val="left"/>
+            </w:pPr>
+            <w:r>
+              <w:rPr>
+                <w:rFonts w:ascii="Times New Roman" w:cs="Times New Roman" w:eastAsia="Times New Roman" w:hAnsi="Times New Roman"/>
+                <w:b w:val="false"/>
+                <w:bCs w:val="false"/>
+                <w:sz w:val="20"/>
+                <w:szCs w:val="20"/>
+              </w:rPr>
               <w:t xml:space="preserve">Menu + product CRUD</w:t>
-            </w:r>
-          </w:p>
-        </w:tc>
-        <w:tc>
-          <w:tcPr>
-            <w:tcW w:type="dxa" w:w="1500"/>
-            <w:tcMar>
-              <w:top w:type="dxa" w:w="40"/>
-              <w:left w:type="dxa" w:w="90"/>
-              <w:bottom w:type="dxa" w:w="40"/>
-              <w:right w:type="dxa" w:w="90"/>
-            </w:tcMar>
-            <w:vAlign w:val="center"/>
-          </w:tcPr>
-          <w:p>
-            <w:pPr>
-              <w:spacing w:after="20" w:before="20"/>
-              <w:jc w:val="left"/>
-            </w:pPr>
-            <w:r>
-              <w:rPr>
-                <w:rFonts w:ascii="Times New Roman" w:cs="Times New Roman" w:eastAsia="Times New Roman" w:hAnsi="Times New Roman"/>
-                <w:b w:val="false"/>
-                <w:bCs w:val="false"/>
-                <w:sz w:val="20"/>
-                <w:szCs w:val="20"/>
-              </w:rPr>
-              <w:t xml:space="preserve">Order repo, table map</w:t>
-            </w:r>
-          </w:p>
-        </w:tc>
-        <w:tc>
-          <w:tcPr>
-            <w:tcW w:type="dxa" w:w="1500"/>
-            <w:tcMar>
-              <w:top w:type="dxa" w:w="40"/>
-              <w:left w:type="dxa" w:w="90"/>
-              <w:bottom w:type="dxa" w:w="40"/>
-              <w:right w:type="dxa" w:w="90"/>
-            </w:tcMar>
-            <w:vAlign w:val="center"/>
-          </w:tcPr>
-          <w:p>
-            <w:pPr>
-              <w:spacing w:after="20" w:before="20"/>
-              <w:jc w:val="left"/>
-            </w:pPr>
-            <w:r>
-              <w:rPr>
-                <w:rFonts w:ascii="Times New Roman" w:cs="Times New Roman" w:eastAsia="Times New Roman" w:hAnsi="Times New Roman"/>
-                <w:b w:val="false"/>
-                <w:bCs w:val="false"/>
-                <w:sz w:val="20"/>
-                <w:szCs w:val="20"/>
-              </w:rPr>
-              <w:t xml:space="preserve">Table CRUD</w:t>
-            </w:r>
-          </w:p>
-        </w:tc>
-        <w:tc>
-          <w:tcPr>
-            <w:tcW w:type="dxa" w:w="1500"/>
-            <w:tcMar>
-              <w:top w:type="dxa" w:w="40"/>
-              <w:left w:type="dxa" w:w="90"/>
-              <w:bottom w:type="dxa" w:w="40"/>
-              <w:right w:type="dxa" w:w="90"/>
-            </w:tcMar>
-            <w:vAlign w:val="center"/>
-          </w:tcPr>
-          <w:p>
-            <w:pPr>
-              <w:spacing w:after="20" w:before="20"/>
-              <w:jc w:val="left"/>
-            </w:pPr>
-            <w:r>
-              <w:rPr>
-                <w:rFonts w:ascii="Times New Roman" w:cs="Times New Roman" w:eastAsia="Times New Roman" w:hAnsi="Times New Roman"/>
-                <w:b w:val="false"/>
-                <w:bCs w:val="false"/>
-                <w:sz w:val="20"/>
-                <w:szCs w:val="20"/>
-              </w:rPr>
-              <w:t xml:space="preserve">Rules tests, indexes</w:t>
             </w:r>
           </w:p>
         </w:tc>
@@ -15637,91 +15142,63 @@
                 <w:sz w:val="20"/>
                 <w:szCs w:val="20"/>
               </w:rPr>
+              <w:t xml:space="preserve">Order editor</w:t>
+            </w:r>
+          </w:p>
+        </w:tc>
+        <w:tc>
+          <w:tcPr>
+            <w:tcW w:type="dxa" w:w="3000"/>
+            <w:tcMar>
+              <w:top w:type="dxa" w:w="40"/>
+              <w:left w:type="dxa" w:w="90"/>
+              <w:bottom w:type="dxa" w:w="40"/>
+              <w:right w:type="dxa" w:w="90"/>
+            </w:tcMar>
+            <w:vAlign w:val="center"/>
+          </w:tcPr>
+          <w:p>
+            <w:pPr>
+              <w:spacing w:after="20" w:before="20"/>
+              <w:jc w:val="left"/>
+            </w:pPr>
+            <w:r>
+              <w:rPr>
+                <w:rFonts w:ascii="Times New Roman" w:cs="Times New Roman" w:eastAsia="Times New Roman" w:hAnsi="Times New Roman"/>
+                <w:b w:val="false"/>
+                <w:bCs w:val="false"/>
+                <w:sz w:val="20"/>
+                <w:szCs w:val="20"/>
+              </w:rPr>
+              <w:t xml:space="preserve">Barista queue UI; Dashboard</w:t>
+            </w:r>
+          </w:p>
+        </w:tc>
+        <w:tc>
+          <w:tcPr>
+            <w:tcW w:type="dxa" w:w="1500"/>
+            <w:tcMar>
+              <w:top w:type="dxa" w:w="40"/>
+              <w:left w:type="dxa" w:w="90"/>
+              <w:bottom w:type="dxa" w:w="40"/>
+              <w:right w:type="dxa" w:w="90"/>
+            </w:tcMar>
+            <w:vAlign w:val="center"/>
+          </w:tcPr>
+          <w:p>
+            <w:pPr>
+              <w:spacing w:after="20" w:before="20"/>
+              <w:jc w:val="left"/>
+            </w:pPr>
+            <w:r>
+              <w:rPr>
+                <w:rFonts w:ascii="Times New Roman" w:cs="Times New Roman" w:eastAsia="Times New Roman" w:hAnsi="Times New Roman"/>
+                <w:b w:val="false"/>
+                <w:bCs w:val="false"/>
+                <w:sz w:val="20"/>
+                <w:szCs w:val="20"/>
+              </w:rPr>
               <w:t xml:space="preserve">Menu browser, ingredients, images</w:t>
-            </w:r>
-          </w:p>
-        </w:tc>
-        <w:tc>
-          <w:tcPr>
-            <w:tcW w:type="dxa" w:w="1500"/>
-            <w:tcMar>
-              <w:top w:type="dxa" w:w="40"/>
-              <w:left w:type="dxa" w:w="90"/>
-              <w:bottom w:type="dxa" w:w="40"/>
-              <w:right w:type="dxa" w:w="90"/>
-            </w:tcMar>
-            <w:vAlign w:val="center"/>
-          </w:tcPr>
-          <w:p>
-            <w:pPr>
-              <w:spacing w:after="20" w:before="20"/>
-              <w:jc w:val="left"/>
-            </w:pPr>
-            <w:r>
-              <w:rPr>
-                <w:rFonts w:ascii="Times New Roman" w:cs="Times New Roman" w:eastAsia="Times New Roman" w:hAnsi="Times New Roman"/>
-                <w:b w:val="false"/>
-                <w:bCs w:val="false"/>
-                <w:sz w:val="20"/>
-                <w:szCs w:val="20"/>
-              </w:rPr>
-              <w:t xml:space="preserve">Order editor</w:t>
-            </w:r>
-          </w:p>
-        </w:tc>
-        <w:tc>
-          <w:tcPr>
-            <w:tcW w:type="dxa" w:w="1500"/>
-            <w:tcMar>
-              <w:top w:type="dxa" w:w="40"/>
-              <w:left w:type="dxa" w:w="90"/>
-              <w:bottom w:type="dxa" w:w="40"/>
-              <w:right w:type="dxa" w:w="90"/>
-            </w:tcMar>
-            <w:vAlign w:val="center"/>
-          </w:tcPr>
-          <w:p>
-            <w:pPr>
-              <w:spacing w:after="20" w:before="20"/>
-              <w:jc w:val="left"/>
-            </w:pPr>
-            <w:r>
-              <w:rPr>
-                <w:rFonts w:ascii="Times New Roman" w:cs="Times New Roman" w:eastAsia="Times New Roman" w:hAnsi="Times New Roman"/>
-                <w:b w:val="false"/>
-                <w:bCs w:val="false"/>
-                <w:sz w:val="20"/>
-                <w:szCs w:val="20"/>
-              </w:rPr>
-              <w:t xml:space="preserve">Barista queue UI</w:t>
-            </w:r>
-          </w:p>
-        </w:tc>
-        <w:tc>
-          <w:tcPr>
-            <w:tcW w:type="dxa" w:w="1500"/>
-            <w:tcMar>
-              <w:top w:type="dxa" w:w="40"/>
-              <w:left w:type="dxa" w:w="90"/>
-              <w:bottom w:type="dxa" w:w="40"/>
-              <w:right w:type="dxa" w:w="90"/>
-            </w:tcMar>
-            <w:vAlign w:val="center"/>
-          </w:tcPr>
-          <w:p>
-            <w:pPr>
-              <w:spacing w:after="20" w:before="20"/>
-              <w:jc w:val="left"/>
-            </w:pPr>
-            <w:r>
-              <w:rPr>
-                <w:rFonts w:ascii="Times New Roman" w:cs="Times New Roman" w:eastAsia="Times New Roman" w:hAnsi="Times New Roman"/>
-                <w:b w:val="false"/>
-                <w:bCs w:val="false"/>
-                <w:sz w:val="20"/>
-                <w:szCs w:val="20"/>
-              </w:rPr>
-              <w:t xml:space="preserve">Dashboard</w:t>
             </w:r>
           </w:p>
         </w:tc>
@@ -15810,91 +15287,63 @@
                 <w:sz w:val="20"/>
                 <w:szCs w:val="20"/>
               </w:rPr>
+              <w:t xml:space="preserve">Edit, serve, cancel, cash payment</w:t>
+            </w:r>
+          </w:p>
+        </w:tc>
+        <w:tc>
+          <w:tcPr>
+            <w:tcW w:type="dxa" w:w="3000"/>
+            <w:tcMar>
+              <w:top w:type="dxa" w:w="40"/>
+              <w:left w:type="dxa" w:w="90"/>
+              <w:bottom w:type="dxa" w:w="40"/>
+              <w:right w:type="dxa" w:w="90"/>
+            </w:tcMar>
+            <w:vAlign w:val="center"/>
+          </w:tcPr>
+          <w:p>
+            <w:pPr>
+              <w:spacing w:after="20" w:before="20"/>
+              <w:jc w:val="left"/>
+            </w:pPr>
+            <w:r>
+              <w:rPr>
+                <w:rFonts w:ascii="Times New Roman" w:cs="Times New Roman" w:eastAsia="Times New Roman" w:hAnsi="Times New Roman"/>
+                <w:b w:val="false"/>
+                <w:bCs w:val="false"/>
+                <w:sz w:val="20"/>
+                <w:szCs w:val="20"/>
+              </w:rPr>
+              <w:t xml:space="preserve">Barista actions; Order history</w:t>
+            </w:r>
+          </w:p>
+        </w:tc>
+        <w:tc>
+          <w:tcPr>
+            <w:tcW w:type="dxa" w:w="1500"/>
+            <w:tcMar>
+              <w:top w:type="dxa" w:w="40"/>
+              <w:left w:type="dxa" w:w="90"/>
+              <w:bottom w:type="dxa" w:w="40"/>
+              <w:right w:type="dxa" w:w="90"/>
+            </w:tcMar>
+            <w:vAlign w:val="center"/>
+          </w:tcPr>
+          <w:p>
+            <w:pPr>
+              <w:spacing w:after="20" w:before="20"/>
+              <w:jc w:val="left"/>
+            </w:pPr>
+            <w:r>
+              <w:rPr>
+                <w:rFonts w:ascii="Times New Roman" w:cs="Times New Roman" w:eastAsia="Times New Roman" w:hAnsi="Times New Roman"/>
+                <w:b w:val="false"/>
+                <w:bCs w:val="false"/>
+                <w:sz w:val="20"/>
+                <w:szCs w:val="20"/>
+              </w:rPr>
               <w:t xml:space="preserve">Stock-in / adjust, history</w:t>
-            </w:r>
-          </w:p>
-        </w:tc>
-        <w:tc>
-          <w:tcPr>
-            <w:tcW w:type="dxa" w:w="1500"/>
-            <w:tcMar>
-              <w:top w:type="dxa" w:w="40"/>
-              <w:left w:type="dxa" w:w="90"/>
-              <w:bottom w:type="dxa" w:w="40"/>
-              <w:right w:type="dxa" w:w="90"/>
-            </w:tcMar>
-            <w:vAlign w:val="center"/>
-          </w:tcPr>
-          <w:p>
-            <w:pPr>
-              <w:spacing w:after="20" w:before="20"/>
-              <w:jc w:val="left"/>
-            </w:pPr>
-            <w:r>
-              <w:rPr>
-                <w:rFonts w:ascii="Times New Roman" w:cs="Times New Roman" w:eastAsia="Times New Roman" w:hAnsi="Times New Roman"/>
-                <w:b w:val="false"/>
-                <w:bCs w:val="false"/>
-                <w:sz w:val="20"/>
-                <w:szCs w:val="20"/>
-              </w:rPr>
-              <w:t xml:space="preserve">Edit, serve, cancel, cash payment</w:t>
-            </w:r>
-          </w:p>
-        </w:tc>
-        <w:tc>
-          <w:tcPr>
-            <w:tcW w:type="dxa" w:w="1500"/>
-            <w:tcMar>
-              <w:top w:type="dxa" w:w="40"/>
-              <w:left w:type="dxa" w:w="90"/>
-              <w:bottom w:type="dxa" w:w="40"/>
-              <w:right w:type="dxa" w:w="90"/>
-            </w:tcMar>
-            <w:vAlign w:val="center"/>
-          </w:tcPr>
-          <w:p>
-            <w:pPr>
-              <w:spacing w:after="20" w:before="20"/>
-              <w:jc w:val="left"/>
-            </w:pPr>
-            <w:r>
-              <w:rPr>
-                <w:rFonts w:ascii="Times New Roman" w:cs="Times New Roman" w:eastAsia="Times New Roman" w:hAnsi="Times New Roman"/>
-                <w:b w:val="false"/>
-                <w:bCs w:val="false"/>
-                <w:sz w:val="20"/>
-                <w:szCs w:val="20"/>
-              </w:rPr>
-              <w:t xml:space="preserve">Barista actions</w:t>
-            </w:r>
-          </w:p>
-        </w:tc>
-        <w:tc>
-          <w:tcPr>
-            <w:tcW w:type="dxa" w:w="1500"/>
-            <w:tcMar>
-              <w:top w:type="dxa" w:w="40"/>
-              <w:left w:type="dxa" w:w="90"/>
-              <w:bottom w:type="dxa" w:w="40"/>
-              <w:right w:type="dxa" w:w="90"/>
-            </w:tcMar>
-            <w:vAlign w:val="center"/>
-          </w:tcPr>
-          <w:p>
-            <w:pPr>
-              <w:spacing w:after="20" w:before="20"/>
-              <w:jc w:val="left"/>
-            </w:pPr>
-            <w:r>
-              <w:rPr>
-                <w:rFonts w:ascii="Times New Roman" w:cs="Times New Roman" w:eastAsia="Times New Roman" w:hAnsi="Times New Roman"/>
-                <w:b w:val="false"/>
-                <w:bCs w:val="false"/>
-                <w:sz w:val="20"/>
-                <w:szCs w:val="20"/>
-              </w:rPr>
-              <w:t xml:space="preserve">Order history</w:t>
             </w:r>
           </w:p>
         </w:tc>
@@ -15983,91 +15432,63 @@
                 <w:sz w:val="20"/>
                 <w:szCs w:val="20"/>
               </w:rPr>
+              <w:t xml:space="preserve">Vouchers, integrate stock + points</w:t>
+            </w:r>
+          </w:p>
+        </w:tc>
+        <w:tc>
+          <w:tcPr>
+            <w:tcW w:type="dxa" w:w="3000"/>
+            <w:tcMar>
+              <w:top w:type="dxa" w:w="40"/>
+              <w:left w:type="dxa" w:w="90"/>
+              <w:bottom w:type="dxa" w:w="40"/>
+              <w:right w:type="dxa" w:w="90"/>
+            </w:tcMar>
+            <w:vAlign w:val="center"/>
+          </w:tcPr>
+          <w:p>
+            <w:pPr>
+              <w:spacing w:after="20" w:before="20"/>
+              <w:jc w:val="left"/>
+            </w:pPr>
+            <w:r>
+              <w:rPr>
+                <w:rFonts w:ascii="Times New Roman" w:cs="Times New Roman" w:eastAsia="Times New Roman" w:hAnsi="Times New Roman"/>
+                <w:b w:val="false"/>
+                <w:bCs w:val="false"/>
+                <w:sz w:val="20"/>
+                <w:szCs w:val="20"/>
+              </w:rPr>
+              <w:t xml:space="preserve">Table QR, ready push; Loyalty sheets</w:t>
+            </w:r>
+          </w:p>
+        </w:tc>
+        <w:tc>
+          <w:tcPr>
+            <w:tcW w:type="dxa" w:w="1500"/>
+            <w:tcMar>
+              <w:top w:type="dxa" w:w="40"/>
+              <w:left w:type="dxa" w:w="90"/>
+              <w:bottom w:type="dxa" w:w="40"/>
+              <w:right w:type="dxa" w:w="90"/>
+            </w:tcMar>
+            <w:vAlign w:val="center"/>
+          </w:tcPr>
+          <w:p>
+            <w:pPr>
+              <w:spacing w:after="20" w:before="20"/>
+              <w:jc w:val="left"/>
+            </w:pPr>
+            <w:r>
+              <w:rPr>
+                <w:rFonts w:ascii="Times New Roman" w:cs="Times New Roman" w:eastAsia="Times New Roman" w:hAnsi="Times New Roman"/>
+                <w:b w:val="false"/>
+                <w:bCs w:val="false"/>
+                <w:sz w:val="20"/>
+                <w:szCs w:val="20"/>
+              </w:rPr>
               <w:t xml:space="preserve">Recipes, deduct helper</w:t>
-            </w:r>
-          </w:p>
-        </w:tc>
-        <w:tc>
-          <w:tcPr>
-            <w:tcW w:type="dxa" w:w="1500"/>
-            <w:tcMar>
-              <w:top w:type="dxa" w:w="40"/>
-              <w:left w:type="dxa" w:w="90"/>
-              <w:bottom w:type="dxa" w:w="40"/>
-              <w:right w:type="dxa" w:w="90"/>
-            </w:tcMar>
-            <w:vAlign w:val="center"/>
-          </w:tcPr>
-          <w:p>
-            <w:pPr>
-              <w:spacing w:after="20" w:before="20"/>
-              <w:jc w:val="left"/>
-            </w:pPr>
-            <w:r>
-              <w:rPr>
-                <w:rFonts w:ascii="Times New Roman" w:cs="Times New Roman" w:eastAsia="Times New Roman" w:hAnsi="Times New Roman"/>
-                <w:b w:val="false"/>
-                <w:bCs w:val="false"/>
-                <w:sz w:val="20"/>
-                <w:szCs w:val="20"/>
-              </w:rPr>
-              <w:t xml:space="preserve">Vouchers, integrate stock + points</w:t>
-            </w:r>
-          </w:p>
-        </w:tc>
-        <w:tc>
-          <w:tcPr>
-            <w:tcW w:type="dxa" w:w="1500"/>
-            <w:tcMar>
-              <w:top w:type="dxa" w:w="40"/>
-              <w:left w:type="dxa" w:w="90"/>
-              <w:bottom w:type="dxa" w:w="40"/>
-              <w:right w:type="dxa" w:w="90"/>
-            </w:tcMar>
-            <w:vAlign w:val="center"/>
-          </w:tcPr>
-          <w:p>
-            <w:pPr>
-              <w:spacing w:after="20" w:before="20"/>
-              <w:jc w:val="left"/>
-            </w:pPr>
-            <w:r>
-              <w:rPr>
-                <w:rFonts w:ascii="Times New Roman" w:cs="Times New Roman" w:eastAsia="Times New Roman" w:hAnsi="Times New Roman"/>
-                <w:b w:val="false"/>
-                <w:bCs w:val="false"/>
-                <w:sz w:val="20"/>
-                <w:szCs w:val="20"/>
-              </w:rPr>
-              <w:t xml:space="preserve">Table QR, ready push</w:t>
-            </w:r>
-          </w:p>
-        </w:tc>
-        <w:tc>
-          <w:tcPr>
-            <w:tcW w:type="dxa" w:w="1500"/>
-            <w:tcMar>
-              <w:top w:type="dxa" w:w="40"/>
-              <w:left w:type="dxa" w:w="90"/>
-              <w:bottom w:type="dxa" w:w="40"/>
-              <w:right w:type="dxa" w:w="90"/>
-            </w:tcMar>
-            <w:vAlign w:val="center"/>
-          </w:tcPr>
-          <w:p>
-            <w:pPr>
-              <w:spacing w:after="20" w:before="20"/>
-              <w:jc w:val="left"/>
-            </w:pPr>
-            <w:r>
-              <w:rPr>
-                <w:rFonts w:ascii="Times New Roman" w:cs="Times New Roman" w:eastAsia="Times New Roman" w:hAnsi="Times New Roman"/>
-                <w:b w:val="false"/>
-                <w:bCs w:val="false"/>
-                <w:sz w:val="20"/>
-                <w:szCs w:val="20"/>
-              </w:rPr>
-              <w:t xml:space="preserve">Loyalty sheets</w:t>
             </w:r>
           </w:p>
         </w:tc>
@@ -16156,91 +15577,63 @@
                 <w:sz w:val="20"/>
                 <w:szCs w:val="20"/>
               </w:rPr>
+              <w:t xml:space="preserve">VietQR, split payment, confirm, move/merge</w:t>
+            </w:r>
+          </w:p>
+        </w:tc>
+        <w:tc>
+          <w:tcPr>
+            <w:tcW w:type="dxa" w:w="3000"/>
+            <w:tcMar>
+              <w:top w:type="dxa" w:w="40"/>
+              <w:left w:type="dxa" w:w="90"/>
+              <w:bottom w:type="dxa" w:w="40"/>
+              <w:right w:type="dxa" w:w="90"/>
+            </w:tcMar>
+            <w:vAlign w:val="center"/>
+          </w:tcPr>
+          <w:p>
+            <w:pPr>
+              <w:spacing w:after="20" w:before="20"/>
+              <w:jc w:val="left"/>
+            </w:pPr>
+            <w:r>
+              <w:rPr>
+                <w:rFonts w:ascii="Times New Roman" w:cs="Times New Roman" w:eastAsia="Times New Roman" w:hAnsi="Times New Roman"/>
+                <w:b w:val="false"/>
+                <w:bCs w:val="false"/>
+                <w:sz w:val="20"/>
+                <w:szCs w:val="20"/>
+              </w:rPr>
+              <w:t xml:space="preserve">Customer QR ordering, low-stock push; Reports, vouchers, customers</w:t>
+            </w:r>
+          </w:p>
+        </w:tc>
+        <w:tc>
+          <w:tcPr>
+            <w:tcW w:type="dxa" w:w="1500"/>
+            <w:tcMar>
+              <w:top w:type="dxa" w:w="40"/>
+              <w:left w:type="dxa" w:w="90"/>
+              <w:bottom w:type="dxa" w:w="40"/>
+              <w:right w:type="dxa" w:w="90"/>
+            </w:tcMar>
+            <w:vAlign w:val="center"/>
+          </w:tcPr>
+          <w:p>
+            <w:pPr>
+              <w:spacing w:after="20" w:before="20"/>
+              <w:jc w:val="left"/>
+            </w:pPr>
+            <w:r>
+              <w:rPr>
+                <w:rFonts w:ascii="Times New Roman" w:cs="Times New Roman" w:eastAsia="Times New Roman" w:hAnsi="Times New Roman"/>
+                <w:b w:val="false"/>
+                <w:bCs w:val="false"/>
+                <w:sz w:val="20"/>
+                <w:szCs w:val="20"/>
+              </w:rPr>
               <w:t xml:space="preserve">Low-stock alert</w:t>
-            </w:r>
-          </w:p>
-        </w:tc>
-        <w:tc>
-          <w:tcPr>
-            <w:tcW w:type="dxa" w:w="1500"/>
-            <w:tcMar>
-              <w:top w:type="dxa" w:w="40"/>
-              <w:left w:type="dxa" w:w="90"/>
-              <w:bottom w:type="dxa" w:w="40"/>
-              <w:right w:type="dxa" w:w="90"/>
-            </w:tcMar>
-            <w:vAlign w:val="center"/>
-          </w:tcPr>
-          <w:p>
-            <w:pPr>
-              <w:spacing w:after="20" w:before="20"/>
-              <w:jc w:val="left"/>
-            </w:pPr>
-            <w:r>
-              <w:rPr>
-                <w:rFonts w:ascii="Times New Roman" w:cs="Times New Roman" w:eastAsia="Times New Roman" w:hAnsi="Times New Roman"/>
-                <w:b w:val="false"/>
-                <w:bCs w:val="false"/>
-                <w:sz w:val="20"/>
-                <w:szCs w:val="20"/>
-              </w:rPr>
-              <w:t xml:space="preserve">VietQR, split payment, confirm, move/merge</w:t>
-            </w:r>
-          </w:p>
-        </w:tc>
-        <w:tc>
-          <w:tcPr>
-            <w:tcW w:type="dxa" w:w="1500"/>
-            <w:tcMar>
-              <w:top w:type="dxa" w:w="40"/>
-              <w:left w:type="dxa" w:w="90"/>
-              <w:bottom w:type="dxa" w:w="40"/>
-              <w:right w:type="dxa" w:w="90"/>
-            </w:tcMar>
-            <w:vAlign w:val="center"/>
-          </w:tcPr>
-          <w:p>
-            <w:pPr>
-              <w:spacing w:after="20" w:before="20"/>
-              <w:jc w:val="left"/>
-            </w:pPr>
-            <w:r>
-              <w:rPr>
-                <w:rFonts w:ascii="Times New Roman" w:cs="Times New Roman" w:eastAsia="Times New Roman" w:hAnsi="Times New Roman"/>
-                <w:b w:val="false"/>
-                <w:bCs w:val="false"/>
-                <w:sz w:val="20"/>
-                <w:szCs w:val="20"/>
-              </w:rPr>
-              <w:t xml:space="preserve">Customer QR ordering, low-stock push</w:t>
-            </w:r>
-          </w:p>
-        </w:tc>
-        <w:tc>
-          <w:tcPr>
-            <w:tcW w:type="dxa" w:w="1500"/>
-            <w:tcMar>
-              <w:top w:type="dxa" w:w="40"/>
-              <w:left w:type="dxa" w:w="90"/>
-              <w:bottom w:type="dxa" w:w="40"/>
-              <w:right w:type="dxa" w:w="90"/>
-            </w:tcMar>
-            <w:vAlign w:val="center"/>
-          </w:tcPr>
-          <w:p>
-            <w:pPr>
-              <w:spacing w:after="20" w:before="20"/>
-              <w:jc w:val="left"/>
-            </w:pPr>
-            <w:r>
-              <w:rPr>
-                <w:rFonts w:ascii="Times New Roman" w:cs="Times New Roman" w:eastAsia="Times New Roman" w:hAnsi="Times New Roman"/>
-                <w:b w:val="false"/>
-                <w:bCs w:val="false"/>
-                <w:sz w:val="20"/>
-                <w:szCs w:val="20"/>
-              </w:rPr>
-              <w:t xml:space="preserve">Reports, vouchers, customers</w:t>
             </w:r>
           </w:p>
         </w:tc>
@@ -16329,91 +15722,63 @@
                 <w:sz w:val="20"/>
                 <w:szCs w:val="20"/>
               </w:rPr>
+              <w:t xml:space="preserve">Tests, receipt (P2)</w:t>
+            </w:r>
+          </w:p>
+        </w:tc>
+        <w:tc>
+          <w:tcPr>
+            <w:tcW w:type="dxa" w:w="3000"/>
+            <w:tcMar>
+              <w:top w:type="dxa" w:w="40"/>
+              <w:left w:type="dxa" w:w="90"/>
+              <w:bottom w:type="dxa" w:w="40"/>
+              <w:right w:type="dxa" w:w="90"/>
+            </w:tcMar>
+            <w:vAlign w:val="center"/>
+          </w:tcPr>
+          <w:p>
+            <w:pPr>
+              <w:spacing w:after="20" w:before="20"/>
+              <w:jc w:val="left"/>
+            </w:pPr>
+            <w:r>
+              <w:rPr>
+                <w:rFonts w:ascii="Times New Roman" w:cs="Times New Roman" w:eastAsia="Times New Roman" w:hAnsi="Times New Roman"/>
+                <w:b w:val="false"/>
+                <w:bCs w:val="false"/>
+                <w:sz w:val="20"/>
+                <w:szCs w:val="20"/>
+              </w:rPr>
+              <w:t xml:space="preserve">Tests, order status (P2); Full rules tests, export (P2)</w:t>
+            </w:r>
+          </w:p>
+        </w:tc>
+        <w:tc>
+          <w:tcPr>
+            <w:tcW w:type="dxa" w:w="1500"/>
+            <w:tcMar>
+              <w:top w:type="dxa" w:w="40"/>
+              <w:left w:type="dxa" w:w="90"/>
+              <w:bottom w:type="dxa" w:w="40"/>
+              <w:right w:type="dxa" w:w="90"/>
+            </w:tcMar>
+            <w:vAlign w:val="center"/>
+          </w:tcPr>
+          <w:p>
+            <w:pPr>
+              <w:spacing w:after="20" w:before="20"/>
+              <w:jc w:val="left"/>
+            </w:pPr>
+            <w:r>
+              <w:rPr>
+                <w:rFonts w:ascii="Times New Roman" w:cs="Times New Roman" w:eastAsia="Times New Roman" w:hAnsi="Times New Roman"/>
+                <w:b w:val="false"/>
+                <w:bCs w:val="false"/>
+                <w:sz w:val="20"/>
+                <w:szCs w:val="20"/>
+              </w:rPr>
               <w:t xml:space="preserve">Tests</w:t>
-            </w:r>
-          </w:p>
-        </w:tc>
-        <w:tc>
-          <w:tcPr>
-            <w:tcW w:type="dxa" w:w="1500"/>
-            <w:tcMar>
-              <w:top w:type="dxa" w:w="40"/>
-              <w:left w:type="dxa" w:w="90"/>
-              <w:bottom w:type="dxa" w:w="40"/>
-              <w:right w:type="dxa" w:w="90"/>
-            </w:tcMar>
-            <w:vAlign w:val="center"/>
-          </w:tcPr>
-          <w:p>
-            <w:pPr>
-              <w:spacing w:after="20" w:before="20"/>
-              <w:jc w:val="left"/>
-            </w:pPr>
-            <w:r>
-              <w:rPr>
-                <w:rFonts w:ascii="Times New Roman" w:cs="Times New Roman" w:eastAsia="Times New Roman" w:hAnsi="Times New Roman"/>
-                <w:b w:val="false"/>
-                <w:bCs w:val="false"/>
-                <w:sz w:val="20"/>
-                <w:szCs w:val="20"/>
-              </w:rPr>
-              <w:t xml:space="preserve">Tests, receipt (P2)</w:t>
-            </w:r>
-          </w:p>
-        </w:tc>
-        <w:tc>
-          <w:tcPr>
-            <w:tcW w:type="dxa" w:w="1500"/>
-            <w:tcMar>
-              <w:top w:type="dxa" w:w="40"/>
-              <w:left w:type="dxa" w:w="90"/>
-              <w:bottom w:type="dxa" w:w="40"/>
-              <w:right w:type="dxa" w:w="90"/>
-            </w:tcMar>
-            <w:vAlign w:val="center"/>
-          </w:tcPr>
-          <w:p>
-            <w:pPr>
-              <w:spacing w:after="20" w:before="20"/>
-              <w:jc w:val="left"/>
-            </w:pPr>
-            <w:r>
-              <w:rPr>
-                <w:rFonts w:ascii="Times New Roman" w:cs="Times New Roman" w:eastAsia="Times New Roman" w:hAnsi="Times New Roman"/>
-                <w:b w:val="false"/>
-                <w:bCs w:val="false"/>
-                <w:sz w:val="20"/>
-                <w:szCs w:val="20"/>
-              </w:rPr>
-              <w:t xml:space="preserve">Tests, order status (P2)</w:t>
-            </w:r>
-          </w:p>
-        </w:tc>
-        <w:tc>
-          <w:tcPr>
-            <w:tcW w:type="dxa" w:w="1500"/>
-            <w:tcMar>
-              <w:top w:type="dxa" w:w="40"/>
-              <w:left w:type="dxa" w:w="90"/>
-              <w:bottom w:type="dxa" w:w="40"/>
-              <w:right w:type="dxa" w:w="90"/>
-            </w:tcMar>
-            <w:vAlign w:val="center"/>
-          </w:tcPr>
-          <w:p>
-            <w:pPr>
-              <w:spacing w:after="20" w:before="20"/>
-              <w:jc w:val="left"/>
-            </w:pPr>
-            <w:r>
-              <w:rPr>
-                <w:rFonts w:ascii="Times New Roman" w:cs="Times New Roman" w:eastAsia="Times New Roman" w:hAnsi="Times New Roman"/>
-                <w:b w:val="false"/>
-                <w:bCs w:val="false"/>
-                <w:sz w:val="20"/>
-                <w:szCs w:val="20"/>
-              </w:rPr>
-              <w:t xml:space="preserve">Full rules tests, export (P2)</w:t>
             </w:r>
           </w:p>
         </w:tc>
@@ -16502,91 +15867,63 @@
                 <w:sz w:val="20"/>
                 <w:szCs w:val="20"/>
               </w:rPr>
+              <w:t xml:space="preserve">SRS/SDS: POS</w:t>
+            </w:r>
+          </w:p>
+        </w:tc>
+        <w:tc>
+          <w:tcPr>
+            <w:tcW w:type="dxa" w:w="3000"/>
+            <w:tcMar>
+              <w:top w:type="dxa" w:w="40"/>
+              <w:left w:type="dxa" w:w="90"/>
+              <w:bottom w:type="dxa" w:w="40"/>
+              <w:right w:type="dxa" w:w="90"/>
+            </w:tcMar>
+            <w:vAlign w:val="center"/>
+          </w:tcPr>
+          <w:p>
+            <w:pPr>
+              <w:spacing w:after="20" w:before="20"/>
+              <w:jc w:val="left"/>
+            </w:pPr>
+            <w:r>
+              <w:rPr>
+                <w:rFonts w:ascii="Times New Roman" w:cs="Times New Roman" w:eastAsia="Times New Roman" w:hAnsi="Times New Roman"/>
+                <w:b w:val="false"/>
+                <w:bCs w:val="false"/>
+                <w:sz w:val="20"/>
+                <w:szCs w:val="20"/>
+              </w:rPr>
+              <w:t xml:space="preserve">SRS/SDS: BAR, CUS, RPT, LOY</w:t>
+            </w:r>
+          </w:p>
+        </w:tc>
+        <w:tc>
+          <w:tcPr>
+            <w:tcW w:type="dxa" w:w="1500"/>
+            <w:tcMar>
+              <w:top w:type="dxa" w:w="40"/>
+              <w:left w:type="dxa" w:w="90"/>
+              <w:bottom w:type="dxa" w:w="40"/>
+              <w:right w:type="dxa" w:w="90"/>
+            </w:tcMar>
+            <w:vAlign w:val="center"/>
+          </w:tcPr>
+          <w:p>
+            <w:pPr>
+              <w:spacing w:after="20" w:before="20"/>
+              <w:jc w:val="left"/>
+            </w:pPr>
+            <w:r>
+              <w:rPr>
+                <w:rFonts w:ascii="Times New Roman" w:cs="Times New Roman" w:eastAsia="Times New Roman" w:hAnsi="Times New Roman"/>
+                <w:b w:val="false"/>
+                <w:bCs w:val="false"/>
+                <w:sz w:val="20"/>
+                <w:szCs w:val="20"/>
+              </w:rPr>
               <w:t xml:space="preserve">SRS/SDS: MENU, INV</w:t>
-            </w:r>
-          </w:p>
-        </w:tc>
-        <w:tc>
-          <w:tcPr>
-            <w:tcW w:type="dxa" w:w="1500"/>
-            <w:tcMar>
-              <w:top w:type="dxa" w:w="40"/>
-              <w:left w:type="dxa" w:w="90"/>
-              <w:bottom w:type="dxa" w:w="40"/>
-              <w:right w:type="dxa" w:w="90"/>
-            </w:tcMar>
-            <w:vAlign w:val="center"/>
-          </w:tcPr>
-          <w:p>
-            <w:pPr>
-              <w:spacing w:after="20" w:before="20"/>
-              <w:jc w:val="left"/>
-            </w:pPr>
-            <w:r>
-              <w:rPr>
-                <w:rFonts w:ascii="Times New Roman" w:cs="Times New Roman" w:eastAsia="Times New Roman" w:hAnsi="Times New Roman"/>
-                <w:b w:val="false"/>
-                <w:bCs w:val="false"/>
-                <w:sz w:val="20"/>
-                <w:szCs w:val="20"/>
-              </w:rPr>
-              <w:t xml:space="preserve">SRS/SDS: POS</w:t>
-            </w:r>
-          </w:p>
-        </w:tc>
-        <w:tc>
-          <w:tcPr>
-            <w:tcW w:type="dxa" w:w="1500"/>
-            <w:tcMar>
-              <w:top w:type="dxa" w:w="40"/>
-              <w:left w:type="dxa" w:w="90"/>
-              <w:bottom w:type="dxa" w:w="40"/>
-              <w:right w:type="dxa" w:w="90"/>
-            </w:tcMar>
-            <w:vAlign w:val="center"/>
-          </w:tcPr>
-          <w:p>
-            <w:pPr>
-              <w:spacing w:after="20" w:before="20"/>
-              <w:jc w:val="left"/>
-            </w:pPr>
-            <w:r>
-              <w:rPr>
-                <w:rFonts w:ascii="Times New Roman" w:cs="Times New Roman" w:eastAsia="Times New Roman" w:hAnsi="Times New Roman"/>
-                <w:b w:val="false"/>
-                <w:bCs w:val="false"/>
-                <w:sz w:val="20"/>
-                <w:szCs w:val="20"/>
-              </w:rPr>
-              <w:t xml:space="preserve">SRS/SDS: BAR, CUS</w:t>
-            </w:r>
-          </w:p>
-        </w:tc>
-        <w:tc>
-          <w:tcPr>
-            <w:tcW w:type="dxa" w:w="1500"/>
-            <w:tcMar>
-              <w:top w:type="dxa" w:w="40"/>
-              <w:left w:type="dxa" w:w="90"/>
-              <w:bottom w:type="dxa" w:w="40"/>
-              <w:right w:type="dxa" w:w="90"/>
-            </w:tcMar>
-            <w:vAlign w:val="center"/>
-          </w:tcPr>
-          <w:p>
-            <w:pPr>
-              <w:spacing w:after="20" w:before="20"/>
-              <w:jc w:val="left"/>
-            </w:pPr>
-            <w:r>
-              <w:rPr>
-                <w:rFonts w:ascii="Times New Roman" w:cs="Times New Roman" w:eastAsia="Times New Roman" w:hAnsi="Times New Roman"/>
-                <w:b w:val="false"/>
-                <w:bCs w:val="false"/>
-                <w:sz w:val="20"/>
-                <w:szCs w:val="20"/>
-              </w:rPr>
-              <w:t xml:space="preserve">SRS/SDS: RPT, LOY</w:t>
             </w:r>
           </w:p>
         </w:tc>
@@ -16658,7 +15995,7 @@
           <w:sz w:val="22"/>
           <w:szCs w:val="22"/>
         </w:rPr>
-        <w:t xml:space="preserve">Week 4 milestone: M3 + M4 run the end-to-end demo (create order → barista → served → cash payment) on 3 devices.</w:t>
+        <w:t xml:space="preserve">Week 4 milestone: M2 + M3 run the end-to-end demo (create order → barista → served → cash payment) on 3 devices.</w:t>
       </w:r>
     </w:p>
     <w:p>
@@ -16696,7 +16033,7 @@
           <w:sz w:val="22"/>
           <w:szCs w:val="22"/>
         </w:rPr>
-        <w:t xml:space="preserve">Week 8: each member writes the SRS / SDS sections of their modules; M5 prepares the demo seed data; the team records a backup demo video.</w:t>
+        <w:t xml:space="preserve">Week 8: each member writes the SRS / SDS sections of their modules; M3 prepares the demo seed data; the team records a backup demo video.</w:t>
       </w:r>
     </w:p>
     <w:p>

--- a/docs/BrewBoss_Task_Assignment.docx
+++ b/docs/BrewBoss_Task_Assignment.docx
@@ -47,7 +47,7 @@
           <w:sz w:val="22"/>
           <w:szCs w:val="22"/>
         </w:rPr>
-        <w:t xml:space="preserve">Document version 1.2 — 28/09/2026</w:t>
+        <w:t>Document version 1.3 — 28/09/2026</w:t>
       </w:r>
     </w:p>
     <w:p>
@@ -63,7 +63,7 @@
           <w:sz w:val="22"/>
           <w:szCs w:val="22"/>
         </w:rPr>
-        <w:t xml:space="preserve">Source: BrewBoss Product Brief v0.1 (§13, §14) and BrewBoss Use Case Specifications v1.1</w:t>
+        <w:t>Source: BrewBoss Product Brief v0.1 (§13, §14) and BrewBoss Use Case Specifications v1.2</w:t>
       </w:r>
     </w:p>
     <w:p>
@@ -78,7 +78,7 @@
           <w:sz w:val="22"/>
           <w:szCs w:val="22"/>
         </w:rPr>
-        <w:t xml:space="preserve">This document assigns every use case, screen and shared technical task to one of the four member slots (M1–M4); M4 is not assigned yet. Each member owns a vertical slice (UI → state → repository → Security Rules → tests) for their modules. Weeks follow the 8-week plan in brief §14.</w:t>
+        <w:t>This document assigns every use case, screen and shared technical task to one of the four member slots (M1–M4) — M1 Trần Ngọc Huy, M2 Phạm Khắc Nghĩa, M3 Nguyễn Bá Cường, M4 Lại Hữu Quang Anh (HE190282). Each member owns a vertical slice (UI → state → repository → Security Rules → tests) for their modules. Weeks follow the 8-week plan in brief §14.</w:t>
       </w:r>
     </w:p>
     <w:p>
@@ -843,7 +843,7 @@
                 <w:sz w:val="20"/>
                 <w:szCs w:val="20"/>
               </w:rPr>
-              <w:t xml:space="preserve">M4 – unassigned</w:t>
+              <w:t>M4 – Lại Hữu Quang Anh</w:t>
             </w:r>
           </w:p>
         </w:tc>
@@ -10526,7 +10526,7 @@
           <w:sz w:val="24"/>
           <w:szCs w:val="24"/>
         </w:rPr>
-        <w:t xml:space="preserve">M4 – unassigned: MENU, INV + shared models</w:t>
+        <w:t>M4 – Lại Hữu Quang Anh: MENU, INV + shared models</w:t>
       </w:r>
     </w:p>
     <w:tbl>
